--- a/pr-preview/pr-100/chapters/13-standardization-parametric-g-formula-tracked-changes.docx
+++ b/pr-preview/pr-100/chapters/13-standardization-parametric-g-formula-tracked-changes.docx
@@ -4163,16 +4163,6 @@
         </w:tc>
       </w:tr>
     </w:tbl>
-    <w:p>
-      <w:pPr>
-        <w:pStyle w:val="FirstParagraph"/>
-      </w:pPr>
-      <w:ins w:id="30" w:author="PR Preview" w:date="2024-01-01T00:00:00Z">
-        <w:r>
-          <w:t xml:space="preserve"> </w:t>
-        </w:r>
-      </w:ins>
-    </w:p>
     <w:tbl>
       <w:tblPr>
         <w:tblStyle w:val="Table"/>
@@ -4203,7 +4193,7 @@
           </w:tcPr>
           <w:p>
             <w:pPr>
-              <w:pStyle w:val="BodyText"/>
+              <w:pStyle w:val="FirstParagraph"/>
             </w:pPr>
             <w:pPr>
               <w:spacing w:before="0" w:after="0"/>
@@ -4278,6 +4268,9 @@
             <w:pPr>
               <w:pStyle w:val="BodyText"/>
             </w:pPr>
+            <w:pPr>
+              <w:spacing w:before="16" w:after="16"/>
+            </w:pPr>
             <w:r>
               <w:t xml:space="preserve">The conditional (on</w:t>
             </w:r>
@@ -4341,17 +4334,17 @@
       <w:pPr>
         <w:pStyle w:val="FirstParagraph"/>
       </w:pPr>
-      <w:ins w:id="33" w:author="PR Preview" w:date="2024-01-01T00:00:00Z">
+      <w:ins w:id="32" w:author="PR Preview" w:date="2024-01-01T00:00:00Z">
         <w:r>
           <w:t xml:space="preserve">We do</w:t>
         </w:r>
       </w:ins>
-      <w:ins w:id="33" w:author="PR Preview" w:date="2024-01-01T00:00:00Z">
+      <w:ins w:id="32" w:author="PR Preview" w:date="2024-01-01T00:00:00Z">
         <w:r>
           <w:t xml:space="preserve"> </w:t>
         </w:r>
       </w:ins>
-      <w:ins w:id="33" w:author="PR Preview" w:date="2024-01-01T00:00:00Z">
+      <w:ins w:id="32" w:author="PR Preview" w:date="2024-01-01T00:00:00Z">
         <w:r>
           <w:rPr>
             <w:b/>
@@ -4360,17 +4353,17 @@
           <w:t xml:space="preserve">not</w:t>
         </w:r>
       </w:ins>
-      <w:ins w:id="33" w:author="PR Preview" w:date="2024-01-01T00:00:00Z">
+      <w:ins w:id="32" w:author="PR Preview" w:date="2024-01-01T00:00:00Z">
         <w:r>
           <w:t xml:space="preserve"> </w:t>
         </w:r>
       </w:ins>
-      <w:ins w:id="33" w:author="PR Preview" w:date="2024-01-01T00:00:00Z">
+      <w:ins w:id="32" w:author="PR Preview" w:date="2024-01-01T00:00:00Z">
         <w:r>
           <w:t xml:space="preserve">need to estimate</w:t>
         </w:r>
       </w:ins>
-      <w:ins w:id="33" w:author="PR Preview" w:date="2024-01-01T00:00:00Z">
+      <w:ins w:id="32" w:author="PR Preview" w:date="2024-01-01T00:00:00Z">
         <w:r>
           <w:t xml:space="preserve"> </w:t>
         </w:r>
@@ -4407,7 +4400,7 @@
           <m:t>]</m:t>
         </m:r>
       </m:oMath>
-      <w:ins w:id="33" w:author="PR Preview" w:date="2024-01-01T00:00:00Z">
+      <w:ins w:id="32" w:author="PR Preview" w:date="2024-01-01T00:00:00Z">
         <w:r>
           <w:t xml:space="preserve">.</w:t>
         </w:r>
@@ -4709,7 +4702,7 @@
       <w:pPr>
         <w:pStyle w:val="FirstParagraph"/>
       </w:pPr>
-      <w:ins w:id="34" w:author="PR Preview" w:date="2024-01-01T00:00:00Z">
+      <w:ins w:id="33" w:author="PR Preview" w:date="2024-01-01T00:00:00Z">
         <w:r>
           <w:t xml:space="preserve"> </w:t>
         </w:r>
@@ -5036,12 +5029,12 @@
       <w:pPr>
         <w:pStyle w:val="BodyText"/>
       </w:pPr>
-      <w:ins w:id="35" w:author="PR Preview" w:date="2024-01-01T00:00:00Z">
+      <w:ins w:id="34" w:author="PR Preview" w:date="2024-01-01T00:00:00Z">
         <w:r>
           <w:t xml:space="preserve">By</w:t>
         </w:r>
       </w:ins>
-      <w:ins w:id="35" w:author="PR Preview" w:date="2024-01-01T00:00:00Z">
+      <w:ins w:id="34" w:author="PR Preview" w:date="2024-01-01T00:00:00Z">
         <w:r>
           <w:t xml:space="preserve"> </w:t>
         </w:r>
@@ -5054,17 +5047,17 @@
           <w:t xml:space="preserve">Proposition 1</w:t>
         </w:r>
       </w:hyperlink>
-      <w:ins w:id="35" w:author="PR Preview" w:date="2024-01-01T00:00:00Z">
+      <w:ins w:id="34" w:author="PR Preview" w:date="2024-01-01T00:00:00Z">
         <w:r>
           <w:t xml:space="preserve">, the standardized mean can be estimated by averaging the model predictions over the</w:t>
         </w:r>
       </w:ins>
-      <w:ins w:id="35" w:author="PR Preview" w:date="2024-01-01T00:00:00Z">
+      <w:ins w:id="34" w:author="PR Preview" w:date="2024-01-01T00:00:00Z">
         <w:r>
           <w:t xml:space="preserve"> </w:t>
         </w:r>
       </w:ins>
-      <w:ins w:id="35" w:author="PR Preview" w:date="2024-01-01T00:00:00Z">
+      <w:ins w:id="34" w:author="PR Preview" w:date="2024-01-01T00:00:00Z">
         <w:r>
           <w:rPr>
             <w:b/>
@@ -5073,17 +5066,17 @@
           <w:t xml:space="preserve">empirical distribution</w:t>
         </w:r>
       </w:ins>
-      <w:ins w:id="35" w:author="PR Preview" w:date="2024-01-01T00:00:00Z">
+      <w:ins w:id="34" w:author="PR Preview" w:date="2024-01-01T00:00:00Z">
         <w:r>
           <w:t xml:space="preserve"> </w:t>
         </w:r>
       </w:ins>
-      <w:ins w:id="35" w:author="PR Preview" w:date="2024-01-01T00:00:00Z">
+      <w:ins w:id="34" w:author="PR Preview" w:date="2024-01-01T00:00:00Z">
         <w:r>
           <w:t xml:space="preserve">of</w:t>
         </w:r>
       </w:ins>
-      <w:ins w:id="35" w:author="PR Preview" w:date="2024-01-01T00:00:00Z">
+      <w:ins w:id="34" w:author="PR Preview" w:date="2024-01-01T00:00:00Z">
         <w:r>
           <w:t xml:space="preserve"> </w:t>
         </w:r>
@@ -5093,7 +5086,7 @@
           <m:t>L</m:t>
         </m:r>
       </m:oMath>
-      <w:ins w:id="35" w:author="PR Preview" w:date="2024-01-01T00:00:00Z">
+      <w:ins w:id="34" w:author="PR Preview" w:date="2024-01-01T00:00:00Z">
         <w:r>
           <w:t xml:space="preserve">:</w:t>
         </w:r>
@@ -5271,12 +5264,12 @@
       <w:pPr>
         <w:pStyle w:val="BodyText"/>
       </w:pPr>
-      <w:ins w:id="38" w:author="PR Preview" w:date="2024-01-01T00:00:00Z">
+      <w:ins w:id="37" w:author="PR Preview" w:date="2024-01-01T00:00:00Z">
         <w:r>
           <w:t xml:space="preserve">Replacing</w:t>
         </w:r>
       </w:ins>
-      <w:ins w:id="38" w:author="PR Preview" w:date="2024-01-01T00:00:00Z">
+      <w:ins w:id="37" w:author="PR Preview" w:date="2024-01-01T00:00:00Z">
         <w:r>
           <w:t xml:space="preserve"> </w:t>
         </w:r>
@@ -5286,17 +5279,17 @@
           <m:t>g</m:t>
         </m:r>
       </m:oMath>
-      <w:ins w:id="38" w:author="PR Preview" w:date="2024-01-01T00:00:00Z">
+      <w:ins w:id="37" w:author="PR Preview" w:date="2024-01-01T00:00:00Z">
         <w:r>
           <w:t xml:space="preserve"> </w:t>
         </w:r>
       </w:ins>
-      <w:ins w:id="38" w:author="PR Preview" w:date="2024-01-01T00:00:00Z">
+      <w:ins w:id="37" w:author="PR Preview" w:date="2024-01-01T00:00:00Z">
         <w:r>
           <w:t xml:space="preserve">by its estimate</w:t>
         </w:r>
       </w:ins>
-      <w:ins w:id="38" w:author="PR Preview" w:date="2024-01-01T00:00:00Z">
+      <w:ins w:id="37" w:author="PR Preview" w:date="2024-01-01T00:00:00Z">
         <w:r>
           <w:t xml:space="preserve"> </w:t>
         </w:r>
@@ -5313,17 +5306,17 @@
           </m:e>
         </m:acc>
       </m:oMath>
-      <w:ins w:id="38" w:author="PR Preview" w:date="2024-01-01T00:00:00Z">
+      <w:ins w:id="37" w:author="PR Preview" w:date="2024-01-01T00:00:00Z">
         <w:r>
           <w:t xml:space="preserve"> </w:t>
         </w:r>
       </w:ins>
-      <w:ins w:id="38" w:author="PR Preview" w:date="2024-01-01T00:00:00Z">
+      <w:ins w:id="37" w:author="PR Preview" w:date="2024-01-01T00:00:00Z">
         <w:r>
           <w:t xml:space="preserve">and the distribution of</w:t>
         </w:r>
       </w:ins>
-      <w:ins w:id="38" w:author="PR Preview" w:date="2024-01-01T00:00:00Z">
+      <w:ins w:id="37" w:author="PR Preview" w:date="2024-01-01T00:00:00Z">
         <w:r>
           <w:t xml:space="preserve"> </w:t>
         </w:r>
@@ -5333,17 +5326,17 @@
           <m:t>L</m:t>
         </m:r>
       </m:oMath>
-      <w:ins w:id="38" w:author="PR Preview" w:date="2024-01-01T00:00:00Z">
+      <w:ins w:id="37" w:author="PR Preview" w:date="2024-01-01T00:00:00Z">
         <w:r>
           <w:t xml:space="preserve"> </w:t>
         </w:r>
       </w:ins>
-      <w:ins w:id="38" w:author="PR Preview" w:date="2024-01-01T00:00:00Z">
+      <w:ins w:id="37" w:author="PR Preview" w:date="2024-01-01T00:00:00Z">
         <w:r>
           <w:t xml:space="preserve">by the empirical distribution (mass</w:t>
         </w:r>
       </w:ins>
-      <w:ins w:id="38" w:author="PR Preview" w:date="2024-01-01T00:00:00Z">
+      <w:ins w:id="37" w:author="PR Preview" w:date="2024-01-01T00:00:00Z">
         <w:r>
           <w:t xml:space="preserve"> </w:t>
         </w:r>
@@ -5362,17 +5355,17 @@
           <m:t>n</m:t>
         </m:r>
       </m:oMath>
-      <w:ins w:id="38" w:author="PR Preview" w:date="2024-01-01T00:00:00Z">
+      <w:ins w:id="37" w:author="PR Preview" w:date="2024-01-01T00:00:00Z">
         <w:r>
           <w:t xml:space="preserve"> </w:t>
         </w:r>
       </w:ins>
-      <w:ins w:id="38" w:author="PR Preview" w:date="2024-01-01T00:00:00Z">
+      <w:ins w:id="37" w:author="PR Preview" w:date="2024-01-01T00:00:00Z">
         <w:r>
           <w:t xml:space="preserve">on each observed</w:t>
         </w:r>
       </w:ins>
-      <w:ins w:id="38" w:author="PR Preview" w:date="2024-01-01T00:00:00Z">
+      <w:ins w:id="37" w:author="PR Preview" w:date="2024-01-01T00:00:00Z">
         <w:r>
           <w:t xml:space="preserve"> </w:t>
         </w:r>
@@ -5391,12 +5384,12 @@
           </m:sub>
         </m:sSub>
       </m:oMath>
-      <w:ins w:id="38" w:author="PR Preview" w:date="2024-01-01T00:00:00Z">
+      <w:ins w:id="37" w:author="PR Preview" w:date="2024-01-01T00:00:00Z">
         <w:r>
           <w:t xml:space="preserve">) gives</w:t>
         </w:r>
       </w:ins>
-      <w:ins w:id="38" w:author="PR Preview" w:date="2024-01-01T00:00:00Z">
+      <w:ins w:id="37" w:author="PR Preview" w:date="2024-01-01T00:00:00Z">
         <w:r>
           <w:t xml:space="preserve"> </w:t>
         </w:r>
@@ -5472,7 +5465,7 @@
           <m:t>)</m:t>
         </m:r>
       </m:oMath>
-      <w:ins w:id="38" w:author="PR Preview" w:date="2024-01-01T00:00:00Z">
+      <w:ins w:id="37" w:author="PR Preview" w:date="2024-01-01T00:00:00Z">
         <w:r>
           <w:t xml:space="preserve">.</w:t>
         </w:r>
@@ -6629,16 +6622,6 @@
         </w:tc>
       </w:tr>
     </w:tbl>
-    <w:p>
-      <w:pPr>
-        <w:pStyle w:val="BodyText"/>
-      </w:pPr>
-      <w:ins w:id="45" w:author="PR Preview" w:date="2024-01-01T00:00:00Z">
-        <w:r>
-          <w:t xml:space="preserve"> </w:t>
-        </w:r>
-      </w:ins>
-    </w:p>
     <w:tbl>
       <w:tblPr>
         <w:tblStyle w:val="Table"/>
@@ -6744,6 +6727,9 @@
             <w:pPr>
               <w:pStyle w:val="BodyText"/>
             </w:pPr>
+            <w:pPr>
+              <w:spacing w:before="16" w:after="16"/>
+            </w:pPr>
             <w:r>
               <w:t xml:space="preserve">The two intervals in the book belong to different methods.</w:t>
             </w:r>
@@ -6838,16 +6824,6 @@
         </w:tc>
       </w:tr>
     </w:tbl>
-    <w:p>
-      <w:pPr>
-        <w:pStyle w:val="BodyText"/>
-      </w:pPr>
-      <w:ins w:id="46" w:author="PR Preview" w:date="2024-01-01T00:00:00Z">
-        <w:r>
-          <w:t xml:space="preserve"> </w:t>
-        </w:r>
-      </w:ins>
-    </w:p>
     <w:tbl>
       <w:tblPr>
         <w:tblStyle w:val="Table"/>
@@ -7568,16 +7544,6 @@
         </w:tc>
       </w:tr>
     </w:tbl>
-    <w:p>
-      <w:pPr>
-        <w:pStyle w:val="FirstParagraph"/>
-      </w:pPr>
-      <w:ins w:id="49" w:author="PR Preview" w:date="2024-01-01T00:00:00Z">
-        <w:r>
-          <w:t xml:space="preserve"> </w:t>
-        </w:r>
-      </w:ins>
-    </w:p>
     <w:tbl>
       <w:tblPr>
         <w:tblStyle w:val="Table"/>
@@ -7608,7 +7574,7 @@
           </w:tcPr>
           <w:p>
             <w:pPr>
-              <w:pStyle w:val="BodyText"/>
+              <w:pStyle w:val="FirstParagraph"/>
             </w:pPr>
             <w:pPr>
               <w:spacing w:before="0" w:after="0"/>
@@ -7921,7 +7887,7 @@
       <w:pPr>
         <w:pStyle w:val="BodyText"/>
       </w:pPr>
-      <w:ins w:id="52" w:author="PR Preview" w:date="2024-01-01T00:00:00Z">
+      <w:ins w:id="48" w:author="PR Preview" w:date="2024-01-01T00:00:00Z">
         <w:r>
           <w:t xml:space="preserve"> </w:t>
         </w:r>
@@ -8093,16 +8059,6 @@
         </w:tc>
       </w:tr>
     </w:tbl>
-    <w:p>
-      <w:pPr>
-        <w:pStyle w:val="FirstParagraph"/>
-      </w:pPr>
-      <w:ins w:id="53" w:author="PR Preview" w:date="2024-01-01T00:00:00Z">
-        <w:r>
-          <w:t xml:space="preserve"> </w:t>
-        </w:r>
-      </w:ins>
-    </w:p>
     <w:tbl>
       <w:tblPr>
         <w:tblStyle w:val="Table"/>
@@ -8133,7 +8089,7 @@
           </w:tcPr>
           <w:p>
             <w:pPr>
-              <w:pStyle w:val="BodyText"/>
+              <w:pStyle w:val="FirstParagraph"/>
             </w:pPr>
             <w:pPr>
               <w:spacing w:before="0" w:after="0"/>
@@ -8208,6 +8164,9 @@
             <w:pPr>
               <w:pStyle w:val="BodyText"/>
             </w:pPr>
+            <w:pPr>
+              <w:spacing w:before="16"/>
+            </w:pPr>
             <w:r>
               <w:t xml:space="preserve">Robins (1986)</w:t>
             </w:r>
@@ -8285,6 +8244,9 @@
           <w:p>
             <w:pPr>
               <w:pStyle w:val="BodyText"/>
+            </w:pPr>
+            <w:pPr>
+              <w:spacing w:after="16"/>
             </w:pPr>
             <w:r>
               <w:t xml:space="preserve">Part III defines the g-formula for time-varying treatments.</w:t>
@@ -8415,7 +8377,7 @@
       <w:pPr>
         <w:pStyle w:val="BodyText"/>
       </w:pPr>
-      <w:ins w:id="56" w:author="PR Preview" w:date="2024-01-01T00:00:00Z">
+      <w:ins w:id="51" w:author="PR Preview" w:date="2024-01-01T00:00:00Z">
         <w:r>
           <w:t xml:space="preserve"> </w:t>
         </w:r>
@@ -8606,7 +8568,7 @@
       <w:pPr>
         <w:pStyle w:val="FirstParagraph"/>
       </w:pPr>
-      <w:ins w:id="57" w:author="PR Preview" w:date="2024-01-01T00:00:00Z">
+      <w:ins w:id="52" w:author="PR Preview" w:date="2024-01-01T00:00:00Z">
         <w:r>
           <w:t xml:space="preserve"> </w:t>
         </w:r>
@@ -11768,7 +11730,7 @@
       <w:pPr>
         <w:pStyle w:val="BodyText"/>
       </w:pPr>
-      <w:ins w:id="65" w:author="PR Preview" w:date="2024-01-01T00:00:00Z">
+      <w:ins w:id="60" w:author="PR Preview" w:date="2024-01-01T00:00:00Z">
         <w:r>
           <w:t xml:space="preserve"> </w:t>
         </w:r>

--- a/pr-preview/pr-100/chapters/13-standardization-parametric-g-formula-tracked-changes.docx
+++ b/pr-preview/pr-100/chapters/13-standardization-parametric-g-formula-tracked-changes.docx
@@ -1558,27 +1558,432 @@
               <w:t xml:space="preserve"> </w:t>
             </w:r>
             <w:r>
-              <w:t xml:space="preserve">be discrete.</w:t>
-            </w:r>
-            <w:r>
-              <w:t xml:space="preserve"> </w:t>
-            </w:r>
-            <w:r>
-              <w:t xml:space="preserve">Under exchangeability and positivity given</w:t>
+              <w:t xml:space="preserve">be discrete, and fix a treatment level</w:t>
             </w:r>
             <w:r>
               <w:t xml:space="preserve"> </w:t>
             </w:r>
             <m:oMath>
               <m:r>
+                <m:t>a</m:t>
+              </m:r>
+            </m:oMath>
+            <w:r>
+              <w:t xml:space="preserve">.</w:t>
+            </w:r>
+            <w:r>
+              <w:t xml:space="preserve"> </w:t>
+            </w:r>
+            <w:r>
+              <w:t xml:space="preserve">Assume</w:t>
+            </w:r>
+          </w:p>
+          <w:p>
+            <w:pPr>
+              <w:pStyle w:val="Compact"/>
+              <w:numPr>
+                <w:ilvl w:val="0"/>
+                <w:numId w:val="1003"/>
+              </w:numPr>
+            </w:pPr>
+            <w:r>
+              <w:t xml:space="preserve">conditional exchangeability for the joint treatment</w:t>
+            </w:r>
+            <w:r>
+              <w:t xml:space="preserve"> </w:t>
+            </w:r>
+            <m:oMath>
+              <m:r>
+                <m:rPr>
+                  <m:sty m:val="p"/>
+                </m:rPr>
+                <m:t>(</m:t>
+              </m:r>
+              <m:r>
+                <m:t>A</m:t>
+              </m:r>
+              <m:r>
+                <m:rPr>
+                  <m:sty m:val="p"/>
+                </m:rPr>
+                <m:t>,</m:t>
+              </m:r>
+              <m:r>
+                <m:t>C</m:t>
+              </m:r>
+              <m:r>
+                <m:rPr>
+                  <m:sty m:val="p"/>
+                </m:rPr>
+                <m:t>)</m:t>
+              </m:r>
+            </m:oMath>
+            <w:r>
+              <w:t xml:space="preserve">:</w:t>
+            </w:r>
+            <w:r>
+              <w:t xml:space="preserve"> </w:t>
+            </w:r>
+            <m:oMath>
+              <m:sSup>
+                <m:e>
+                  <m:r>
+                    <m:t>Y</m:t>
+                  </m:r>
+                </m:e>
+                <m:sup>
+                  <m:r>
+                    <m:t>a</m:t>
+                  </m:r>
+                  <m:r>
+                    <m:rPr>
+                      <m:sty m:val="p"/>
+                    </m:rPr>
+                    <m:t>,</m:t>
+                  </m:r>
+                  <m:r>
+                    <m:t>c</m:t>
+                  </m:r>
+                  <m:r>
+                    <m:rPr>
+                      <m:sty m:val="p"/>
+                    </m:rPr>
+                    <m:t>=</m:t>
+                  </m:r>
+                  <m:r>
+                    <m:t>0</m:t>
+                  </m:r>
+                </m:sup>
+              </m:sSup>
+              <m:r>
+                <m:rPr>
+                  <m:sty m:val="p"/>
+                </m:rPr>
+                <m:t>⟂</m:t>
+              </m:r>
+              <m:r>
+                <m:t>​</m:t>
+              </m:r>
+              <m:r>
+                <m:t>​</m:t>
+              </m:r>
+              <m:r>
+                <m:t>​</m:t>
+              </m:r>
+              <m:r>
+                <m:rPr>
+                  <m:sty m:val="p"/>
+                </m:rPr>
+                <m:t>⟂</m:t>
+              </m:r>
+              <m:r>
+                <m:rPr>
+                  <m:sty m:val="p"/>
+                </m:rPr>
+                <m:t>(</m:t>
+              </m:r>
+              <m:r>
+                <m:t>A</m:t>
+              </m:r>
+              <m:r>
+                <m:rPr>
+                  <m:sty m:val="p"/>
+                </m:rPr>
+                <m:t>,</m:t>
+              </m:r>
+              <m:r>
+                <m:t>C</m:t>
+              </m:r>
+              <m:r>
+                <m:rPr>
+                  <m:sty m:val="p"/>
+                </m:rPr>
+                <m:t>)</m:t>
+              </m:r>
+              <m:r>
+                <m:rPr>
+                  <m:sty m:val="p"/>
+                </m:rPr>
+                <m:t>∣</m:t>
+              </m:r>
+              <m:r>
                 <m:t>L</m:t>
               </m:r>
             </m:oMath>
             <w:r>
-              <w:t xml:space="preserve"> </w:t>
-            </w:r>
-            <w:r>
-              <w:t xml:space="preserve">(plus consistency), the standardized mean of</w:t>
+              <w:t xml:space="preserve">;</w:t>
+            </w:r>
+          </w:p>
+          <w:p>
+            <w:pPr>
+              <w:pStyle w:val="Compact"/>
+              <w:numPr>
+                <w:ilvl w:val="0"/>
+                <w:numId w:val="1003"/>
+              </w:numPr>
+            </w:pPr>
+            <w:r>
+              <w:t xml:space="preserve">positivity:</w:t>
+            </w:r>
+            <w:r>
+              <w:t xml:space="preserve"> </w:t>
+            </w:r>
+            <m:oMath>
+              <m:r>
+                <m:rPr>
+                  <m:sty m:val="p"/>
+                </m:rPr>
+                <m:t>Pr</m:t>
+              </m:r>
+              <m:r>
+                <m:rPr>
+                  <m:sty m:val="p"/>
+                </m:rPr>
+                <m:t>[</m:t>
+              </m:r>
+              <m:r>
+                <m:t>A</m:t>
+              </m:r>
+              <m:r>
+                <m:rPr>
+                  <m:sty m:val="p"/>
+                </m:rPr>
+                <m:t>=</m:t>
+              </m:r>
+              <m:r>
+                <m:t>a</m:t>
+              </m:r>
+              <m:r>
+                <m:rPr>
+                  <m:sty m:val="p"/>
+                </m:rPr>
+                <m:t>,</m:t>
+              </m:r>
+              <m:r>
+                <m:t>C</m:t>
+              </m:r>
+              <m:r>
+                <m:rPr>
+                  <m:sty m:val="p"/>
+                </m:rPr>
+                <m:t>=</m:t>
+              </m:r>
+              <m:r>
+                <m:t>0</m:t>
+              </m:r>
+              <m:r>
+                <m:rPr>
+                  <m:sty m:val="p"/>
+                </m:rPr>
+                <m:t>∣</m:t>
+              </m:r>
+              <m:r>
+                <m:t>L</m:t>
+              </m:r>
+              <m:r>
+                <m:rPr>
+                  <m:sty m:val="p"/>
+                </m:rPr>
+                <m:t>=</m:t>
+              </m:r>
+              <m:r>
+                <m:t>l</m:t>
+              </m:r>
+              <m:r>
+                <m:rPr>
+                  <m:sty m:val="p"/>
+                </m:rPr>
+                <m:t>]</m:t>
+              </m:r>
+              <m:r>
+                <m:rPr>
+                  <m:sty m:val="p"/>
+                </m:rPr>
+                <m:t>&gt;</m:t>
+              </m:r>
+              <m:r>
+                <m:t>0</m:t>
+              </m:r>
+            </m:oMath>
+            <w:r>
+              <w:t xml:space="preserve"> </w:t>
+            </w:r>
+            <w:r>
+              <w:t xml:space="preserve">for every</w:t>
+            </w:r>
+            <w:r>
+              <w:t xml:space="preserve"> </w:t>
+            </w:r>
+            <m:oMath>
+              <m:r>
+                <m:t>l</m:t>
+              </m:r>
+            </m:oMath>
+            <w:r>
+              <w:t xml:space="preserve"> </w:t>
+            </w:r>
+            <w:r>
+              <w:t xml:space="preserve">with</w:t>
+            </w:r>
+            <w:r>
+              <w:t xml:space="preserve"> </w:t>
+            </w:r>
+            <m:oMath>
+              <m:r>
+                <m:rPr>
+                  <m:sty m:val="p"/>
+                </m:rPr>
+                <m:t>Pr</m:t>
+              </m:r>
+              <m:r>
+                <m:rPr>
+                  <m:sty m:val="p"/>
+                </m:rPr>
+                <m:t>[</m:t>
+              </m:r>
+              <m:r>
+                <m:t>L</m:t>
+              </m:r>
+              <m:r>
+                <m:rPr>
+                  <m:sty m:val="p"/>
+                </m:rPr>
+                <m:t>=</m:t>
+              </m:r>
+              <m:r>
+                <m:t>l</m:t>
+              </m:r>
+              <m:r>
+                <m:rPr>
+                  <m:sty m:val="p"/>
+                </m:rPr>
+                <m:t>]</m:t>
+              </m:r>
+              <m:r>
+                <m:rPr>
+                  <m:sty m:val="p"/>
+                </m:rPr>
+                <m:t>&gt;</m:t>
+              </m:r>
+              <m:r>
+                <m:t>0</m:t>
+              </m:r>
+            </m:oMath>
+            <w:r>
+              <w:t xml:space="preserve">;</w:t>
+            </w:r>
+          </w:p>
+          <w:p>
+            <w:pPr>
+              <w:pStyle w:val="Compact"/>
+              <w:numPr>
+                <w:ilvl w:val="0"/>
+                <w:numId w:val="1003"/>
+              </w:numPr>
+            </w:pPr>
+            <w:r>
+              <w:t xml:space="preserve">consistency:</w:t>
+            </w:r>
+            <w:r>
+              <w:t xml:space="preserve"> </w:t>
+            </w:r>
+            <m:oMath>
+              <m:sSup>
+                <m:e>
+                  <m:r>
+                    <m:t>Y</m:t>
+                  </m:r>
+                </m:e>
+                <m:sup>
+                  <m:r>
+                    <m:t>a</m:t>
+                  </m:r>
+                  <m:r>
+                    <m:rPr>
+                      <m:sty m:val="p"/>
+                    </m:rPr>
+                    <m:t>,</m:t>
+                  </m:r>
+                  <m:r>
+                    <m:t>c</m:t>
+                  </m:r>
+                  <m:r>
+                    <m:rPr>
+                      <m:sty m:val="p"/>
+                    </m:rPr>
+                    <m:t>=</m:t>
+                  </m:r>
+                  <m:r>
+                    <m:t>0</m:t>
+                  </m:r>
+                </m:sup>
+              </m:sSup>
+              <m:r>
+                <m:rPr>
+                  <m:sty m:val="p"/>
+                </m:rPr>
+                <m:t>=</m:t>
+              </m:r>
+              <m:r>
+                <m:t>Y</m:t>
+              </m:r>
+            </m:oMath>
+            <w:r>
+              <w:t xml:space="preserve"> </w:t>
+            </w:r>
+            <w:r>
+              <w:t xml:space="preserve">for every individual with</w:t>
+            </w:r>
+            <w:r>
+              <w:t xml:space="preserve"> </w:t>
+            </w:r>
+            <m:oMath>
+              <m:r>
+                <m:t>A</m:t>
+              </m:r>
+              <m:r>
+                <m:rPr>
+                  <m:sty m:val="p"/>
+                </m:rPr>
+                <m:t>=</m:t>
+              </m:r>
+              <m:r>
+                <m:t>a</m:t>
+              </m:r>
+            </m:oMath>
+            <w:r>
+              <w:t xml:space="preserve"> </w:t>
+            </w:r>
+            <w:r>
+              <w:t xml:space="preserve">and</w:t>
+            </w:r>
+            <w:r>
+              <w:t xml:space="preserve"> </w:t>
+            </w:r>
+            <m:oMath>
+              <m:r>
+                <m:t>C</m:t>
+              </m:r>
+              <m:r>
+                <m:rPr>
+                  <m:sty m:val="p"/>
+                </m:rPr>
+                <m:t>=</m:t>
+              </m:r>
+              <m:r>
+                <m:t>0</m:t>
+              </m:r>
+            </m:oMath>
+            <w:r>
+              <w:t xml:space="preserve">.</w:t>
+            </w:r>
+          </w:p>
+          <w:p>
+            <w:pPr>
+              <w:pStyle w:val="FirstParagraph"/>
+            </w:pPr>
+            <w:r>
+              <w:t xml:space="preserve">Then the standardized mean of</w:t>
             </w:r>
             <w:r>
               <w:t xml:space="preserve"> </w:t>
@@ -1648,20 +2053,6 @@
                   </m:sSup>
                 </m:e>
               </m:d>
-            </m:oMath>
-            <w:r>
-              <w:t xml:space="preserve"> </w:t>
-            </w:r>
-            <w:r>
-              <w:t xml:space="preserve">for each treatment level</w:t>
-            </w:r>
-            <w:r>
-              <w:t xml:space="preserve"> </w:t>
-            </w:r>
-            <m:oMath>
-              <m:r>
-                <m:t>a</m:t>
-              </m:r>
             </m:oMath>
             <w:r>
               <w:t xml:space="preserve">.</w:t>
@@ -2206,7 +2597,38 @@
                         <m:nor/>
                         <m:sty m:val="p"/>
                       </m:rPr>
-                      <m:t>(exchangeability given </m:t>
+                      <m:t>(exchangeability for </m:t>
+                    </m:r>
+                    <m:r>
+                      <m:rPr>
+                        <m:sty m:val="p"/>
+                      </m:rPr>
+                      <m:t>(</m:t>
+                    </m:r>
+                    <m:r>
+                      <m:t>A</m:t>
+                    </m:r>
+                    <m:r>
+                      <m:rPr>
+                        <m:sty m:val="p"/>
+                      </m:rPr>
+                      <m:t>,</m:t>
+                    </m:r>
+                    <m:r>
+                      <m:t>C</m:t>
+                    </m:r>
+                    <m:r>
+                      <m:rPr>
+                        <m:sty m:val="p"/>
+                      </m:rPr>
+                      <m:t>)</m:t>
+                    </m:r>
+                    <m:r>
+                      <m:rPr>
+                        <m:nor/>
+                        <m:sty m:val="p"/>
+                      </m:rPr>
+                      <m:t> given </m:t>
                     </m:r>
                     <m:r>
                       <m:t>L</m:t>
@@ -3075,7 +3497,7 @@
               <w:pStyle w:val="Compact"/>
               <w:numPr>
                 <w:ilvl w:val="0"/>
-                <w:numId w:val="1003"/>
+                <w:numId w:val="1004"/>
               </w:numPr>
             </w:pPr>
             <w:r>
@@ -3108,6 +3530,24 @@
               </m:r>
               <m:r>
                 <m:t>a</m:t>
+              </m:r>
+              <m:r>
+                <m:rPr>
+                  <m:sty m:val="p"/>
+                </m:rPr>
+                <m:t>,</m:t>
+              </m:r>
+              <m:r>
+                <m:t>C</m:t>
+              </m:r>
+              <m:r>
+                <m:rPr>
+                  <m:sty m:val="p"/>
+                </m:rPr>
+                <m:t>=</m:t>
+              </m:r>
+              <m:r>
+                <m:t>0</m:t>
               </m:r>
               <m:r>
                 <m:rPr>
@@ -3243,6 +3683,24 @@
                     <m:t>,</m:t>
                   </m:r>
                   <m:r>
+                    <m:t>C</m:t>
+                  </m:r>
+                  <m:r>
+                    <m:rPr>
+                      <m:sty m:val="p"/>
+                    </m:rPr>
+                    <m:t>=</m:t>
+                  </m:r>
+                  <m:r>
+                    <m:t>0</m:t>
+                  </m:r>
+                  <m:r>
+                    <m:rPr>
+                      <m:sty m:val="p"/>
+                    </m:rPr>
+                    <m:t>,</m:t>
+                  </m:r>
+                  <m:r>
                     <m:t>L</m:t>
                   </m:r>
                   <m:r>
@@ -3269,7 +3727,7 @@
               <w:pStyle w:val="Compact"/>
               <w:numPr>
                 <w:ilvl w:val="0"/>
-                <w:numId w:val="1003"/>
+                <w:numId w:val="1004"/>
               </w:numPr>
             </w:pPr>
             <w:r>
@@ -3313,7 +3771,7 @@
               <w:pStyle w:val="Compact"/>
               <w:numPr>
                 <w:ilvl w:val="0"/>
-                <w:numId w:val="1003"/>
+                <w:numId w:val="1004"/>
               </w:numPr>
             </w:pPr>
             <w:r>
@@ -3667,7 +4125,7 @@
               <w:pStyle w:val="Compact"/>
               <w:numPr>
                 <w:ilvl w:val="0"/>
-                <w:numId w:val="1004"/>
+                <w:numId w:val="1005"/>
               </w:numPr>
             </w:pPr>
             <w:r>
@@ -3701,7 +4159,7 @@
               <w:pStyle w:val="Compact"/>
               <w:numPr>
                 <w:ilvl w:val="0"/>
-                <w:numId w:val="1004"/>
+                <w:numId w:val="1005"/>
               </w:numPr>
             </w:pPr>
             <w:r>
@@ -3713,7 +4171,7 @@
               <w:pStyle w:val="Compact"/>
               <w:numPr>
                 <w:ilvl w:val="0"/>
-                <w:numId w:val="1004"/>
+                <w:numId w:val="1005"/>
               </w:numPr>
             </w:pPr>
             <w:r>
@@ -4008,7 +4466,7 @@
               <w:pStyle w:val="Compact"/>
               <w:numPr>
                 <w:ilvl w:val="0"/>
-                <w:numId w:val="1005"/>
+                <w:numId w:val="1006"/>
               </w:numPr>
             </w:pPr>
             <w:r>
@@ -4119,7 +4577,7 @@
               <w:pStyle w:val="Compact"/>
               <w:numPr>
                 <w:ilvl w:val="0"/>
-                <w:numId w:val="1005"/>
+                <w:numId w:val="1006"/>
               </w:numPr>
             </w:pPr>
             <w:r>
@@ -5601,7 +6059,7 @@
               <w:pStyle w:val="Compact"/>
               <w:numPr>
                 <w:ilvl w:val="0"/>
-                <w:numId w:val="1006"/>
+                <w:numId w:val="1007"/>
               </w:numPr>
             </w:pPr>
             <w:r>
@@ -5698,7 +6156,7 @@
               <w:pStyle w:val="Compact"/>
               <w:numPr>
                 <w:ilvl w:val="0"/>
-                <w:numId w:val="1006"/>
+                <w:numId w:val="1007"/>
               </w:numPr>
             </w:pPr>
             <w:r>
@@ -5737,7 +6195,7 @@
               <w:pStyle w:val="Compact"/>
               <w:numPr>
                 <w:ilvl w:val="0"/>
-                <w:numId w:val="1006"/>
+                <w:numId w:val="1007"/>
               </w:numPr>
             </w:pPr>
             <w:r>
@@ -5770,7 +6228,7 @@
               <w:pStyle w:val="Compact"/>
               <w:numPr>
                 <w:ilvl w:val="0"/>
-                <w:numId w:val="1006"/>
+                <w:numId w:val="1007"/>
               </w:numPr>
             </w:pPr>
             <w:r>
@@ -6538,7 +6996,7 @@
               <w:pStyle w:val="Compact"/>
               <w:numPr>
                 <w:ilvl w:val="0"/>
-                <w:numId w:val="1007"/>
+                <w:numId w:val="1008"/>
               </w:numPr>
             </w:pPr>
             <w:r>
@@ -6550,7 +7008,7 @@
               <w:pStyle w:val="Compact"/>
               <w:numPr>
                 <w:ilvl w:val="0"/>
-                <w:numId w:val="1007"/>
+                <w:numId w:val="1008"/>
               </w:numPr>
             </w:pPr>
             <w:r>
@@ -6562,7 +7020,7 @@
               <w:pStyle w:val="Compact"/>
               <w:numPr>
                 <w:ilvl w:val="0"/>
-                <w:numId w:val="1007"/>
+                <w:numId w:val="1008"/>
               </w:numPr>
             </w:pPr>
             <w:r>
@@ -6957,7 +7415,7 @@
               <w:pStyle w:val="Compact"/>
               <w:numPr>
                 <w:ilvl w:val="0"/>
-                <w:numId w:val="1008"/>
+                <w:numId w:val="1009"/>
               </w:numPr>
             </w:pPr>
             <w:r>
@@ -6978,74 +7436,6 @@
             </w:r>
             <w:r>
               <w:t xml:space="preserve">from the 1629 individuals (a bootstrap sample).</w:t>
-            </w:r>
-          </w:p>
-          <w:p>
-            <w:pPr>
-              <w:pStyle w:val="Compact"/>
-              <w:numPr>
-                <w:ilvl w:val="0"/>
-                <w:numId w:val="1008"/>
-              </w:numPr>
-            </w:pPr>
-            <w:r>
-              <w:t xml:space="preserve">Compute the effect estimate in the bootstrap sample with the same method (here, standardization).</w:t>
-            </w:r>
-          </w:p>
-          <w:p>
-            <w:pPr>
-              <w:pStyle w:val="Compact"/>
-              <w:numPr>
-                <w:ilvl w:val="0"/>
-                <w:numId w:val="1008"/>
-              </w:numPr>
-            </w:pPr>
-            <w:r>
-              <w:t xml:space="preserve">Repeat many times (the book uses 1000).</w:t>
-            </w:r>
-          </w:p>
-          <w:p>
-            <w:pPr>
-              <w:pStyle w:val="Compact"/>
-              <w:numPr>
-                <w:ilvl w:val="0"/>
-                <w:numId w:val="1008"/>
-              </w:numPr>
-            </w:pPr>
-            <w:r>
-              <w:t xml:space="preserve">The standard deviation of the bootstrap estimates estimates the standard error;</w:t>
-            </w:r>
-            <w:r>
-              <w:t xml:space="preserve"> </w:t>
-            </w:r>
-            <w:r>
-              <w:t xml:space="preserve">the 95% CI is the estimate</w:t>
-            </w:r>
-            <w:r>
-              <w:t xml:space="preserve"> </w:t>
-            </w:r>
-            <m:oMath>
-              <m:r>
-                <m:rPr>
-                  <m:sty m:val="p"/>
-                </m:rPr>
-                <m:t>±</m:t>
-              </m:r>
-              <m:r>
-                <m:t>1.96</m:t>
-              </m:r>
-              <m:r>
-                <m:rPr>
-                  <m:sty m:val="p"/>
-                </m:rPr>
-                <m:t>×</m:t>
-              </m:r>
-            </m:oMath>
-            <w:r>
-              <w:t xml:space="preserve"> </w:t>
-            </w:r>
-            <w:r>
-              <w:t xml:space="preserve">that standard error.</w:t>
             </w:r>
           </w:p>
           <w:p>
@@ -7057,19 +7447,7 @@
               </w:numPr>
             </w:pPr>
             <w:r>
-              <w:t xml:space="preserve">When an estimator’s limiting distribution is normal, Wald intervals with bootstrap standard errors are calibrated in large samples.</w:t>
-            </w:r>
-            <w:r>
-              <w:t xml:space="preserve"> </w:t>
-            </w:r>
-            <w:r>
-              <w:t xml:space="preserve">For IP weighted MSM estimates, the bootstrap interval is calibrated, whereas the robust (</w:t>
-            </w:r>
-            <w:r>
-              <w:t xml:space="preserve">“sandwich”</w:t>
-            </w:r>
-            <w:r>
-              <w:t xml:space="preserve">) variance from Chapter 12 often gives a conservative, wider interval.</w:t>
+              <w:t xml:space="preserve">Compute the effect estimate in the bootstrap sample with the same method (here, standardization).</w:t>
             </w:r>
           </w:p>
           <w:p>
@@ -7081,31 +7459,7 @@
               </w:numPr>
             </w:pPr>
             <w:r>
-              <w:t xml:space="preserve">Published analyses often use 200-500 bootstrap samples to save computation;</w:t>
-            </w:r>
-            <w:r>
-              <w:t xml:space="preserve"> </w:t>
-            </w:r>
-            <w:r>
-              <w:t xml:space="preserve">in this example that would have given an almost identical interval, but not necessarily in general.</w:t>
-            </w:r>
-            <w:r>
-              <w:t xml:space="preserve"> </w:t>
-            </w:r>
-            <w:r>
-              <w:t xml:space="preserve">The</w:t>
-            </w:r>
-            <w:r>
-              <w:t xml:space="preserve"> </w:t>
-            </w:r>
-            <w:r>
-              <w:t xml:space="preserve">“bag of little bootstraps”</w:t>
-            </w:r>
-            <w:r>
-              <w:t xml:space="preserve"> </w:t>
-            </w:r>
-            <w:r>
-              <w:t xml:space="preserve">(Kleiner et al. 2014) is a scalable alternative.</w:t>
+              <w:t xml:space="preserve">Repeat many times (the book uses 1000).</w:t>
             </w:r>
           </w:p>
           <w:p>
@@ -7117,6 +7471,110 @@
               </w:numPr>
             </w:pPr>
             <w:r>
+              <w:t xml:space="preserve">The standard deviation of the bootstrap estimates estimates the standard error;</w:t>
+            </w:r>
+            <w:r>
+              <w:t xml:space="preserve"> </w:t>
+            </w:r>
+            <w:r>
+              <w:t xml:space="preserve">the 95% CI is the estimate</w:t>
+            </w:r>
+            <w:r>
+              <w:t xml:space="preserve"> </w:t>
+            </w:r>
+            <m:oMath>
+              <m:r>
+                <m:rPr>
+                  <m:sty m:val="p"/>
+                </m:rPr>
+                <m:t>±</m:t>
+              </m:r>
+              <m:r>
+                <m:t>1.96</m:t>
+              </m:r>
+              <m:r>
+                <m:rPr>
+                  <m:sty m:val="p"/>
+                </m:rPr>
+                <m:t>×</m:t>
+              </m:r>
+            </m:oMath>
+            <w:r>
+              <w:t xml:space="preserve"> </w:t>
+            </w:r>
+            <w:r>
+              <w:t xml:space="preserve">that standard error.</w:t>
+            </w:r>
+          </w:p>
+          <w:p>
+            <w:pPr>
+              <w:pStyle w:val="Compact"/>
+              <w:numPr>
+                <w:ilvl w:val="0"/>
+                <w:numId w:val="1010"/>
+              </w:numPr>
+            </w:pPr>
+            <w:r>
+              <w:t xml:space="preserve">When an estimator’s limiting distribution is normal, Wald intervals with bootstrap standard errors are calibrated in large samples.</w:t>
+            </w:r>
+            <w:r>
+              <w:t xml:space="preserve"> </w:t>
+            </w:r>
+            <w:r>
+              <w:t xml:space="preserve">For IP weighted MSM estimates, the bootstrap interval is calibrated, whereas the robust (</w:t>
+            </w:r>
+            <w:r>
+              <w:t xml:space="preserve">“sandwich”</w:t>
+            </w:r>
+            <w:r>
+              <w:t xml:space="preserve">) variance from Chapter 12 often gives a conservative, wider interval.</w:t>
+            </w:r>
+          </w:p>
+          <w:p>
+            <w:pPr>
+              <w:pStyle w:val="Compact"/>
+              <w:numPr>
+                <w:ilvl w:val="0"/>
+                <w:numId w:val="1010"/>
+              </w:numPr>
+            </w:pPr>
+            <w:r>
+              <w:t xml:space="preserve">Published analyses often use 200-500 bootstrap samples to save computation;</w:t>
+            </w:r>
+            <w:r>
+              <w:t xml:space="preserve"> </w:t>
+            </w:r>
+            <w:r>
+              <w:t xml:space="preserve">in this example that would have given an almost identical interval, but not necessarily in general.</w:t>
+            </w:r>
+            <w:r>
+              <w:t xml:space="preserve"> </w:t>
+            </w:r>
+            <w:r>
+              <w:t xml:space="preserve">The</w:t>
+            </w:r>
+            <w:r>
+              <w:t xml:space="preserve"> </w:t>
+            </w:r>
+            <w:r>
+              <w:t xml:space="preserve">“bag of little bootstraps”</w:t>
+            </w:r>
+            <w:r>
+              <w:t xml:space="preserve"> </w:t>
+            </w:r>
+            <w:r>
+              <w:t xml:space="preserve">(Kleiner et al. 2014) is a scalable alternative.</w:t>
+            </w:r>
+          </w:p>
+          <w:p>
+            <w:pPr>
+              <w:pStyle w:val="Compact"/>
+              <w:numPr>
+                <w:ilvl w:val="0"/>
+                <w:numId w:val="1010"/>
+              </w:numPr>
+            </w:pPr>
+            <w:r>
               <w:t xml:space="preserve">Wasserman (2004) introduces the theory behind the bootstrap.</w:t>
             </w:r>
           </w:p>
@@ -7126,7 +7584,7 @@
     </w:tbl>
     <w:bookmarkEnd w:id="38"/>
     <w:bookmarkEnd w:id="39"/>
-    <w:bookmarkStart w:id="62" w:name="Xdf7cc00515c089cc558d74416aa7da53afc70fa"/>
+    <w:bookmarkStart w:id="63" w:name="Xdf7cc00515c089cc558d74416aa7da53afc70fa"/>
     <w:p>
       <w:pPr>
         <w:pStyle w:val="Heading2"/>
@@ -7197,7 +7655,7 @@
               <w:pStyle w:val="Compact"/>
               <w:numPr>
                 <w:ilvl w:val="0"/>
-                <w:numId w:val="1010"/>
+                <w:numId w:val="1011"/>
               </w:numPr>
             </w:pPr>
             <w:r>
@@ -7225,7 +7683,7 @@
               <w:pStyle w:val="Compact"/>
               <w:numPr>
                 <w:ilvl w:val="0"/>
-                <w:numId w:val="1010"/>
+                <w:numId w:val="1011"/>
               </w:numPr>
             </w:pPr>
             <w:r>
@@ -7250,7 +7708,7 @@
               <w:pStyle w:val="Compact"/>
               <w:numPr>
                 <w:ilvl w:val="1"/>
-                <w:numId w:val="1011"/>
+                <w:numId w:val="1012"/>
               </w:numPr>
             </w:pPr>
             <w:r>
@@ -7445,7 +7903,7 @@
               <w:pStyle w:val="Compact"/>
               <w:numPr>
                 <w:ilvl w:val="1"/>
-                <w:numId w:val="1011"/>
+                <w:numId w:val="1012"/>
               </w:numPr>
             </w:pPr>
             <w:r>
@@ -7533,7 +7991,7 @@
               <w:pStyle w:val="Compact"/>
               <w:numPr>
                 <w:ilvl w:val="0"/>
-                <w:numId w:val="1010"/>
+                <w:numId w:val="1011"/>
               </w:numPr>
             </w:pPr>
             <w:r>
@@ -7650,7 +8108,7 @@
               <w:pStyle w:val="Compact"/>
               <w:numPr>
                 <w:ilvl w:val="0"/>
-                <w:numId w:val="1012"/>
+                <w:numId w:val="1013"/>
               </w:numPr>
             </w:pPr>
             <w:r>
@@ -7678,7 +8136,7 @@
               <w:pStyle w:val="Compact"/>
               <w:numPr>
                 <w:ilvl w:val="0"/>
-                <w:numId w:val="1012"/>
+                <w:numId w:val="1013"/>
               </w:numPr>
             </w:pPr>
             <w:r>
@@ -7706,7 +8164,7 @@
               <w:pStyle w:val="Compact"/>
               <w:numPr>
                 <w:ilvl w:val="0"/>
-                <w:numId w:val="1012"/>
+                <w:numId w:val="1013"/>
               </w:numPr>
             </w:pPr>
             <w:r>
@@ -7731,7 +8189,7 @@
               <w:pStyle w:val="Compact"/>
               <w:numPr>
                 <w:ilvl w:val="0"/>
-                <w:numId w:val="1012"/>
+                <w:numId w:val="1013"/>
               </w:numPr>
             </w:pPr>
             <w:r>
@@ -7948,7 +8406,7 @@
               <w:pStyle w:val="Compact"/>
               <w:numPr>
                 <w:ilvl w:val="0"/>
-                <w:numId w:val="1013"/>
+                <w:numId w:val="1014"/>
               </w:numPr>
             </w:pPr>
             <w:r>
@@ -8037,7 +8495,7 @@
               <w:pStyle w:val="Compact"/>
               <w:numPr>
                 <w:ilvl w:val="0"/>
-                <w:numId w:val="1013"/>
+                <w:numId w:val="1014"/>
               </w:numPr>
             </w:pPr>
             <w:r>
@@ -8323,7 +8781,56 @@
               <w:t xml:space="preserve"> </w:t>
             </w:r>
             <w:r>
-              <w:t xml:space="preserve">An estimator that combines a treatment model and an outcome model is</w:t>
+              <w:t xml:space="preserve">An estimator of a counterfactual mean such as</w:t>
+            </w:r>
+            <w:r>
+              <w:t xml:space="preserve"> </w:t>
+            </w:r>
+            <m:oMath>
+              <m:r>
+                <m:rPr>
+                  <m:nor/>
+                  <m:sty m:val="p"/>
+                </m:rPr>
+                <m:t>E</m:t>
+              </m:r>
+              <m:d>
+                <m:dPr>
+                  <m:begChr m:val="["/>
+                  <m:sepChr m:val=""/>
+                  <m:endChr m:val="]"/>
+                  <m:grow/>
+                </m:dPr>
+                <m:e>
+                  <m:sSup>
+                    <m:e>
+                      <m:r>
+                        <m:t>Y</m:t>
+                      </m:r>
+                    </m:e>
+                    <m:sup>
+                      <m:r>
+                        <m:t>a</m:t>
+                      </m:r>
+                      <m:r>
+                        <m:rPr>
+                          <m:sty m:val="p"/>
+                        </m:rPr>
+                        <m:t>=</m:t>
+                      </m:r>
+                      <m:r>
+                        <m:t>1</m:t>
+                      </m:r>
+                    </m:sup>
+                  </m:sSup>
+                </m:e>
+              </m:d>
+            </m:oMath>
+            <w:r>
+              <w:t xml:space="preserve"> </w:t>
+            </w:r>
+            <w:r>
+              <w:t xml:space="preserve">that combines a treatment model and an outcome model is</w:t>
             </w:r>
             <w:r>
               <w:t xml:space="preserve"> </w:t>
@@ -8339,7 +8846,13 @@
               <w:t xml:space="preserve"> </w:t>
             </w:r>
             <w:r>
-              <w:t xml:space="preserve">if, under exchangeability and positivity given</w:t>
+              <w:t xml:space="preserve">if,</w:t>
+            </w:r>
+            <w:r>
+              <w:t xml:space="preserve"> </w:t>
+            </w:r>
+            <w:r>
+              <w:t xml:space="preserve">under the identifying conditions (conditional exchangeability and positivity given</w:t>
             </w:r>
             <w:r>
               <w:t xml:space="preserve"> </w:t>
@@ -8350,7 +8863,13 @@
               </m:r>
             </m:oMath>
             <w:r>
-              <w:t xml:space="preserve">, it is consistent when</w:t>
+              <w:t xml:space="preserve">, and consistency),</w:t>
+            </w:r>
+            <w:r>
+              <w:t xml:space="preserve"> </w:t>
+            </w:r>
+            <w:r>
+              <w:t xml:space="preserve">it is consistent for that counterfactual mean when</w:t>
             </w:r>
             <w:r>
               <w:t xml:space="preserve"> </w:t>
@@ -8366,7 +8885,126 @@
               <w:t xml:space="preserve"> </w:t>
             </w:r>
             <w:r>
-              <w:t xml:space="preserve">model is correct, without our knowing which.</w:t>
+              <w:t xml:space="preserve">model is correctly specified, without our knowing which.</w:t>
+            </w:r>
+            <w:r>
+              <w:t xml:space="preserve"> </w:t>
+            </w:r>
+            <w:r>
+              <w:t xml:space="preserve">(With censoring, replace</w:t>
+            </w:r>
+            <w:r>
+              <w:t xml:space="preserve"> </w:t>
+            </w:r>
+            <m:oMath>
+              <m:sSup>
+                <m:e>
+                  <m:r>
+                    <m:t>Y</m:t>
+                  </m:r>
+                </m:e>
+                <m:sup>
+                  <m:r>
+                    <m:t>a</m:t>
+                  </m:r>
+                </m:sup>
+              </m:sSup>
+            </m:oMath>
+            <w:r>
+              <w:t xml:space="preserve"> </w:t>
+            </w:r>
+            <w:r>
+              <w:t xml:space="preserve">by</w:t>
+            </w:r>
+            <w:r>
+              <w:t xml:space="preserve"> </w:t>
+            </w:r>
+            <m:oMath>
+              <m:sSup>
+                <m:e>
+                  <m:r>
+                    <m:t>Y</m:t>
+                  </m:r>
+                </m:e>
+                <m:sup>
+                  <m:r>
+                    <m:t>a</m:t>
+                  </m:r>
+                  <m:r>
+                    <m:rPr>
+                      <m:sty m:val="p"/>
+                    </m:rPr>
+                    <m:t>,</m:t>
+                  </m:r>
+                  <m:r>
+                    <m:t>c</m:t>
+                  </m:r>
+                  <m:r>
+                    <m:rPr>
+                      <m:sty m:val="p"/>
+                    </m:rPr>
+                    <m:t>=</m:t>
+                  </m:r>
+                  <m:r>
+                    <m:t>0</m:t>
+                  </m:r>
+                </m:sup>
+              </m:sSup>
+            </m:oMath>
+            <w:r>
+              <w:t xml:space="preserve"> </w:t>
+            </w:r>
+            <w:r>
+              <w:t xml:space="preserve">and</w:t>
+            </w:r>
+            <w:r>
+              <w:t xml:space="preserve"> </w:t>
+            </w:r>
+            <m:oMath>
+              <m:r>
+                <m:t>A</m:t>
+              </m:r>
+            </m:oMath>
+            <w:r>
+              <w:t xml:space="preserve"> </w:t>
+            </w:r>
+            <w:r>
+              <w:t xml:space="preserve">by the joint treatment</w:t>
+            </w:r>
+            <w:r>
+              <w:t xml:space="preserve"> </w:t>
+            </w:r>
+            <m:oMath>
+              <m:r>
+                <m:rPr>
+                  <m:sty m:val="p"/>
+                </m:rPr>
+                <m:t>(</m:t>
+              </m:r>
+              <m:r>
+                <m:t>A</m:t>
+              </m:r>
+              <m:r>
+                <m:rPr>
+                  <m:sty m:val="p"/>
+                </m:rPr>
+                <m:t>,</m:t>
+              </m:r>
+              <m:r>
+                <m:t>C</m:t>
+              </m:r>
+              <m:r>
+                <m:rPr>
+                  <m:sty m:val="p"/>
+                </m:rPr>
+                <m:t>)</m:t>
+              </m:r>
+            </m:oMath>
+            <w:r>
+              <w:t xml:space="preserve"> </w:t>
+            </w:r>
+            <w:r>
+              <w:t xml:space="preserve">throughout.)</w:t>
             </w:r>
           </w:p>
           <w:bookmarkEnd w:id="49"/>
@@ -8379,7 +9017,187 @@
       </w:pPr>
       <w:ins w:id="51" w:author="PR Preview" w:date="2024-01-01T00:00:00Z">
         <w:r>
+          <w:t xml:space="preserve">An estimator of a causal contrast, such as</w:t>
+        </w:r>
+      </w:ins>
+      <w:ins w:id="51" w:author="PR Preview" w:date="2024-01-01T00:00:00Z">
+        <w:r>
           <w:t xml:space="preserve"> </w:t>
+        </w:r>
+      </w:ins>
+      <m:oMath>
+        <m:r>
+          <m:rPr>
+            <m:nor/>
+            <m:sty m:val="p"/>
+          </m:rPr>
+          <m:t>E</m:t>
+        </m:r>
+        <m:d>
+          <m:dPr>
+            <m:begChr m:val="["/>
+            <m:sepChr m:val=""/>
+            <m:endChr m:val="]"/>
+            <m:grow/>
+          </m:dPr>
+          <m:e>
+            <m:sSup>
+              <m:e>
+                <m:r>
+                  <m:t>Y</m:t>
+                </m:r>
+              </m:e>
+              <m:sup>
+                <m:r>
+                  <m:t>a</m:t>
+                </m:r>
+                <m:r>
+                  <m:rPr>
+                    <m:sty m:val="p"/>
+                  </m:rPr>
+                  <m:t>=</m:t>
+                </m:r>
+                <m:r>
+                  <m:t>1</m:t>
+                </m:r>
+              </m:sup>
+            </m:sSup>
+          </m:e>
+        </m:d>
+        <m:r>
+          <m:rPr>
+            <m:sty m:val="p"/>
+          </m:rPr>
+          <m:t>−</m:t>
+        </m:r>
+        <m:r>
+          <m:rPr>
+            <m:nor/>
+            <m:sty m:val="p"/>
+          </m:rPr>
+          <m:t>E</m:t>
+        </m:r>
+        <m:d>
+          <m:dPr>
+            <m:begChr m:val="["/>
+            <m:sepChr m:val=""/>
+            <m:endChr m:val="]"/>
+            <m:grow/>
+          </m:dPr>
+          <m:e>
+            <m:sSup>
+              <m:e>
+                <m:r>
+                  <m:t>Y</m:t>
+                </m:r>
+              </m:e>
+              <m:sup>
+                <m:r>
+                  <m:t>a</m:t>
+                </m:r>
+                <m:r>
+                  <m:rPr>
+                    <m:sty m:val="p"/>
+                  </m:rPr>
+                  <m:t>=</m:t>
+                </m:r>
+                <m:r>
+                  <m:t>0</m:t>
+                </m:r>
+              </m:sup>
+            </m:sSup>
+          </m:e>
+        </m:d>
+      </m:oMath>
+      <w:ins w:id="51" w:author="PR Preview" w:date="2024-01-01T00:00:00Z">
+        <w:r>
+          <w:t xml:space="preserve">, built from doubly robust estimators (</w:t>
+        </w:r>
+      </w:ins>
+      <w:hyperlink w:anchor="def-doubly-robust">
+        <w:r>
+          <w:rPr>
+            <w:rStyle w:val="Hyperlink"/>
+          </w:rPr>
+          <w:t xml:space="preserve">Definition 4</w:t>
+        </w:r>
+      </w:hyperlink>
+      <w:ins w:id="51" w:author="PR Preview" w:date="2024-01-01T00:00:00Z">
+        <w:r>
+          <w:t xml:space="preserve">) of each counterfactual mean is then consistent for that contrast,</w:t>
+        </w:r>
+      </w:ins>
+      <w:ins w:id="51" w:author="PR Preview" w:date="2024-01-01T00:00:00Z">
+        <w:r>
+          <w:t xml:space="preserve"> </w:t>
+        </w:r>
+      </w:ins>
+      <w:ins w:id="51" w:author="PR Preview" w:date="2024-01-01T00:00:00Z">
+        <w:r>
+          <w:t xml:space="preserve">provided the identifying conditions hold for every treatment level in the contrast (here both</w:t>
+        </w:r>
+      </w:ins>
+      <w:ins w:id="51" w:author="PR Preview" w:date="2024-01-01T00:00:00Z">
+        <w:r>
+          <w:t xml:space="preserve"> </w:t>
+        </w:r>
+      </w:ins>
+      <m:oMath>
+        <m:r>
+          <m:t>a</m:t>
+        </m:r>
+        <m:r>
+          <m:rPr>
+            <m:sty m:val="p"/>
+          </m:rPr>
+          <m:t>=</m:t>
+        </m:r>
+        <m:r>
+          <m:t>1</m:t>
+        </m:r>
+      </m:oMath>
+      <w:ins w:id="51" w:author="PR Preview" w:date="2024-01-01T00:00:00Z">
+        <w:r>
+          <w:t xml:space="preserve"> </w:t>
+        </w:r>
+      </w:ins>
+      <w:ins w:id="51" w:author="PR Preview" w:date="2024-01-01T00:00:00Z">
+        <w:r>
+          <w:t xml:space="preserve">and</w:t>
+        </w:r>
+      </w:ins>
+      <w:ins w:id="51" w:author="PR Preview" w:date="2024-01-01T00:00:00Z">
+        <w:r>
+          <w:t xml:space="preserve"> </w:t>
+        </w:r>
+      </w:ins>
+      <m:oMath>
+        <m:r>
+          <m:t>a</m:t>
+        </m:r>
+        <m:r>
+          <m:rPr>
+            <m:sty m:val="p"/>
+          </m:rPr>
+          <m:t>=</m:t>
+        </m:r>
+        <m:r>
+          <m:t>0</m:t>
+        </m:r>
+      </m:oMath>
+      <w:ins w:id="51" w:author="PR Preview" w:date="2024-01-01T00:00:00Z">
+        <w:r>
+          <w:t xml:space="preserve">)</w:t>
+        </w:r>
+      </w:ins>
+      <w:ins w:id="51" w:author="PR Preview" w:date="2024-01-01T00:00:00Z">
+        <w:r>
+          <w:t xml:space="preserve"> </w:t>
+        </w:r>
+      </w:ins>
+      <w:ins w:id="51" w:author="PR Preview" w:date="2024-01-01T00:00:00Z">
+        <w:r>
+          <w:t xml:space="preserve">and, for each counterfactual mean, at least one of its two models is correctly specified.</w:t>
         </w:r>
       </w:ins>
     </w:p>
@@ -8489,7 +9307,7 @@
               <w:pStyle w:val="Compact"/>
               <w:numPr>
                 <w:ilvl w:val="0"/>
-                <w:numId w:val="1014"/>
+                <w:numId w:val="1015"/>
               </w:numPr>
             </w:pPr>
             <w:r>
@@ -8514,7 +9332,7 @@
               <w:pStyle w:val="Compact"/>
               <w:numPr>
                 <w:ilvl w:val="0"/>
-                <w:numId w:val="1014"/>
+                <w:numId w:val="1015"/>
               </w:numPr>
             </w:pPr>
             <w:r>
@@ -8553,7 +9371,7 @@
               <w:pStyle w:val="Compact"/>
               <w:numPr>
                 <w:ilvl w:val="0"/>
-                <w:numId w:val="1014"/>
+                <w:numId w:val="1015"/>
               </w:numPr>
             </w:pPr>
             <w:r>
@@ -8568,11 +9386,9 @@
       <w:pPr>
         <w:pStyle w:val="FirstParagraph"/>
       </w:pPr>
-      <w:ins w:id="52" w:author="PR Preview" w:date="2024-01-01T00:00:00Z">
-        <w:r>
-          <w:t xml:space="preserve"> </w:t>
-        </w:r>
-      </w:ins>
+      <w:r>
+        <w:t xml:space="preserve"> </w:t>
+      </w:r>
     </w:p>
     <w:tbl>
       <w:tblPr>
@@ -8714,7 +9530,7 @@
               <w:pStyle w:val="Compact"/>
               <w:numPr>
                 <w:ilvl w:val="0"/>
-                <w:numId w:val="1015"/>
+                <w:numId w:val="1016"/>
               </w:numPr>
             </w:pPr>
             <w:r>
@@ -8785,999 +9601,6 @@
             <w:r>
               <w:t xml:space="preserve">as in Chapter 12.</w:t>
             </w:r>
-          </w:p>
-          <w:p>
-            <w:pPr>
-              <w:pStyle w:val="Compact"/>
-              <w:numPr>
-                <w:ilvl w:val="0"/>
-                <w:numId w:val="1015"/>
-              </w:numPr>
-            </w:pPr>
-            <w:r>
-              <w:t xml:space="preserve">Fit an outcome model (a GLM with canonical link) for</w:t>
-            </w:r>
-            <w:r>
-              <w:t xml:space="preserve"> </w:t>
-            </w:r>
-            <m:oMath>
-              <m:r>
-                <m:rPr>
-                  <m:nor/>
-                  <m:sty m:val="p"/>
-                </m:rPr>
-                <m:t>E</m:t>
-              </m:r>
-              <m:d>
-                <m:dPr>
-                  <m:begChr m:val="["/>
-                  <m:sepChr m:val=""/>
-                  <m:endChr m:val="]"/>
-                  <m:grow/>
-                </m:dPr>
-                <m:e>
-                  <m:r>
-                    <m:t>Y</m:t>
-                  </m:r>
-                  <m:r>
-                    <m:rPr>
-                      <m:sty m:val="p"/>
-                    </m:rPr>
-                    <m:t>∣</m:t>
-                  </m:r>
-                  <m:r>
-                    <m:t>A</m:t>
-                  </m:r>
-                  <m:r>
-                    <m:rPr>
-                      <m:sty m:val="p"/>
-                    </m:rPr>
-                    <m:t>,</m:t>
-                  </m:r>
-                  <m:r>
-                    <m:t>L</m:t>
-                  </m:r>
-                  <m:r>
-                    <m:rPr>
-                      <m:sty m:val="p"/>
-                    </m:rPr>
-                    <m:t>,</m:t>
-                  </m:r>
-                  <m:r>
-                    <m:t>R</m:t>
-                  </m:r>
-                </m:e>
-              </m:d>
-            </m:oMath>
-            <w:r>
-              <w:t xml:space="preserve"> </w:t>
-            </w:r>
-            <w:r>
-              <w:t xml:space="preserve">that adds the covariate</w:t>
-            </w:r>
-            <w:r>
-              <w:t xml:space="preserve"> </w:t>
-            </w:r>
-            <m:oMath>
-              <m:r>
-                <m:t>R</m:t>
-              </m:r>
-              <m:r>
-                <m:rPr>
-                  <m:sty m:val="p"/>
-                </m:rPr>
-                <m:t>=</m:t>
-              </m:r>
-              <m:sSup>
-                <m:e>
-                  <m:r>
-                    <m:t>W</m:t>
-                  </m:r>
-                </m:e>
-                <m:sup>
-                  <m:r>
-                    <m:t>A</m:t>
-                  </m:r>
-                </m:sup>
-              </m:sSup>
-            </m:oMath>
-            <w:r>
-              <w:t xml:space="preserve"> </w:t>
-            </w:r>
-            <w:r>
-              <w:t xml:space="preserve">if</w:t>
-            </w:r>
-            <w:r>
-              <w:t xml:space="preserve"> </w:t>
-            </w:r>
-            <m:oMath>
-              <m:r>
-                <m:t>A</m:t>
-              </m:r>
-              <m:r>
-                <m:rPr>
-                  <m:sty m:val="p"/>
-                </m:rPr>
-                <m:t>=</m:t>
-              </m:r>
-              <m:r>
-                <m:t>1</m:t>
-              </m:r>
-            </m:oMath>
-            <w:r>
-              <w:t xml:space="preserve"> </w:t>
-            </w:r>
-            <w:r>
-              <w:t xml:space="preserve">and</w:t>
-            </w:r>
-            <w:r>
-              <w:t xml:space="preserve"> </w:t>
-            </w:r>
-            <m:oMath>
-              <m:r>
-                <m:t>R</m:t>
-              </m:r>
-              <m:r>
-                <m:rPr>
-                  <m:sty m:val="p"/>
-                </m:rPr>
-                <m:t>=</m:t>
-              </m:r>
-              <m:r>
-                <m:rPr>
-                  <m:sty m:val="p"/>
-                </m:rPr>
-                <m:t>−</m:t>
-              </m:r>
-              <m:sSup>
-                <m:e>
-                  <m:r>
-                    <m:t>W</m:t>
-                  </m:r>
-                </m:e>
-                <m:sup>
-                  <m:r>
-                    <m:t>A</m:t>
-                  </m:r>
-                </m:sup>
-              </m:sSup>
-            </m:oMath>
-            <w:r>
-              <w:t xml:space="preserve"> </w:t>
-            </w:r>
-            <w:r>
-              <w:t xml:space="preserve">if</w:t>
-            </w:r>
-            <w:r>
-              <w:t xml:space="preserve"> </w:t>
-            </w:r>
-            <m:oMath>
-              <m:r>
-                <m:t>A</m:t>
-              </m:r>
-              <m:r>
-                <m:rPr>
-                  <m:sty m:val="p"/>
-                </m:rPr>
-                <m:t>=</m:t>
-              </m:r>
-              <m:r>
-                <m:t>0</m:t>
-              </m:r>
-            </m:oMath>
-            <w:r>
-              <w:t xml:space="preserve">.</w:t>
-            </w:r>
-          </w:p>
-          <w:p>
-            <w:pPr>
-              <w:pStyle w:val="Compact"/>
-              <w:numPr>
-                <w:ilvl w:val="0"/>
-                <w:numId w:val="1015"/>
-              </w:numPr>
-            </w:pPr>
-            <w:r>
-              <w:t xml:space="preserve">Predict for everyone with</w:t>
-            </w:r>
-            <w:r>
-              <w:t xml:space="preserve"> </w:t>
-            </w:r>
-            <m:oMath>
-              <m:r>
-                <m:t>A</m:t>
-              </m:r>
-            </m:oMath>
-            <w:r>
-              <w:t xml:space="preserve"> </w:t>
-            </w:r>
-            <w:r>
-              <w:t xml:space="preserve">set to 1 and</w:t>
-            </w:r>
-            <w:r>
-              <w:t xml:space="preserve"> </w:t>
-            </w:r>
-            <m:oMath>
-              <m:r>
-                <m:t>R</m:t>
-              </m:r>
-            </m:oMath>
-            <w:r>
-              <w:t xml:space="preserve"> </w:t>
-            </w:r>
-            <w:r>
-              <w:t xml:space="preserve">recomputed at that value,</w:t>
-            </w:r>
-            <w:r>
-              <w:t xml:space="preserve"> </w:t>
-            </w:r>
-            <m:oMath>
-              <m:r>
-                <m:t>R</m:t>
-              </m:r>
-              <m:r>
-                <m:rPr>
-                  <m:sty m:val="p"/>
-                </m:rPr>
-                <m:t>=</m:t>
-              </m:r>
-              <m:r>
-                <m:t>1</m:t>
-              </m:r>
-              <m:r>
-                <m:rPr>
-                  <m:sty m:val="p"/>
-                </m:rPr>
-                <m:t>/</m:t>
-              </m:r>
-              <m:r>
-                <m:t>f</m:t>
-              </m:r>
-              <m:r>
-                <m:rPr>
-                  <m:sty m:val="p"/>
-                </m:rPr>
-                <m:t>(</m:t>
-              </m:r>
-              <m:r>
-                <m:t>1</m:t>
-              </m:r>
-              <m:r>
-                <m:rPr>
-                  <m:sty m:val="p"/>
-                </m:rPr>
-                <m:t>∣</m:t>
-              </m:r>
-              <m:r>
-                <m:t>L</m:t>
-              </m:r>
-              <m:r>
-                <m:rPr>
-                  <m:sty m:val="p"/>
-                </m:rPr>
-                <m:t>)</m:t>
-              </m:r>
-            </m:oMath>
-            <w:r>
-              <w:t xml:space="preserve">, and average;</w:t>
-            </w:r>
-            <w:r>
-              <w:t xml:space="preserve"> </w:t>
-            </w:r>
-            <w:r>
-              <w:t xml:space="preserve">repeat with</w:t>
-            </w:r>
-            <w:r>
-              <w:t xml:space="preserve"> </w:t>
-            </w:r>
-            <m:oMath>
-              <m:r>
-                <m:t>A</m:t>
-              </m:r>
-            </m:oMath>
-            <w:r>
-              <w:t xml:space="preserve"> </w:t>
-            </w:r>
-            <w:r>
-              <w:t xml:space="preserve">set to 0 and</w:t>
-            </w:r>
-            <w:r>
-              <w:t xml:space="preserve"> </w:t>
-            </w:r>
-            <m:oMath>
-              <m:r>
-                <m:t>R</m:t>
-              </m:r>
-              <m:r>
-                <m:rPr>
-                  <m:sty m:val="p"/>
-                </m:rPr>
-                <m:t>=</m:t>
-              </m:r>
-              <m:r>
-                <m:rPr>
-                  <m:sty m:val="p"/>
-                </m:rPr>
-                <m:t>−</m:t>
-              </m:r>
-              <m:r>
-                <m:t>1</m:t>
-              </m:r>
-              <m:r>
-                <m:rPr>
-                  <m:sty m:val="p"/>
-                </m:rPr>
-                <m:t>/</m:t>
-              </m:r>
-              <m:r>
-                <m:t>f</m:t>
-              </m:r>
-              <m:r>
-                <m:rPr>
-                  <m:sty m:val="p"/>
-                </m:rPr>
-                <m:t>(</m:t>
-              </m:r>
-              <m:r>
-                <m:t>0</m:t>
-              </m:r>
-              <m:r>
-                <m:rPr>
-                  <m:sty m:val="p"/>
-                </m:rPr>
-                <m:t>∣</m:t>
-              </m:r>
-              <m:r>
-                <m:t>L</m:t>
-              </m:r>
-              <m:r>
-                <m:rPr>
-                  <m:sty m:val="p"/>
-                </m:rPr>
-                <m:t>)</m:t>
-              </m:r>
-            </m:oMath>
-            <w:r>
-              <w:t xml:space="preserve">.</w:t>
-            </w:r>
-          </w:p>
-          <w:p>
-            <w:pPr>
-              <w:pStyle w:val="Compact"/>
-              <w:numPr>
-                <w:ilvl w:val="0"/>
-                <w:numId w:val="1015"/>
-              </w:numPr>
-            </w:pPr>
-            <w:r>
-              <w:t xml:space="preserve">The difference of the two averages is a doubly robust plug-in estimate of the average causal effect.</w:t>
-            </w:r>
-          </w:p>
-          <w:p>
-            <w:pPr>
-              <w:pStyle w:val="FirstParagraph"/>
-            </w:pPr>
-            <w:r>
-              <w:t xml:space="preserve">Equivalently,</w:t>
-            </w:r>
-            <w:r>
-              <w:t xml:space="preserve"> </w:t>
-            </w:r>
-            <m:oMath>
-              <m:r>
-                <m:t>R</m:t>
-              </m:r>
-              <m:r>
-                <m:rPr>
-                  <m:sty m:val="p"/>
-                </m:rPr>
-                <m:t>=</m:t>
-              </m:r>
-              <m:r>
-                <m:rPr>
-                  <m:sty m:val="p"/>
-                </m:rPr>
-                <m:t>{</m:t>
-              </m:r>
-              <m:r>
-                <m:t>I</m:t>
-              </m:r>
-              <m:r>
-                <m:rPr>
-                  <m:sty m:val="p"/>
-                </m:rPr>
-                <m:t>(</m:t>
-              </m:r>
-              <m:r>
-                <m:t>A</m:t>
-              </m:r>
-              <m:r>
-                <m:rPr>
-                  <m:sty m:val="p"/>
-                </m:rPr>
-                <m:t>=</m:t>
-              </m:r>
-              <m:r>
-                <m:t>1</m:t>
-              </m:r>
-              <m:r>
-                <m:rPr>
-                  <m:sty m:val="p"/>
-                </m:rPr>
-                <m:t>)</m:t>
-              </m:r>
-              <m:r>
-                <m:rPr>
-                  <m:sty m:val="p"/>
-                </m:rPr>
-                <m:t>−</m:t>
-              </m:r>
-              <m:r>
-                <m:t>I</m:t>
-              </m:r>
-              <m:r>
-                <m:rPr>
-                  <m:sty m:val="p"/>
-                </m:rPr>
-                <m:t>(</m:t>
-              </m:r>
-              <m:r>
-                <m:t>A</m:t>
-              </m:r>
-              <m:r>
-                <m:rPr>
-                  <m:sty m:val="p"/>
-                </m:rPr>
-                <m:t>=</m:t>
-              </m:r>
-              <m:r>
-                <m:t>0</m:t>
-              </m:r>
-              <m:r>
-                <m:rPr>
-                  <m:sty m:val="p"/>
-                </m:rPr>
-                <m:t>)</m:t>
-              </m:r>
-              <m:r>
-                <m:rPr>
-                  <m:sty m:val="p"/>
-                </m:rPr>
-                <m:t>}</m:t>
-              </m:r>
-              <m:r>
-                <m:rPr>
-                  <m:sty m:val="p"/>
-                </m:rPr>
-                <m:t>/</m:t>
-              </m:r>
-              <m:r>
-                <m:t>f</m:t>
-              </m:r>
-              <m:r>
-                <m:rPr>
-                  <m:sty m:val="p"/>
-                </m:rPr>
-                <m:t>(</m:t>
-              </m:r>
-              <m:r>
-                <m:t>A</m:t>
-              </m:r>
-              <m:r>
-                <m:rPr>
-                  <m:sty m:val="p"/>
-                </m:rPr>
-                <m:t>∣</m:t>
-              </m:r>
-              <m:r>
-                <m:t>L</m:t>
-              </m:r>
-              <m:r>
-                <m:rPr>
-                  <m:sty m:val="p"/>
-                </m:rPr>
-                <m:t>)</m:t>
-              </m:r>
-            </m:oMath>
-            <w:r>
-              <w:t xml:space="preserve">, which is the</w:t>
-            </w:r>
-            <w:r>
-              <w:t xml:space="preserve"> </w:t>
-            </w:r>
-            <w:r>
-              <w:t xml:space="preserve">“clever covariate”</w:t>
-            </w:r>
-            <w:r>
-              <w:t xml:space="preserve"> </w:t>
-            </w:r>
-            <w:r>
-              <w:t xml:space="preserve">of targeted minimum loss-based estimation (TMLE);</w:t>
-            </w:r>
-            <w:r>
-              <w:t xml:space="preserve"> </w:t>
-            </w:r>
-            <w:r>
-              <w:t xml:space="preserve">see the book’s Technical Point 13.3.</w:t>
-            </w:r>
-            <w:r>
-              <w:t xml:space="preserve"> </w:t>
-            </w:r>
-            <w:r>
-              <w:t xml:space="preserve">Including</w:t>
-            </w:r>
-            <w:r>
-              <w:t xml:space="preserve"> </w:t>
-            </w:r>
-            <m:oMath>
-              <m:r>
-                <m:t>R</m:t>
-              </m:r>
-            </m:oMath>
-            <w:r>
-              <w:t xml:space="preserve"> </w:t>
-            </w:r>
-            <w:r>
-              <w:t xml:space="preserve">makes the fitted model’s residuals, weighted by</w:t>
-            </w:r>
-            <w:r>
-              <w:t xml:space="preserve"> </w:t>
-            </w:r>
-            <m:oMath>
-              <m:r>
-                <m:t>R</m:t>
-              </m:r>
-            </m:oMath>
-            <w:r>
-              <w:t xml:space="preserve">, sum to zero, which is what makes the plug-in estimator doubly robust.</w:t>
-            </w:r>
-          </w:p>
-          <w:p/>
-        </w:tc>
-      </w:tr>
-    </w:tbl>
-    <w:p>
-      <w:pPr>
-        <w:pStyle w:val="BodyText"/>
-      </w:pPr>
-      <w:r>
-        <w:t xml:space="preserve"> </w:t>
-      </w:r>
-    </w:p>
-    <w:tbl>
-      <w:tblPr>
-        <w:tblStyle w:val="Table"/>
-        <w:tblLook w:firstRow="0" w:lastRow="0" w:firstColumn="0" w:lastColumn="0" w:noHBand="0" w:noVBand="0" w:val="0000"/>
-        <w:tblBorders>
-          <w:top w:val="single" w:sz="4" w:space="0" w:color="0758E5"/>
-          <w:left w:val="single" w:sz="24" w:space="0" w:color="0758E5"/>
-          <w:bottom w:val="single" w:sz="4" w:space="0" w:color="0758E5"/>
-          <w:right w:val="single" w:sz="4" w:space="0" w:color="0758E5"/>
-        </w:tblBorders>
-        <w:tblCellMar>
-          <w:left w:w="144" w:type="dxa"/>
-          <w:right w:w="144" w:type="dxa"/>
-        </w:tblCellMar>
-        <w:tblLook w:firstRow="0" w:lastRow="0" w:firstColumn="0" w:lastColumn="0" w:noHBand="0" w:noVBand="0" w:val="0000"/>
-      </w:tblPr>
-      <w:tr>
-        <w:trPr>
-          <w:cantSplit/>
-        </w:trPr>
-        <w:tc>
-          <w:tcPr>
-            <w:shd w:color="auto" w:fill="dae6fb" w:val="clear"/>
-            <w:tcMar>
-              <w:top w:w="92" w:type="dxa"/>
-              <w:bottom w:w="92" w:type="dxa"/>
-            </w:tcMar>
-          </w:tcPr>
-          <w:p>
-            <w:pPr>
-              <w:pStyle w:val="BodyText"/>
-            </w:pPr>
-            <w:pPr>
-              <w:spacing w:before="0" w:after="0"/>
-              <w:textAlignment w:val="center"/>
-            </w:pPr>
-            <w:r>
-              <w:drawing>
-                <wp:inline>
-                  <wp:extent cx="152400" cy="152400"/>
-                  <wp:effectExtent b="0" l="0" r="0" t="0"/>
-                  <wp:docPr descr="" title="" id="54" name="Picture"/>
-                  <a:graphic>
-                    <a:graphicData uri="http://schemas.openxmlformats.org/drawingml/2006/picture">
-                      <pic:pic>
-                        <pic:nvPicPr>
-                          <pic:cNvPr descr="/opt/quarto/share/formats/docx/note.png" id="55" name="Picture"/>
-                          <pic:cNvPicPr>
-                            <a:picLocks noChangeArrowheads="1" noChangeAspect="1"/>
-                          </pic:cNvPicPr>
-                        </pic:nvPicPr>
-                        <pic:blipFill>
-                          <a:blip r:embed="rId15"/>
-                          <a:stretch>
-                            <a:fillRect/>
-                          </a:stretch>
-                        </pic:blipFill>
-                        <pic:spPr bwMode="auto">
-                          <a:xfrm>
-                            <a:off x="0" y="0"/>
-                            <a:ext cx="152400" cy="152400"/>
-                          </a:xfrm>
-                          <a:prstGeom prst="rect">
-                            <a:avLst/>
-                          </a:prstGeom>
-                          <a:noFill/>
-                          <a:ln w="9525">
-                            <a:noFill/>
-                            <a:headEnd/>
-                            <a:tailEnd/>
-                          </a:ln>
-                        </pic:spPr>
-                      </pic:pic>
-                    </a:graphicData>
-                  </a:graphic>
-                </wp:inline>
-              </w:drawing>
-            </w:r>
-            <w:r>
-              <w:t xml:space="preserve"> </w:t>
-            </w:r>
-            <w:r>
-              <w:t xml:space="preserve"> </w:t>
-            </w:r>
-            <w:r>
-              <w:t xml:space="preserve">Technical Point 13.2: The Augmented IP Weighted Estimator</w:t>
-            </w:r>
-          </w:p>
-        </w:tc>
-      </w:tr>
-      <w:tr>
-        <w:trPr>
-          <w:cantSplit/>
-        </w:trPr>
-        <w:tc>
-          <w:tcPr>
-            <w:tcMar>
-              <w:top w:w="108" w:type="dxa"/>
-              <w:bottom w:w="108" w:type="dxa"/>
-            </w:tcMar>
-          </w:tcPr>
-          <w:p>
-            <w:pPr>
-              <w:pStyle w:val="BodyText"/>
-            </w:pPr>
-            <w:pPr>
-              <w:spacing w:before="16"/>
-            </w:pPr>
-            <w:r>
-              <w:t xml:space="preserve">For dichotomous</w:t>
-            </w:r>
-            <w:r>
-              <w:t xml:space="preserve"> </w:t>
-            </w:r>
-            <m:oMath>
-              <m:r>
-                <m:t>A</m:t>
-              </m:r>
-            </m:oMath>
-            <w:r>
-              <w:t xml:space="preserve">, write</w:t>
-            </w:r>
-            <w:r>
-              <w:t xml:space="preserve"> </w:t>
-            </w:r>
-            <m:oMath>
-              <m:r>
-                <m:t>b</m:t>
-              </m:r>
-              <m:r>
-                <m:rPr>
-                  <m:sty m:val="p"/>
-                </m:rPr>
-                <m:t>(</m:t>
-              </m:r>
-              <m:r>
-                <m:t>L</m:t>
-              </m:r>
-              <m:r>
-                <m:rPr>
-                  <m:sty m:val="p"/>
-                </m:rPr>
-                <m:t>)</m:t>
-              </m:r>
-              <m:r>
-                <m:rPr>
-                  <m:sty m:val="p"/>
-                </m:rPr>
-                <m:t>=</m:t>
-              </m:r>
-              <m:r>
-                <m:rPr>
-                  <m:nor/>
-                  <m:sty m:val="p"/>
-                </m:rPr>
-                <m:t>E</m:t>
-              </m:r>
-              <m:d>
-                <m:dPr>
-                  <m:begChr m:val="["/>
-                  <m:sepChr m:val=""/>
-                  <m:endChr m:val="]"/>
-                  <m:grow/>
-                </m:dPr>
-                <m:e>
-                  <m:r>
-                    <m:t>Y</m:t>
-                  </m:r>
-                  <m:r>
-                    <m:rPr>
-                      <m:sty m:val="p"/>
-                    </m:rPr>
-                    <m:t>∣</m:t>
-                  </m:r>
-                  <m:r>
-                    <m:t>A</m:t>
-                  </m:r>
-                  <m:r>
-                    <m:rPr>
-                      <m:sty m:val="p"/>
-                    </m:rPr>
-                    <m:t>=</m:t>
-                  </m:r>
-                  <m:r>
-                    <m:t>1</m:t>
-                  </m:r>
-                  <m:r>
-                    <m:rPr>
-                      <m:sty m:val="p"/>
-                    </m:rPr>
-                    <m:t>,</m:t>
-                  </m:r>
-                  <m:r>
-                    <m:t>L</m:t>
-                  </m:r>
-                </m:e>
-              </m:d>
-            </m:oMath>
-            <w:r>
-              <w:t xml:space="preserve"> </w:t>
-            </w:r>
-            <w:r>
-              <w:t xml:space="preserve">and</w:t>
-            </w:r>
-            <w:r>
-              <w:t xml:space="preserve"> </w:t>
-            </w:r>
-            <m:oMath>
-              <m:r>
-                <m:t>π</m:t>
-              </m:r>
-              <m:r>
-                <m:rPr>
-                  <m:sty m:val="p"/>
-                </m:rPr>
-                <m:t>(</m:t>
-              </m:r>
-              <m:r>
-                <m:t>L</m:t>
-              </m:r>
-              <m:r>
-                <m:rPr>
-                  <m:sty m:val="p"/>
-                </m:rPr>
-                <m:t>)</m:t>
-              </m:r>
-              <m:r>
-                <m:rPr>
-                  <m:sty m:val="p"/>
-                </m:rPr>
-                <m:t>=</m:t>
-              </m:r>
-              <m:r>
-                <m:rPr>
-                  <m:sty m:val="p"/>
-                </m:rPr>
-                <m:t>Pr</m:t>
-              </m:r>
-              <m:r>
-                <m:rPr>
-                  <m:sty m:val="p"/>
-                </m:rPr>
-                <m:t>[</m:t>
-              </m:r>
-              <m:r>
-                <m:t>A</m:t>
-              </m:r>
-              <m:r>
-                <m:rPr>
-                  <m:sty m:val="p"/>
-                </m:rPr>
-                <m:t>=</m:t>
-              </m:r>
-              <m:r>
-                <m:t>1</m:t>
-              </m:r>
-              <m:r>
-                <m:rPr>
-                  <m:sty m:val="p"/>
-                </m:rPr>
-                <m:t>∣</m:t>
-              </m:r>
-              <m:r>
-                <m:t>L</m:t>
-              </m:r>
-              <m:r>
-                <m:rPr>
-                  <m:sty m:val="p"/>
-                </m:rPr>
-                <m:t>]</m:t>
-              </m:r>
-            </m:oMath>
-            <w:r>
-              <w:t xml:space="preserve">.</w:t>
-            </w:r>
-            <w:r>
-              <w:t xml:space="preserve"> </w:t>
-            </w:r>
-            <w:r>
-              <w:t xml:space="preserve">Under the identifiability conditions,</w:t>
-            </w:r>
-          </w:p>
-          <w:p>
-            <w:pPr>
-              <w:pStyle w:val="BodyText"/>
-            </w:pPr>
-            <m:oMathPara>
-              <m:oMathParaPr>
-                <m:jc m:val="center"/>
-              </m:oMathParaPr>
-              <m:oMath>
-                <m:r>
-                  <m:rPr>
-                    <m:nor/>
-                    <m:sty m:val="p"/>
-                  </m:rPr>
-                  <m:t>E</m:t>
-                </m:r>
-                <m:d>
-                  <m:dPr>
-                    <m:begChr m:val="["/>
-                    <m:sepChr m:val=""/>
-                    <m:endChr m:val="]"/>
-                    <m:grow/>
-                  </m:dPr>
-                  <m:e>
-                    <m:sSup>
-                      <m:e>
-                        <m:r>
-                          <m:t>Y</m:t>
-                        </m:r>
-                      </m:e>
-                      <m:sup>
-                        <m:r>
-                          <m:t>a</m:t>
-                        </m:r>
-                        <m:r>
-                          <m:rPr>
-                            <m:sty m:val="p"/>
-                          </m:rPr>
-                          <m:t>=</m:t>
-                        </m:r>
-                        <m:r>
-                          <m:t>1</m:t>
-                        </m:r>
-                      </m:sup>
-                    </m:sSup>
-                  </m:e>
-                </m:d>
-                <m:r>
-                  <m:rPr>
-                    <m:sty m:val="p"/>
-                  </m:rPr>
-                  <m:t>=</m:t>
-                </m:r>
-                <m:r>
-                  <m:rPr>
-                    <m:nor/>
-                    <m:sty m:val="p"/>
-                  </m:rPr>
-                  <m:t>E</m:t>
-                </m:r>
-                <m:d>
-                  <m:dPr>
-                    <m:begChr m:val="["/>
-                    <m:sepChr m:val=""/>
-                    <m:endChr m:val="]"/>
-                    <m:grow/>
-                  </m:dPr>
-                  <m:e>
-                    <m:r>
-                      <m:t>b</m:t>
-                    </m:r>
-                    <m:r>
-                      <m:rPr>
-                        <m:sty m:val="p"/>
-                      </m:rPr>
-                      <m:t>(</m:t>
-                    </m:r>
-                    <m:r>
-                      <m:t>L</m:t>
-                    </m:r>
-                    <m:r>
-                      <m:rPr>
-                        <m:sty m:val="p"/>
-                      </m:rPr>
-                      <m:t>)</m:t>
-                    </m:r>
-                  </m:e>
-                </m:d>
-                <m:r>
-                  <m:rPr>
-                    <m:sty m:val="p"/>
-                  </m:rPr>
-                  <m:t>=</m:t>
-                </m:r>
-                <m:r>
-                  <m:rPr>
-                    <m:nor/>
-                    <m:sty m:val="p"/>
-                  </m:rPr>
-                  <m:t>E</m:t>
-                </m:r>
-                <m:d>
-                  <m:dPr>
-                    <m:begChr m:val="["/>
-                    <m:sepChr m:val=""/>
-                    <m:endChr m:val="]"/>
-                    <m:grow/>
-                  </m:dPr>
-                  <m:e>
-                    <m:f>
-                      <m:fPr>
-                        <m:type m:val="bar"/>
-                      </m:fPr>
-                      <m:num>
-                        <m:r>
-                          <m:t>A</m:t>
-                        </m:r>
-                        <m:r>
-                          <m:t>Y</m:t>
-                        </m:r>
-                      </m:num>
-                      <m:den>
-                        <m:r>
-                          <m:t>π</m:t>
-                        </m:r>
-                        <m:r>
-                          <m:rPr>
-                            <m:sty m:val="p"/>
-                          </m:rPr>
-                          <m:t>(</m:t>
-                        </m:r>
-                        <m:r>
-                          <m:t>L</m:t>
-                        </m:r>
-                        <m:r>
-                          <m:rPr>
-                            <m:sty m:val="p"/>
-                          </m:rPr>
-                          <m:t>)</m:t>
-                        </m:r>
-                      </m:den>
-                    </m:f>
-                  </m:e>
-                </m:d>
-                <m:r>
-                  <m:rPr>
-                    <m:sty m:val="p"/>
-                  </m:rPr>
-                  <m:t>.</m:t>
-                </m:r>
-              </m:oMath>
-            </m:oMathPara>
           </w:p>
           <w:p>
             <w:pPr>
@@ -9788,82 +9611,179 @@
               </w:numPr>
             </w:pPr>
             <w:r>
-              <w:t xml:space="preserve">Plug-in g-formula estimator:</w:t>
+              <w:t xml:space="preserve">Fit an outcome model (a GLM with canonical link) for</w:t>
             </w:r>
             <w:r>
               <w:t xml:space="preserve"> </w:t>
             </w:r>
             <m:oMath>
-              <m:f>
-                <m:fPr>
-                  <m:type m:val="bar"/>
-                </m:fPr>
-                <m:num>
-                  <m:r>
-                    <m:t>1</m:t>
-                  </m:r>
-                </m:num>
-                <m:den>
-                  <m:r>
-                    <m:t>n</m:t>
-                  </m:r>
-                </m:den>
-              </m:f>
-              <m:nary>
-                <m:naryPr>
-                  <m:chr m:val="∑"/>
-                  <m:limLoc m:val="undOvr"/>
-                  <m:subHide m:val="off"/>
-                  <m:supHide m:val="on"/>
-                </m:naryPr>
-                <m:sub>
-                  <m:r>
-                    <m:t>i</m:t>
-                  </m:r>
-                </m:sub>
+              <m:r>
+                <m:rPr>
+                  <m:nor/>
+                  <m:sty m:val="p"/>
+                </m:rPr>
+                <m:t>E</m:t>
+              </m:r>
+              <m:d>
+                <m:dPr>
+                  <m:begChr m:val="["/>
+                  <m:sepChr m:val=""/>
+                  <m:endChr m:val="]"/>
+                  <m:grow/>
+                </m:dPr>
+                <m:e>
+                  <m:r>
+                    <m:t>Y</m:t>
+                  </m:r>
+                  <m:r>
+                    <m:rPr>
+                      <m:sty m:val="p"/>
+                    </m:rPr>
+                    <m:t>∣</m:t>
+                  </m:r>
+                  <m:r>
+                    <m:t>A</m:t>
+                  </m:r>
+                  <m:r>
+                    <m:rPr>
+                      <m:sty m:val="p"/>
+                    </m:rPr>
+                    <m:t>,</m:t>
+                  </m:r>
+                  <m:r>
+                    <m:t>L</m:t>
+                  </m:r>
+                  <m:r>
+                    <m:rPr>
+                      <m:sty m:val="p"/>
+                    </m:rPr>
+                    <m:t>,</m:t>
+                  </m:r>
+                  <m:r>
+                    <m:t>R</m:t>
+                  </m:r>
+                </m:e>
+              </m:d>
+            </m:oMath>
+            <w:r>
+              <w:t xml:space="preserve"> </w:t>
+            </w:r>
+            <w:r>
+              <w:t xml:space="preserve">that adds the covariate</w:t>
+            </w:r>
+            <w:r>
+              <w:t xml:space="preserve"> </w:t>
+            </w:r>
+            <m:oMath>
+              <m:r>
+                <m:t>R</m:t>
+              </m:r>
+              <m:r>
+                <m:rPr>
+                  <m:sty m:val="p"/>
+                </m:rPr>
+                <m:t>=</m:t>
+              </m:r>
+              <m:sSup>
+                <m:e>
+                  <m:r>
+                    <m:t>W</m:t>
+                  </m:r>
+                </m:e>
                 <m:sup>
                   <m:r>
-                    <m:t>​</m:t>
+                    <m:t>A</m:t>
                   </m:r>
                 </m:sup>
+              </m:sSup>
+            </m:oMath>
+            <w:r>
+              <w:t xml:space="preserve"> </w:t>
+            </w:r>
+            <w:r>
+              <w:t xml:space="preserve">if</w:t>
+            </w:r>
+            <w:r>
+              <w:t xml:space="preserve"> </w:t>
+            </w:r>
+            <m:oMath>
+              <m:r>
+                <m:t>A</m:t>
+              </m:r>
+              <m:r>
+                <m:rPr>
+                  <m:sty m:val="p"/>
+                </m:rPr>
+                <m:t>=</m:t>
+              </m:r>
+              <m:r>
+                <m:t>1</m:t>
+              </m:r>
+            </m:oMath>
+            <w:r>
+              <w:t xml:space="preserve"> </w:t>
+            </w:r>
+            <w:r>
+              <w:t xml:space="preserve">and</w:t>
+            </w:r>
+            <w:r>
+              <w:t xml:space="preserve"> </w:t>
+            </w:r>
+            <m:oMath>
+              <m:r>
+                <m:t>R</m:t>
+              </m:r>
+              <m:r>
+                <m:rPr>
+                  <m:sty m:val="p"/>
+                </m:rPr>
+                <m:t>=</m:t>
+              </m:r>
+              <m:r>
+                <m:rPr>
+                  <m:sty m:val="p"/>
+                </m:rPr>
+                <m:t>−</m:t>
+              </m:r>
+              <m:sSup>
                 <m:e>
-                  <m:acc>
-                    <m:accPr>
-                      <m:chr m:val="̂"/>
-                    </m:accPr>
-                    <m:e>
-                      <m:r>
-                        <m:t>b</m:t>
-                      </m:r>
-                    </m:e>
-                  </m:acc>
+                  <m:r>
+                    <m:t>W</m:t>
+                  </m:r>
                 </m:e>
-              </m:nary>
-              <m:r>
-                <m:rPr>
-                  <m:sty m:val="p"/>
-                </m:rPr>
-                <m:t>(</m:t>
-              </m:r>
-              <m:sSub>
-                <m:e>
-                  <m:r>
-                    <m:t>L</m:t>
-                  </m:r>
-                </m:e>
-                <m:sub>
-                  <m:r>
-                    <m:t>i</m:t>
-                  </m:r>
-                </m:sub>
-              </m:sSub>
-              <m:r>
-                <m:rPr>
-                  <m:sty m:val="p"/>
-                </m:rPr>
-                <m:t>)</m:t>
-              </m:r>
+                <m:sup>
+                  <m:r>
+                    <m:t>A</m:t>
+                  </m:r>
+                </m:sup>
+              </m:sSup>
             </m:oMath>
+            <w:r>
+              <w:t xml:space="preserve"> </w:t>
+            </w:r>
+            <w:r>
+              <w:t xml:space="preserve">if</w:t>
+            </w:r>
+            <w:r>
+              <w:t xml:space="preserve"> </w:t>
+            </w:r>
+            <m:oMath>
+              <m:r>
+                <m:t>A</m:t>
+              </m:r>
+              <m:r>
+                <m:rPr>
+                  <m:sty m:val="p"/>
+                </m:rPr>
+                <m:t>=</m:t>
+              </m:r>
+              <m:r>
+                <m:t>0</m:t>
+              </m:r>
+            </m:oMath>
+            <w:r>
+              <w:t xml:space="preserve">.</w:t>
+            </w:r>
           </w:p>
           <w:p>
             <w:pPr>
@@ -9874,105 +9794,79 @@
               </w:numPr>
             </w:pPr>
             <w:r>
-              <w:t xml:space="preserve">Horvitz-Thompson IP weighted estimator:</w:t>
+              <w:t xml:space="preserve">Predict for everyone with</w:t>
             </w:r>
             <w:r>
               <w:t xml:space="preserve"> </w:t>
             </w:r>
             <m:oMath>
-              <m:f>
-                <m:fPr>
-                  <m:type m:val="bar"/>
-                </m:fPr>
-                <m:num>
-                  <m:r>
-                    <m:t>1</m:t>
-                  </m:r>
-                </m:num>
-                <m:den>
-                  <m:r>
-                    <m:t>n</m:t>
-                  </m:r>
-                </m:den>
-              </m:f>
-              <m:nary>
-                <m:naryPr>
-                  <m:chr m:val="∑"/>
-                  <m:limLoc m:val="undOvr"/>
-                  <m:subHide m:val="off"/>
-                  <m:supHide m:val="on"/>
-                </m:naryPr>
-                <m:sub>
-                  <m:r>
-                    <m:t>i</m:t>
-                  </m:r>
-                </m:sub>
-                <m:sup>
-                  <m:r>
-                    <m:t>​</m:t>
-                  </m:r>
-                </m:sup>
-                <m:e>
-                  <m:sSub>
-                    <m:e>
-                      <m:r>
-                        <m:t>A</m:t>
-                      </m:r>
-                    </m:e>
-                    <m:sub>
-                      <m:r>
-                        <m:t>i</m:t>
-                      </m:r>
-                    </m:sub>
-                  </m:sSub>
-                </m:e>
-              </m:nary>
-              <m:sSub>
-                <m:e>
-                  <m:r>
-                    <m:t>Y</m:t>
-                  </m:r>
-                </m:e>
-                <m:sub>
-                  <m:r>
-                    <m:t>i</m:t>
-                  </m:r>
-                </m:sub>
-              </m:sSub>
+              <m:r>
+                <m:t>A</m:t>
+              </m:r>
+            </m:oMath>
+            <w:r>
+              <w:t xml:space="preserve"> </w:t>
+            </w:r>
+            <w:r>
+              <w:t xml:space="preserve">set to 1 and</w:t>
+            </w:r>
+            <w:r>
+              <w:t xml:space="preserve"> </w:t>
+            </w:r>
+            <m:oMath>
+              <m:r>
+                <m:t>R</m:t>
+              </m:r>
+            </m:oMath>
+            <w:r>
+              <w:t xml:space="preserve"> </w:t>
+            </w:r>
+            <w:r>
+              <w:t xml:space="preserve">recomputed at that value,</w:t>
+            </w:r>
+            <w:r>
+              <w:t xml:space="preserve"> </w:t>
+            </w:r>
+            <m:oMath>
+              <m:r>
+                <m:t>R</m:t>
+              </m:r>
+              <m:r>
+                <m:rPr>
+                  <m:sty m:val="p"/>
+                </m:rPr>
+                <m:t>=</m:t>
+              </m:r>
+              <m:r>
+                <m:t>1</m:t>
+              </m:r>
               <m:r>
                 <m:rPr>
                   <m:sty m:val="p"/>
                 </m:rPr>
                 <m:t>/</m:t>
               </m:r>
-              <m:acc>
-                <m:accPr>
-                  <m:chr m:val="̂"/>
-                </m:accPr>
-                <m:e>
-                  <m:r>
-                    <m:t>π</m:t>
-                  </m:r>
-                </m:e>
-              </m:acc>
+              <m:r>
+                <m:t>f</m:t>
+              </m:r>
               <m:r>
                 <m:rPr>
                   <m:sty m:val="p"/>
                 </m:rPr>
                 <m:t>(</m:t>
               </m:r>
-              <m:sSub>
-                <m:e>
-                  <m:r>
-                    <m:t>L</m:t>
-                  </m:r>
-                </m:e>
-                <m:sub>
-                  <m:r>
-                    <m:t>i</m:t>
-                  </m:r>
-                </m:sub>
-              </m:sSub>
+              <m:r>
+                <m:t>1</m:t>
+              </m:r>
+              <m:r>
+                <m:rPr>
+                  <m:sty m:val="p"/>
+                </m:rPr>
+                <m:t>∣</m:t>
+              </m:r>
+              <m:r>
+                <m:t>L</m:t>
+              </m:r>
               <m:r>
                 <m:rPr>
                   <m:sty m:val="p"/>
@@ -9980,6 +9874,279 @@
                 <m:t>)</m:t>
               </m:r>
             </m:oMath>
+            <w:r>
+              <w:t xml:space="preserve">, and average;</w:t>
+            </w:r>
+            <w:r>
+              <w:t xml:space="preserve"> </w:t>
+            </w:r>
+            <w:r>
+              <w:t xml:space="preserve">repeat with</w:t>
+            </w:r>
+            <w:r>
+              <w:t xml:space="preserve"> </w:t>
+            </w:r>
+            <m:oMath>
+              <m:r>
+                <m:t>A</m:t>
+              </m:r>
+            </m:oMath>
+            <w:r>
+              <w:t xml:space="preserve"> </w:t>
+            </w:r>
+            <w:r>
+              <w:t xml:space="preserve">set to 0 and</w:t>
+            </w:r>
+            <w:r>
+              <w:t xml:space="preserve"> </w:t>
+            </w:r>
+            <m:oMath>
+              <m:r>
+                <m:t>R</m:t>
+              </m:r>
+              <m:r>
+                <m:rPr>
+                  <m:sty m:val="p"/>
+                </m:rPr>
+                <m:t>=</m:t>
+              </m:r>
+              <m:r>
+                <m:rPr>
+                  <m:sty m:val="p"/>
+                </m:rPr>
+                <m:t>−</m:t>
+              </m:r>
+              <m:r>
+                <m:t>1</m:t>
+              </m:r>
+              <m:r>
+                <m:rPr>
+                  <m:sty m:val="p"/>
+                </m:rPr>
+                <m:t>/</m:t>
+              </m:r>
+              <m:r>
+                <m:t>f</m:t>
+              </m:r>
+              <m:r>
+                <m:rPr>
+                  <m:sty m:val="p"/>
+                </m:rPr>
+                <m:t>(</m:t>
+              </m:r>
+              <m:r>
+                <m:t>0</m:t>
+              </m:r>
+              <m:r>
+                <m:rPr>
+                  <m:sty m:val="p"/>
+                </m:rPr>
+                <m:t>∣</m:t>
+              </m:r>
+              <m:r>
+                <m:t>L</m:t>
+              </m:r>
+              <m:r>
+                <m:rPr>
+                  <m:sty m:val="p"/>
+                </m:rPr>
+                <m:t>)</m:t>
+              </m:r>
+            </m:oMath>
+            <w:r>
+              <w:t xml:space="preserve">.</w:t>
+            </w:r>
+          </w:p>
+          <w:p>
+            <w:pPr>
+              <w:pStyle w:val="Compact"/>
+              <w:numPr>
+                <w:ilvl w:val="0"/>
+                <w:numId w:val="1016"/>
+              </w:numPr>
+            </w:pPr>
+            <w:r>
+              <w:t xml:space="preserve">The difference of the two averages is a doubly robust plug-in estimate of the average causal effect.</w:t>
+            </w:r>
+          </w:p>
+          <w:p>
+            <w:pPr>
+              <w:pStyle w:val="FirstParagraph"/>
+            </w:pPr>
+            <w:r>
+              <w:t xml:space="preserve">Equivalently,</w:t>
+            </w:r>
+            <w:r>
+              <w:t xml:space="preserve"> </w:t>
+            </w:r>
+            <m:oMath>
+              <m:r>
+                <m:t>R</m:t>
+              </m:r>
+              <m:r>
+                <m:rPr>
+                  <m:sty m:val="p"/>
+                </m:rPr>
+                <m:t>=</m:t>
+              </m:r>
+              <m:r>
+                <m:rPr>
+                  <m:sty m:val="p"/>
+                </m:rPr>
+                <m:t>{</m:t>
+              </m:r>
+              <m:r>
+                <m:t>I</m:t>
+              </m:r>
+              <m:r>
+                <m:rPr>
+                  <m:sty m:val="p"/>
+                </m:rPr>
+                <m:t>(</m:t>
+              </m:r>
+              <m:r>
+                <m:t>A</m:t>
+              </m:r>
+              <m:r>
+                <m:rPr>
+                  <m:sty m:val="p"/>
+                </m:rPr>
+                <m:t>=</m:t>
+              </m:r>
+              <m:r>
+                <m:t>1</m:t>
+              </m:r>
+              <m:r>
+                <m:rPr>
+                  <m:sty m:val="p"/>
+                </m:rPr>
+                <m:t>)</m:t>
+              </m:r>
+              <m:r>
+                <m:rPr>
+                  <m:sty m:val="p"/>
+                </m:rPr>
+                <m:t>−</m:t>
+              </m:r>
+              <m:r>
+                <m:t>I</m:t>
+              </m:r>
+              <m:r>
+                <m:rPr>
+                  <m:sty m:val="p"/>
+                </m:rPr>
+                <m:t>(</m:t>
+              </m:r>
+              <m:r>
+                <m:t>A</m:t>
+              </m:r>
+              <m:r>
+                <m:rPr>
+                  <m:sty m:val="p"/>
+                </m:rPr>
+                <m:t>=</m:t>
+              </m:r>
+              <m:r>
+                <m:t>0</m:t>
+              </m:r>
+              <m:r>
+                <m:rPr>
+                  <m:sty m:val="p"/>
+                </m:rPr>
+                <m:t>)</m:t>
+              </m:r>
+              <m:r>
+                <m:rPr>
+                  <m:sty m:val="p"/>
+                </m:rPr>
+                <m:t>}</m:t>
+              </m:r>
+              <m:r>
+                <m:rPr>
+                  <m:sty m:val="p"/>
+                </m:rPr>
+                <m:t>/</m:t>
+              </m:r>
+              <m:r>
+                <m:t>f</m:t>
+              </m:r>
+              <m:r>
+                <m:rPr>
+                  <m:sty m:val="p"/>
+                </m:rPr>
+                <m:t>(</m:t>
+              </m:r>
+              <m:r>
+                <m:t>A</m:t>
+              </m:r>
+              <m:r>
+                <m:rPr>
+                  <m:sty m:val="p"/>
+                </m:rPr>
+                <m:t>∣</m:t>
+              </m:r>
+              <m:r>
+                <m:t>L</m:t>
+              </m:r>
+              <m:r>
+                <m:rPr>
+                  <m:sty m:val="p"/>
+                </m:rPr>
+                <m:t>)</m:t>
+              </m:r>
+            </m:oMath>
+            <w:r>
+              <w:t xml:space="preserve">, which is the</w:t>
+            </w:r>
+            <w:r>
+              <w:t xml:space="preserve"> </w:t>
+            </w:r>
+            <w:r>
+              <w:t xml:space="preserve">“clever covariate”</w:t>
+            </w:r>
+            <w:r>
+              <w:t xml:space="preserve"> </w:t>
+            </w:r>
+            <w:r>
+              <w:t xml:space="preserve">of targeted minimum loss-based estimation (TMLE);</w:t>
+            </w:r>
+            <w:r>
+              <w:t xml:space="preserve"> </w:t>
+            </w:r>
+            <w:r>
+              <w:t xml:space="preserve">see the book’s Technical Point 13.3.</w:t>
+            </w:r>
+            <w:r>
+              <w:t xml:space="preserve"> </w:t>
+            </w:r>
+            <w:r>
+              <w:t xml:space="preserve">Including</w:t>
+            </w:r>
+            <w:r>
+              <w:t xml:space="preserve"> </w:t>
+            </w:r>
+            <m:oMath>
+              <m:r>
+                <m:t>R</m:t>
+              </m:r>
+            </m:oMath>
+            <w:r>
+              <w:t xml:space="preserve"> </w:t>
+            </w:r>
+            <w:r>
+              <w:t xml:space="preserve">makes the fitted model’s residuals, weighted by</w:t>
+            </w:r>
+            <w:r>
+              <w:t xml:space="preserve"> </w:t>
+            </w:r>
+            <m:oMath>
+              <m:r>
+                <m:t>R</m:t>
+              </m:r>
+            </m:oMath>
+            <w:r>
+              <w:t xml:space="preserve">, sum to zero, which is what makes the plug-in estimator doubly robust.</w:t>
+            </w:r>
           </w:p>
           <w:p/>
         </w:tc>
@@ -9987,7 +10154,7 @@
     </w:tbl>
     <w:p>
       <w:pPr>
-        <w:pStyle w:val="FirstParagraph"/>
+        <w:pStyle w:val="BodyText"/>
       </w:pPr>
       <w:r>
         <w:t xml:space="preserve"> </w:t>
@@ -10027,7 +10194,7 @@
               <w:spacing w:before="16" w:after="64"/>
             </w:pPr>
           </w:p>
-          <w:bookmarkStart w:id="56" w:name="def-aipw"/>
+          <w:bookmarkStart w:id="54" w:name="def-aipw"/>
           <w:p>
             <w:pPr>
               <w:pStyle w:val="BodyText"/>
@@ -10038,6 +10205,528 @@
                 <w:bCs/>
               </w:rPr>
               <w:t xml:space="preserve">Definition 5 (Augmented IP weighted (AIPW) estimator)</w:t>
+            </w:r>
+            <w:r>
+              <w:t xml:space="preserve"> </w:t>
+            </w:r>
+            <w:r>
+              <w:t xml:space="preserve">Let</w:t>
+            </w:r>
+            <w:r>
+              <w:t xml:space="preserve"> </w:t>
+            </w:r>
+            <m:oMath>
+              <m:r>
+                <m:t>A</m:t>
+              </m:r>
+            </m:oMath>
+            <w:r>
+              <w:t xml:space="preserve"> </w:t>
+            </w:r>
+            <w:r>
+              <w:t xml:space="preserve">be dichotomous, with no censoring, and define</w:t>
+            </w:r>
+          </w:p>
+          <w:p>
+            <w:pPr>
+              <w:pStyle w:val="Compact"/>
+              <w:numPr>
+                <w:ilvl w:val="0"/>
+                <w:numId w:val="1017"/>
+              </w:numPr>
+            </w:pPr>
+            <w:r>
+              <w:t xml:space="preserve">the outcome regression</w:t>
+            </w:r>
+            <w:r>
+              <w:t xml:space="preserve"> </w:t>
+            </w:r>
+            <m:oMath>
+              <m:r>
+                <m:t>b</m:t>
+              </m:r>
+              <m:r>
+                <m:rPr>
+                  <m:sty m:val="p"/>
+                </m:rPr>
+                <m:t>(</m:t>
+              </m:r>
+              <m:r>
+                <m:t>L</m:t>
+              </m:r>
+              <m:r>
+                <m:rPr>
+                  <m:sty m:val="p"/>
+                </m:rPr>
+                <m:t>)</m:t>
+              </m:r>
+              <m:limUpp>
+                <m:e>
+                  <m:r>
+                    <m:rPr>
+                      <m:sty m:val="p"/>
+                    </m:rPr>
+                    <m:t>=</m:t>
+                  </m:r>
+                </m:e>
+                <m:lim>
+                  <m:r>
+                    <m:rPr>
+                      <m:nor/>
+                      <m:sty m:val="p"/>
+                    </m:rPr>
+                    <m:t>def</m:t>
+                  </m:r>
+                </m:lim>
+              </m:limUpp>
+              <m:r>
+                <m:rPr>
+                  <m:nor/>
+                  <m:sty m:val="p"/>
+                </m:rPr>
+                <m:t>E</m:t>
+              </m:r>
+              <m:d>
+                <m:dPr>
+                  <m:begChr m:val="["/>
+                  <m:sepChr m:val=""/>
+                  <m:endChr m:val="]"/>
+                  <m:grow/>
+                </m:dPr>
+                <m:e>
+                  <m:r>
+                    <m:t>Y</m:t>
+                  </m:r>
+                  <m:r>
+                    <m:rPr>
+                      <m:sty m:val="p"/>
+                    </m:rPr>
+                    <m:t>∣</m:t>
+                  </m:r>
+                  <m:r>
+                    <m:t>A</m:t>
+                  </m:r>
+                  <m:r>
+                    <m:rPr>
+                      <m:sty m:val="p"/>
+                    </m:rPr>
+                    <m:t>=</m:t>
+                  </m:r>
+                  <m:r>
+                    <m:t>1</m:t>
+                  </m:r>
+                  <m:r>
+                    <m:rPr>
+                      <m:sty m:val="p"/>
+                    </m:rPr>
+                    <m:t>,</m:t>
+                  </m:r>
+                  <m:r>
+                    <m:t>L</m:t>
+                  </m:r>
+                </m:e>
+              </m:d>
+            </m:oMath>
+            <w:r>
+              <w:t xml:space="preserve">;</w:t>
+            </w:r>
+          </w:p>
+          <w:p>
+            <w:pPr>
+              <w:pStyle w:val="Compact"/>
+              <w:numPr>
+                <w:ilvl w:val="0"/>
+                <w:numId w:val="1017"/>
+              </w:numPr>
+            </w:pPr>
+            <w:r>
+              <w:t xml:space="preserve">the propensity score</w:t>
+            </w:r>
+            <w:r>
+              <w:t xml:space="preserve"> </w:t>
+            </w:r>
+            <m:oMath>
+              <m:r>
+                <m:t>π</m:t>
+              </m:r>
+              <m:r>
+                <m:rPr>
+                  <m:sty m:val="p"/>
+                </m:rPr>
+                <m:t>(</m:t>
+              </m:r>
+              <m:r>
+                <m:t>L</m:t>
+              </m:r>
+              <m:r>
+                <m:rPr>
+                  <m:sty m:val="p"/>
+                </m:rPr>
+                <m:t>)</m:t>
+              </m:r>
+              <m:limUpp>
+                <m:e>
+                  <m:r>
+                    <m:rPr>
+                      <m:sty m:val="p"/>
+                    </m:rPr>
+                    <m:t>=</m:t>
+                  </m:r>
+                </m:e>
+                <m:lim>
+                  <m:r>
+                    <m:rPr>
+                      <m:nor/>
+                      <m:sty m:val="p"/>
+                    </m:rPr>
+                    <m:t>def</m:t>
+                  </m:r>
+                </m:lim>
+              </m:limUpp>
+              <m:r>
+                <m:rPr>
+                  <m:sty m:val="p"/>
+                </m:rPr>
+                <m:t>Pr</m:t>
+              </m:r>
+              <m:r>
+                <m:rPr>
+                  <m:sty m:val="p"/>
+                </m:rPr>
+                <m:t>[</m:t>
+              </m:r>
+              <m:r>
+                <m:t>A</m:t>
+              </m:r>
+              <m:r>
+                <m:rPr>
+                  <m:sty m:val="p"/>
+                </m:rPr>
+                <m:t>=</m:t>
+              </m:r>
+              <m:r>
+                <m:t>1</m:t>
+              </m:r>
+              <m:r>
+                <m:rPr>
+                  <m:sty m:val="p"/>
+                </m:rPr>
+                <m:t>∣</m:t>
+              </m:r>
+              <m:r>
+                <m:t>L</m:t>
+              </m:r>
+              <m:r>
+                <m:rPr>
+                  <m:sty m:val="p"/>
+                </m:rPr>
+                <m:t>]</m:t>
+              </m:r>
+            </m:oMath>
+            <w:r>
+              <w:t xml:space="preserve">.</w:t>
+            </w:r>
+          </w:p>
+          <w:p>
+            <w:pPr>
+              <w:pStyle w:val="FirstParagraph"/>
+            </w:pPr>
+            <w:r>
+              <w:t xml:space="preserve">Let</w:t>
+            </w:r>
+            <w:r>
+              <w:t xml:space="preserve"> </w:t>
+            </w:r>
+            <m:oMath>
+              <m:acc>
+                <m:accPr>
+                  <m:chr m:val="̂"/>
+                </m:accPr>
+                <m:e>
+                  <m:r>
+                    <m:t>b</m:t>
+                  </m:r>
+                </m:e>
+              </m:acc>
+              <m:r>
+                <m:rPr>
+                  <m:sty m:val="p"/>
+                </m:rPr>
+                <m:t>(</m:t>
+              </m:r>
+              <m:r>
+                <m:t>L</m:t>
+              </m:r>
+              <m:r>
+                <m:rPr>
+                  <m:sty m:val="p"/>
+                </m:rPr>
+                <m:t>)</m:t>
+              </m:r>
+            </m:oMath>
+            <w:r>
+              <w:t xml:space="preserve"> </w:t>
+            </w:r>
+            <w:r>
+              <w:t xml:space="preserve">be the predicted mean outcome under</w:t>
+            </w:r>
+            <w:r>
+              <w:t xml:space="preserve"> </w:t>
+            </w:r>
+            <m:oMath>
+              <m:r>
+                <m:t>A</m:t>
+              </m:r>
+              <m:r>
+                <m:rPr>
+                  <m:sty m:val="p"/>
+                </m:rPr>
+                <m:t>=</m:t>
+              </m:r>
+              <m:r>
+                <m:t>1</m:t>
+              </m:r>
+            </m:oMath>
+            <w:r>
+              <w:t xml:space="preserve"> </w:t>
+            </w:r>
+            <w:r>
+              <w:t xml:space="preserve">from a fitted model for</w:t>
+            </w:r>
+            <w:r>
+              <w:t xml:space="preserve"> </w:t>
+            </w:r>
+            <m:oMath>
+              <m:r>
+                <m:rPr>
+                  <m:nor/>
+                  <m:sty m:val="p"/>
+                </m:rPr>
+                <m:t>E</m:t>
+              </m:r>
+              <m:d>
+                <m:dPr>
+                  <m:begChr m:val="["/>
+                  <m:sepChr m:val=""/>
+                  <m:endChr m:val="]"/>
+                  <m:grow/>
+                </m:dPr>
+                <m:e>
+                  <m:r>
+                    <m:t>Y</m:t>
+                  </m:r>
+                  <m:r>
+                    <m:rPr>
+                      <m:sty m:val="p"/>
+                    </m:rPr>
+                    <m:t>∣</m:t>
+                  </m:r>
+                  <m:r>
+                    <m:t>A</m:t>
+                  </m:r>
+                  <m:r>
+                    <m:rPr>
+                      <m:sty m:val="p"/>
+                    </m:rPr>
+                    <m:t>,</m:t>
+                  </m:r>
+                  <m:r>
+                    <m:t>L</m:t>
+                  </m:r>
+                </m:e>
+              </m:d>
+            </m:oMath>
+            <w:r>
+              <w:t xml:space="preserve"> </w:t>
+            </w:r>
+            <w:r>
+              <w:t xml:space="preserve">(the outcome model),</w:t>
+            </w:r>
+            <w:r>
+              <w:t xml:space="preserve"> </w:t>
+            </w:r>
+            <w:r>
+              <w:t xml:space="preserve">and let</w:t>
+            </w:r>
+            <w:r>
+              <w:t xml:space="preserve"> </w:t>
+            </w:r>
+            <m:oMath>
+              <m:acc>
+                <m:accPr>
+                  <m:chr m:val="̂"/>
+                </m:accPr>
+                <m:e>
+                  <m:r>
+                    <m:t>π</m:t>
+                  </m:r>
+                </m:e>
+              </m:acc>
+              <m:r>
+                <m:rPr>
+                  <m:sty m:val="p"/>
+                </m:rPr>
+                <m:t>(</m:t>
+              </m:r>
+              <m:r>
+                <m:t>L</m:t>
+              </m:r>
+              <m:r>
+                <m:rPr>
+                  <m:sty m:val="p"/>
+                </m:rPr>
+                <m:t>)</m:t>
+              </m:r>
+            </m:oMath>
+            <w:r>
+              <w:t xml:space="preserve"> </w:t>
+            </w:r>
+            <w:r>
+              <w:t xml:space="preserve">be the predicted probability of</w:t>
+            </w:r>
+            <w:r>
+              <w:t xml:space="preserve"> </w:t>
+            </w:r>
+            <m:oMath>
+              <m:r>
+                <m:t>A</m:t>
+              </m:r>
+              <m:r>
+                <m:rPr>
+                  <m:sty m:val="p"/>
+                </m:rPr>
+                <m:t>=</m:t>
+              </m:r>
+              <m:r>
+                <m:t>1</m:t>
+              </m:r>
+            </m:oMath>
+            <w:r>
+              <w:t xml:space="preserve"> </w:t>
+            </w:r>
+            <w:r>
+              <w:t xml:space="preserve">from a fitted model for</w:t>
+            </w:r>
+            <w:r>
+              <w:t xml:space="preserve"> </w:t>
+            </w:r>
+            <m:oMath>
+              <m:r>
+                <m:rPr>
+                  <m:sty m:val="p"/>
+                </m:rPr>
+                <m:t>Pr</m:t>
+              </m:r>
+              <m:r>
+                <m:rPr>
+                  <m:sty m:val="p"/>
+                </m:rPr>
+                <m:t>[</m:t>
+              </m:r>
+              <m:r>
+                <m:t>A</m:t>
+              </m:r>
+              <m:r>
+                <m:rPr>
+                  <m:sty m:val="p"/>
+                </m:rPr>
+                <m:t>=</m:t>
+              </m:r>
+              <m:r>
+                <m:t>1</m:t>
+              </m:r>
+              <m:r>
+                <m:rPr>
+                  <m:sty m:val="p"/>
+                </m:rPr>
+                <m:t>∣</m:t>
+              </m:r>
+              <m:r>
+                <m:t>L</m:t>
+              </m:r>
+              <m:r>
+                <m:rPr>
+                  <m:sty m:val="p"/>
+                </m:rPr>
+                <m:t>]</m:t>
+              </m:r>
+            </m:oMath>
+            <w:r>
+              <w:t xml:space="preserve"> </w:t>
+            </w:r>
+            <w:r>
+              <w:t xml:space="preserve">(the treatment model).</w:t>
+            </w:r>
+            <w:r>
+              <w:t xml:space="preserve"> </w:t>
+            </w:r>
+            <w:r>
+              <w:t xml:space="preserve">The</w:t>
+            </w:r>
+            <w:r>
+              <w:t xml:space="preserve"> </w:t>
+            </w:r>
+            <w:r>
+              <w:rPr>
+                <w:b/>
+                <w:bCs/>
+              </w:rPr>
+              <w:t xml:space="preserve">AIPW estimator</w:t>
+            </w:r>
+            <w:r>
+              <w:t xml:space="preserve"> </w:t>
+            </w:r>
+            <w:r>
+              <w:t xml:space="preserve">of</w:t>
+            </w:r>
+            <w:r>
+              <w:t xml:space="preserve"> </w:t>
+            </w:r>
+            <m:oMath>
+              <m:r>
+                <m:rPr>
+                  <m:nor/>
+                  <m:sty m:val="p"/>
+                </m:rPr>
+                <m:t>E</m:t>
+              </m:r>
+              <m:d>
+                <m:dPr>
+                  <m:begChr m:val="["/>
+                  <m:sepChr m:val=""/>
+                  <m:endChr m:val="]"/>
+                  <m:grow/>
+                </m:dPr>
+                <m:e>
+                  <m:sSup>
+                    <m:e>
+                      <m:r>
+                        <m:t>Y</m:t>
+                      </m:r>
+                    </m:e>
+                    <m:sup>
+                      <m:r>
+                        <m:t>a</m:t>
+                      </m:r>
+                      <m:r>
+                        <m:rPr>
+                          <m:sty m:val="p"/>
+                        </m:rPr>
+                        <m:t>=</m:t>
+                      </m:r>
+                      <m:r>
+                        <m:t>1</m:t>
+                      </m:r>
+                    </m:sup>
+                  </m:sSup>
+                </m:e>
+              </m:d>
+            </m:oMath>
+            <w:r>
+              <w:t xml:space="preserve"> </w:t>
+            </w:r>
+            <w:r>
+              <w:t xml:space="preserve">is</w:t>
             </w:r>
           </w:p>
           <w:p>
@@ -10326,7 +11015,7 @@
               </m:oMath>
             </m:oMathPara>
           </w:p>
-          <w:bookmarkEnd w:id="56"/>
+          <w:bookmarkEnd w:id="54"/>
         </w:tc>
       </w:tr>
     </w:tbl>
@@ -10334,19 +11023,617 @@
       <w:pPr>
         <w:pStyle w:val="FirstParagraph"/>
       </w:pPr>
-      <w:r>
-        <w:rPr>
-          <w:b/>
-          <w:bCs/>
-        </w:rPr>
-        <w:t xml:space="preserve">Two equivalent forms.</w:t>
-      </w:r>
-      <w:r>
-        <w:t xml:space="preserve"> </w:t>
-      </w:r>
-      <w:r>
-        <w:t xml:space="preserve">Expanding the summand:</w:t>
-      </w:r>
+      <w:ins w:id="54" w:author="PR Preview" w:date="2024-01-01T00:00:00Z">
+        <w:r>
+          <w:t xml:space="preserve"> </w:t>
+        </w:r>
+      </w:ins>
+    </w:p>
+    <w:tbl>
+      <w:tblPr>
+        <w:tblStyle w:val="Table"/>
+        <w:tblLook w:firstRow="0" w:lastRow="0" w:firstColumn="0" w:lastColumn="0" w:noHBand="0" w:noVBand="0" w:val="0000"/>
+        <w:tblBorders>
+          <w:top w:val="single" w:sz="4" w:space="0" w:color="0758E5"/>
+          <w:left w:val="single" w:sz="24" w:space="0" w:color="0758E5"/>
+          <w:bottom w:val="single" w:sz="4" w:space="0" w:color="0758E5"/>
+          <w:right w:val="single" w:sz="4" w:space="0" w:color="0758E5"/>
+        </w:tblBorders>
+        <w:tblCellMar>
+          <w:left w:w="144" w:type="dxa"/>
+          <w:right w:w="144" w:type="dxa"/>
+        </w:tblCellMar>
+        <w:tblLook w:firstRow="0" w:lastRow="0" w:firstColumn="0" w:lastColumn="0" w:noHBand="0" w:noVBand="0" w:val="0000"/>
+      </w:tblPr>
+      <w:tr>
+        <w:trPr>
+          <w:cantSplit/>
+        </w:trPr>
+        <w:tc>
+          <w:tcPr>
+            <w:shd w:color="auto" w:fill="dae6fb" w:val="clear"/>
+            <w:tcMar>
+              <w:top w:w="92" w:type="dxa"/>
+              <w:bottom w:w="92" w:type="dxa"/>
+            </w:tcMar>
+          </w:tcPr>
+          <w:p>
+            <w:pPr>
+              <w:pStyle w:val="BodyText"/>
+            </w:pPr>
+            <w:pPr>
+              <w:spacing w:before="0" w:after="0"/>
+              <w:textAlignment w:val="center"/>
+            </w:pPr>
+            <w:r>
+              <w:drawing>
+                <wp:inline>
+                  <wp:extent cx="152400" cy="152400"/>
+                  <wp:effectExtent b="0" l="0" r="0" t="0"/>
+                  <wp:docPr descr="" title="" id="55" name="Picture"/>
+                  <a:graphic>
+                    <a:graphicData uri="http://schemas.openxmlformats.org/drawingml/2006/picture">
+                      <pic:pic>
+                        <pic:nvPicPr>
+                          <pic:cNvPr descr="/opt/quarto/share/formats/docx/note.png" id="56" name="Picture"/>
+                          <pic:cNvPicPr>
+                            <a:picLocks noChangeArrowheads="1" noChangeAspect="1"/>
+                          </pic:cNvPicPr>
+                        </pic:nvPicPr>
+                        <pic:blipFill>
+                          <a:blip r:embed="rId15"/>
+                          <a:stretch>
+                            <a:fillRect/>
+                          </a:stretch>
+                        </pic:blipFill>
+                        <pic:spPr bwMode="auto">
+                          <a:xfrm>
+                            <a:off x="0" y="0"/>
+                            <a:ext cx="152400" cy="152400"/>
+                          </a:xfrm>
+                          <a:prstGeom prst="rect">
+                            <a:avLst/>
+                          </a:prstGeom>
+                          <a:noFill/>
+                          <a:ln w="9525">
+                            <a:noFill/>
+                            <a:headEnd/>
+                            <a:tailEnd/>
+                          </a:ln>
+                        </pic:spPr>
+                      </pic:pic>
+                    </a:graphicData>
+                  </a:graphic>
+                </wp:inline>
+              </w:drawing>
+            </w:r>
+            <w:r>
+              <w:t xml:space="preserve"> </w:t>
+            </w:r>
+            <w:r>
+              <w:t xml:space="preserve"> </w:t>
+            </w:r>
+            <w:r>
+              <w:t xml:space="preserve">Technical Point 13.2: The Augmented IP Weighted Estimator</w:t>
+            </w:r>
+          </w:p>
+        </w:tc>
+      </w:tr>
+      <w:tr>
+        <w:trPr>
+          <w:cantSplit/>
+        </w:trPr>
+        <w:tc>
+          <w:tcPr>
+            <w:tcMar>
+              <w:top w:w="108" w:type="dxa"/>
+              <w:bottom w:w="108" w:type="dxa"/>
+            </w:tcMar>
+          </w:tcPr>
+          <w:p>
+            <w:pPr>
+              <w:pStyle w:val="BodyText"/>
+            </w:pPr>
+            <w:pPr>
+              <w:spacing w:before="16"/>
+            </w:pPr>
+            <w:r>
+              <w:t xml:space="preserve">For dichotomous</w:t>
+            </w:r>
+            <w:r>
+              <w:t xml:space="preserve"> </w:t>
+            </w:r>
+            <m:oMath>
+              <m:r>
+                <m:t>A</m:t>
+              </m:r>
+            </m:oMath>
+            <w:r>
+              <w:t xml:space="preserve"> </w:t>
+            </w:r>
+            <w:r>
+              <w:t xml:space="preserve">and no censoring, with</w:t>
+            </w:r>
+            <w:r>
+              <w:t xml:space="preserve"> </w:t>
+            </w:r>
+            <m:oMath>
+              <m:r>
+                <m:t>b</m:t>
+              </m:r>
+            </m:oMath>
+            <w:r>
+              <w:t xml:space="preserve">,</w:t>
+            </w:r>
+            <w:r>
+              <w:t xml:space="preserve"> </w:t>
+            </w:r>
+            <m:oMath>
+              <m:r>
+                <m:t>π</m:t>
+              </m:r>
+            </m:oMath>
+            <w:r>
+              <w:t xml:space="preserve">,</w:t>
+            </w:r>
+            <w:r>
+              <w:t xml:space="preserve"> </w:t>
+            </w:r>
+            <m:oMath>
+              <m:acc>
+                <m:accPr>
+                  <m:chr m:val="̂"/>
+                </m:accPr>
+                <m:e>
+                  <m:r>
+                    <m:t>b</m:t>
+                  </m:r>
+                </m:e>
+              </m:acc>
+            </m:oMath>
+            <w:r>
+              <w:t xml:space="preserve"> </w:t>
+            </w:r>
+            <w:r>
+              <w:t xml:space="preserve">and</w:t>
+            </w:r>
+            <w:r>
+              <w:t xml:space="preserve"> </w:t>
+            </w:r>
+            <m:oMath>
+              <m:acc>
+                <m:accPr>
+                  <m:chr m:val="̂"/>
+                </m:accPr>
+                <m:e>
+                  <m:r>
+                    <m:t>π</m:t>
+                  </m:r>
+                </m:e>
+              </m:acc>
+            </m:oMath>
+            <w:r>
+              <w:t xml:space="preserve"> </w:t>
+            </w:r>
+            <w:r>
+              <w:t xml:space="preserve">as in</w:t>
+            </w:r>
+            <w:r>
+              <w:t xml:space="preserve"> </w:t>
+            </w:r>
+            <w:hyperlink w:anchor="def-aipw">
+              <w:r>
+                <w:rPr>
+                  <w:rStyle w:val="Hyperlink"/>
+                </w:rPr>
+                <w:t xml:space="preserve">Definition 5</w:t>
+              </w:r>
+            </w:hyperlink>
+            <w:r>
+              <w:t xml:space="preserve">,</w:t>
+            </w:r>
+            <w:r>
+              <w:t xml:space="preserve"> </w:t>
+            </w:r>
+            <w:r>
+              <w:t xml:space="preserve">under the identifiability conditions,</w:t>
+            </w:r>
+          </w:p>
+          <w:p>
+            <w:pPr>
+              <w:pStyle w:val="BodyText"/>
+            </w:pPr>
+            <m:oMathPara>
+              <m:oMathParaPr>
+                <m:jc m:val="center"/>
+              </m:oMathParaPr>
+              <m:oMath>
+                <m:r>
+                  <m:rPr>
+                    <m:nor/>
+                    <m:sty m:val="p"/>
+                  </m:rPr>
+                  <m:t>E</m:t>
+                </m:r>
+                <m:d>
+                  <m:dPr>
+                    <m:begChr m:val="["/>
+                    <m:sepChr m:val=""/>
+                    <m:endChr m:val="]"/>
+                    <m:grow/>
+                  </m:dPr>
+                  <m:e>
+                    <m:sSup>
+                      <m:e>
+                        <m:r>
+                          <m:t>Y</m:t>
+                        </m:r>
+                      </m:e>
+                      <m:sup>
+                        <m:r>
+                          <m:t>a</m:t>
+                        </m:r>
+                        <m:r>
+                          <m:rPr>
+                            <m:sty m:val="p"/>
+                          </m:rPr>
+                          <m:t>=</m:t>
+                        </m:r>
+                        <m:r>
+                          <m:t>1</m:t>
+                        </m:r>
+                      </m:sup>
+                    </m:sSup>
+                  </m:e>
+                </m:d>
+                <m:r>
+                  <m:rPr>
+                    <m:sty m:val="p"/>
+                  </m:rPr>
+                  <m:t>=</m:t>
+                </m:r>
+                <m:r>
+                  <m:rPr>
+                    <m:nor/>
+                    <m:sty m:val="p"/>
+                  </m:rPr>
+                  <m:t>E</m:t>
+                </m:r>
+                <m:d>
+                  <m:dPr>
+                    <m:begChr m:val="["/>
+                    <m:sepChr m:val=""/>
+                    <m:endChr m:val="]"/>
+                    <m:grow/>
+                  </m:dPr>
+                  <m:e>
+                    <m:r>
+                      <m:t>b</m:t>
+                    </m:r>
+                    <m:r>
+                      <m:rPr>
+                        <m:sty m:val="p"/>
+                      </m:rPr>
+                      <m:t>(</m:t>
+                    </m:r>
+                    <m:r>
+                      <m:t>L</m:t>
+                    </m:r>
+                    <m:r>
+                      <m:rPr>
+                        <m:sty m:val="p"/>
+                      </m:rPr>
+                      <m:t>)</m:t>
+                    </m:r>
+                  </m:e>
+                </m:d>
+                <m:r>
+                  <m:rPr>
+                    <m:sty m:val="p"/>
+                  </m:rPr>
+                  <m:t>=</m:t>
+                </m:r>
+                <m:r>
+                  <m:rPr>
+                    <m:nor/>
+                    <m:sty m:val="p"/>
+                  </m:rPr>
+                  <m:t>E</m:t>
+                </m:r>
+                <m:d>
+                  <m:dPr>
+                    <m:begChr m:val="["/>
+                    <m:sepChr m:val=""/>
+                    <m:endChr m:val="]"/>
+                    <m:grow/>
+                  </m:dPr>
+                  <m:e>
+                    <m:f>
+                      <m:fPr>
+                        <m:type m:val="bar"/>
+                      </m:fPr>
+                      <m:num>
+                        <m:r>
+                          <m:t>A</m:t>
+                        </m:r>
+                        <m:r>
+                          <m:t>Y</m:t>
+                        </m:r>
+                      </m:num>
+                      <m:den>
+                        <m:r>
+                          <m:t>π</m:t>
+                        </m:r>
+                        <m:r>
+                          <m:rPr>
+                            <m:sty m:val="p"/>
+                          </m:rPr>
+                          <m:t>(</m:t>
+                        </m:r>
+                        <m:r>
+                          <m:t>L</m:t>
+                        </m:r>
+                        <m:r>
+                          <m:rPr>
+                            <m:sty m:val="p"/>
+                          </m:rPr>
+                          <m:t>)</m:t>
+                        </m:r>
+                      </m:den>
+                    </m:f>
+                  </m:e>
+                </m:d>
+                <m:r>
+                  <m:rPr>
+                    <m:sty m:val="p"/>
+                  </m:rPr>
+                  <m:t>.</m:t>
+                </m:r>
+              </m:oMath>
+            </m:oMathPara>
+          </w:p>
+          <w:p>
+            <w:pPr>
+              <w:pStyle w:val="Compact"/>
+              <w:numPr>
+                <w:ilvl w:val="0"/>
+                <w:numId w:val="1018"/>
+              </w:numPr>
+            </w:pPr>
+            <w:r>
+              <w:t xml:space="preserve">Plug-in g-formula estimator:</w:t>
+            </w:r>
+            <w:r>
+              <w:t xml:space="preserve"> </w:t>
+            </w:r>
+            <m:oMath>
+              <m:f>
+                <m:fPr>
+                  <m:type m:val="bar"/>
+                </m:fPr>
+                <m:num>
+                  <m:r>
+                    <m:t>1</m:t>
+                  </m:r>
+                </m:num>
+                <m:den>
+                  <m:r>
+                    <m:t>n</m:t>
+                  </m:r>
+                </m:den>
+              </m:f>
+              <m:nary>
+                <m:naryPr>
+                  <m:chr m:val="∑"/>
+                  <m:limLoc m:val="undOvr"/>
+                  <m:subHide m:val="off"/>
+                  <m:supHide m:val="on"/>
+                </m:naryPr>
+                <m:sub>
+                  <m:r>
+                    <m:t>i</m:t>
+                  </m:r>
+                </m:sub>
+                <m:sup>
+                  <m:r>
+                    <m:t>​</m:t>
+                  </m:r>
+                </m:sup>
+                <m:e>
+                  <m:acc>
+                    <m:accPr>
+                      <m:chr m:val="̂"/>
+                    </m:accPr>
+                    <m:e>
+                      <m:r>
+                        <m:t>b</m:t>
+                      </m:r>
+                    </m:e>
+                  </m:acc>
+                </m:e>
+              </m:nary>
+              <m:r>
+                <m:rPr>
+                  <m:sty m:val="p"/>
+                </m:rPr>
+                <m:t>(</m:t>
+              </m:r>
+              <m:sSub>
+                <m:e>
+                  <m:r>
+                    <m:t>L</m:t>
+                  </m:r>
+                </m:e>
+                <m:sub>
+                  <m:r>
+                    <m:t>i</m:t>
+                  </m:r>
+                </m:sub>
+              </m:sSub>
+              <m:r>
+                <m:rPr>
+                  <m:sty m:val="p"/>
+                </m:rPr>
+                <m:t>)</m:t>
+              </m:r>
+            </m:oMath>
+          </w:p>
+          <w:p>
+            <w:pPr>
+              <w:pStyle w:val="Compact"/>
+              <w:numPr>
+                <w:ilvl w:val="0"/>
+                <w:numId w:val="1018"/>
+              </w:numPr>
+            </w:pPr>
+            <w:r>
+              <w:t xml:space="preserve">Horvitz-Thompson IP weighted estimator:</w:t>
+            </w:r>
+            <w:r>
+              <w:t xml:space="preserve"> </w:t>
+            </w:r>
+            <m:oMath>
+              <m:f>
+                <m:fPr>
+                  <m:type m:val="bar"/>
+                </m:fPr>
+                <m:num>
+                  <m:r>
+                    <m:t>1</m:t>
+                  </m:r>
+                </m:num>
+                <m:den>
+                  <m:r>
+                    <m:t>n</m:t>
+                  </m:r>
+                </m:den>
+              </m:f>
+              <m:nary>
+                <m:naryPr>
+                  <m:chr m:val="∑"/>
+                  <m:limLoc m:val="undOvr"/>
+                  <m:subHide m:val="off"/>
+                  <m:supHide m:val="on"/>
+                </m:naryPr>
+                <m:sub>
+                  <m:r>
+                    <m:t>i</m:t>
+                  </m:r>
+                </m:sub>
+                <m:sup>
+                  <m:r>
+                    <m:t>​</m:t>
+                  </m:r>
+                </m:sup>
+                <m:e>
+                  <m:sSub>
+                    <m:e>
+                      <m:r>
+                        <m:t>A</m:t>
+                      </m:r>
+                    </m:e>
+                    <m:sub>
+                      <m:r>
+                        <m:t>i</m:t>
+                      </m:r>
+                    </m:sub>
+                  </m:sSub>
+                </m:e>
+              </m:nary>
+              <m:sSub>
+                <m:e>
+                  <m:r>
+                    <m:t>Y</m:t>
+                  </m:r>
+                </m:e>
+                <m:sub>
+                  <m:r>
+                    <m:t>i</m:t>
+                  </m:r>
+                </m:sub>
+              </m:sSub>
+              <m:r>
+                <m:rPr>
+                  <m:sty m:val="p"/>
+                </m:rPr>
+                <m:t>/</m:t>
+              </m:r>
+              <m:acc>
+                <m:accPr>
+                  <m:chr m:val="̂"/>
+                </m:accPr>
+                <m:e>
+                  <m:r>
+                    <m:t>π</m:t>
+                  </m:r>
+                </m:e>
+              </m:acc>
+              <m:r>
+                <m:rPr>
+                  <m:sty m:val="p"/>
+                </m:rPr>
+                <m:t>(</m:t>
+              </m:r>
+              <m:sSub>
+                <m:e>
+                  <m:r>
+                    <m:t>L</m:t>
+                  </m:r>
+                </m:e>
+                <m:sub>
+                  <m:r>
+                    <m:t>i</m:t>
+                  </m:r>
+                </m:sub>
+              </m:sSub>
+              <m:r>
+                <m:rPr>
+                  <m:sty m:val="p"/>
+                </m:rPr>
+                <m:t>)</m:t>
+              </m:r>
+            </m:oMath>
+          </w:p>
+          <w:p/>
+        </w:tc>
+      </w:tr>
+    </w:tbl>
+    <w:p>
+      <w:pPr>
+        <w:pStyle w:val="FirstParagraph"/>
+      </w:pPr>
+      <w:ins w:id="55" w:author="PR Preview" w:date="2024-01-01T00:00:00Z">
+        <w:r>
+          <w:rPr>
+            <w:b/>
+            <w:bCs/>
+          </w:rPr>
+          <w:t xml:space="preserve">Two equivalent forms.</w:t>
+        </w:r>
+      </w:ins>
+      <w:ins w:id="55" w:author="PR Preview" w:date="2024-01-01T00:00:00Z">
+        <w:r>
+          <w:t xml:space="preserve"> </w:t>
+        </w:r>
+      </w:ins>
+      <w:ins w:id="55" w:author="PR Preview" w:date="2024-01-01T00:00:00Z">
+        <w:r>
+          <w:t xml:space="preserve">Expanding the summand of the AIPW estimator (</w:t>
+        </w:r>
+      </w:ins>
+      <w:hyperlink w:anchor="def-aipw">
+        <w:r>
+          <w:rPr>
+            <w:rStyle w:val="Hyperlink"/>
+          </w:rPr>
+          <w:t xml:space="preserve">Definition 5</w:t>
+        </w:r>
+      </w:hyperlink>
+      <w:ins w:id="55" w:author="PR Preview" w:date="2024-01-01T00:00:00Z">
+        <w:r>
+          <w:t xml:space="preserve">):</w:t>
+        </w:r>
+      </w:ins>
     </w:p>
     <w:p>
       <w:pPr>
@@ -11014,7 +12301,7 @@
       </w:r>
     </w:p>
     <w:bookmarkEnd w:id="57"/>
-    <w:bookmarkStart w:id="61" w:name="why-the-aipw-estimator-is-doubly-robust"/>
+    <w:bookmarkStart w:id="62" w:name="why-the-aipw-estimator-is-doubly-robust"/>
     <w:p>
       <w:pPr>
         <w:pStyle w:val="Heading3"/>
@@ -11074,19 +12361,33 @@
                 <w:b/>
                 <w:bCs/>
               </w:rPr>
-              <w:t xml:space="preserve">Theorem 2 (The AIPW estimator is doubly robust)</w:t>
-            </w:r>
-            <w:r>
-              <w:t xml:space="preserve"> </w:t>
-            </w:r>
-            <w:r>
-              <w:t xml:space="preserve">Assume exchangeability, positivity and consistency, and let</w:t>
+              <w:t xml:space="preserve">Theorem 2 (Double robustness of the AIPW functional)</w:t>
+            </w:r>
+            <w:r>
+              <w:t xml:space="preserve"> </w:t>
+            </w:r>
+            <w:r>
+              <w:t xml:space="preserve">Let</w:t>
             </w:r>
             <w:r>
               <w:t xml:space="preserve"> </w:t>
             </w:r>
             <m:oMath>
               <m:r>
+                <m:t>A</m:t>
+              </m:r>
+            </m:oMath>
+            <w:r>
+              <w:t xml:space="preserve"> </w:t>
+            </w:r>
+            <w:r>
+              <w:t xml:space="preserve">be dichotomous, with no censoring, and let</w:t>
+            </w:r>
+            <w:r>
+              <w:t xml:space="preserve"> </w:t>
+            </w:r>
+            <m:oMath>
+              <m:r>
                 <m:t>b</m:t>
               </m:r>
             </m:oMath>
@@ -11108,157 +12409,7 @@
               <w:t xml:space="preserve"> </w:t>
             </w:r>
             <w:r>
-              <w:t xml:space="preserve">be as in Technical Point 13.2.</w:t>
-            </w:r>
-            <w:r>
-              <w:t xml:space="preserve"> </w:t>
-            </w:r>
-            <w:r>
-              <w:t xml:space="preserve">Let</w:t>
-            </w:r>
-            <w:r>
-              <w:t xml:space="preserve"> </w:t>
-            </w:r>
-            <m:oMath>
-              <m:sSup>
-                <m:e>
-                  <m:r>
-                    <m:t>π</m:t>
-                  </m:r>
-                </m:e>
-                <m:sup>
-                  <m:r>
-                    <m:rPr>
-                      <m:sty m:val="p"/>
-                    </m:rPr>
-                    <m:t>*</m:t>
-                  </m:r>
-                </m:sup>
-              </m:sSup>
-            </m:oMath>
-            <w:r>
-              <w:t xml:space="preserve"> </w:t>
-            </w:r>
-            <w:r>
-              <w:t xml:space="preserve">and</w:t>
-            </w:r>
-            <w:r>
-              <w:t xml:space="preserve"> </w:t>
-            </w:r>
-            <m:oMath>
-              <m:sSup>
-                <m:e>
-                  <m:r>
-                    <m:t>b</m:t>
-                  </m:r>
-                </m:e>
-                <m:sup>
-                  <m:r>
-                    <m:rPr>
-                      <m:sty m:val="p"/>
-                    </m:rPr>
-                    <m:t>*</m:t>
-                  </m:r>
-                </m:sup>
-              </m:sSup>
-            </m:oMath>
-            <w:r>
-              <w:t xml:space="preserve"> </w:t>
-            </w:r>
-            <w:r>
-              <w:t xml:space="preserve">be the probability limits of</w:t>
-            </w:r>
-            <w:r>
-              <w:t xml:space="preserve"> </w:t>
-            </w:r>
-            <m:oMath>
-              <m:acc>
-                <m:accPr>
-                  <m:chr m:val="̂"/>
-                </m:accPr>
-                <m:e>
-                  <m:r>
-                    <m:t>π</m:t>
-                  </m:r>
-                </m:e>
-              </m:acc>
-            </m:oMath>
-            <w:r>
-              <w:t xml:space="preserve"> </w:t>
-            </w:r>
-            <w:r>
-              <w:t xml:space="preserve">and</w:t>
-            </w:r>
-            <w:r>
-              <w:t xml:space="preserve"> </w:t>
-            </w:r>
-            <m:oMath>
-              <m:acc>
-                <m:accPr>
-                  <m:chr m:val="̂"/>
-                </m:accPr>
-                <m:e>
-                  <m:r>
-                    <m:t>b</m:t>
-                  </m:r>
-                </m:e>
-              </m:acc>
-            </m:oMath>
-            <w:r>
-              <w:t xml:space="preserve">, with</w:t>
-            </w:r>
-            <w:r>
-              <w:t xml:space="preserve"> </w:t>
-            </w:r>
-            <m:oMath>
-              <m:sSup>
-                <m:e>
-                  <m:r>
-                    <m:t>π</m:t>
-                  </m:r>
-                </m:e>
-                <m:sup>
-                  <m:r>
-                    <m:rPr>
-                      <m:sty m:val="p"/>
-                    </m:rPr>
-                    <m:t>*</m:t>
-                  </m:r>
-                </m:sup>
-              </m:sSup>
-              <m:r>
-                <m:rPr>
-                  <m:sty m:val="p"/>
-                </m:rPr>
-                <m:t>(</m:t>
-              </m:r>
-              <m:r>
-                <m:t>L</m:t>
-              </m:r>
-              <m:r>
-                <m:rPr>
-                  <m:sty m:val="p"/>
-                </m:rPr>
-                <m:t>)</m:t>
-              </m:r>
-              <m:r>
-                <m:rPr>
-                  <m:sty m:val="p"/>
-                </m:rPr>
-                <m:t>&gt;</m:t>
-              </m:r>
-              <m:r>
-                <m:t>0</m:t>
-              </m:r>
-            </m:oMath>
-            <w:r>
-              <w:t xml:space="preserve">.</w:t>
-            </w:r>
-            <w:r>
-              <w:t xml:space="preserve"> </w:t>
-            </w:r>
-            <w:r>
-              <w:t xml:space="preserve">The AIPW estimator of</w:t>
+              <w:t xml:space="preserve">be as in</w:t>
             </w:r>
             <w:r>
               <w:t xml:space="preserve"> </w:t>
@@ -11272,14 +12423,245 @@
               </w:r>
             </w:hyperlink>
             <w:r>
-              <w:t xml:space="preserve"> </w:t>
-            </w:r>
-            <w:r>
-              <w:t xml:space="preserve">converges to</w:t>
-            </w:r>
-            <w:r>
-              <w:t xml:space="preserve"> </w:t>
-            </w:r>
+              <w:t xml:space="preserve">.</w:t>
+            </w:r>
+            <w:r>
+              <w:t xml:space="preserve"> </w:t>
+            </w:r>
+            <w:r>
+              <w:t xml:space="preserve">Assume</w:t>
+            </w:r>
+          </w:p>
+          <w:p>
+            <w:pPr>
+              <w:pStyle w:val="Compact"/>
+              <w:numPr>
+                <w:ilvl w:val="0"/>
+                <w:numId w:val="1019"/>
+              </w:numPr>
+            </w:pPr>
+            <w:r>
+              <w:t xml:space="preserve">conditional exchangeability:</w:t>
+            </w:r>
+            <w:r>
+              <w:t xml:space="preserve"> </w:t>
+            </w:r>
+            <m:oMath>
+              <m:sSup>
+                <m:e>
+                  <m:r>
+                    <m:t>Y</m:t>
+                  </m:r>
+                </m:e>
+                <m:sup>
+                  <m:r>
+                    <m:t>a</m:t>
+                  </m:r>
+                  <m:r>
+                    <m:rPr>
+                      <m:sty m:val="p"/>
+                    </m:rPr>
+                    <m:t>=</m:t>
+                  </m:r>
+                  <m:r>
+                    <m:t>1</m:t>
+                  </m:r>
+                </m:sup>
+              </m:sSup>
+              <m:r>
+                <m:rPr>
+                  <m:sty m:val="p"/>
+                </m:rPr>
+                <m:t>⟂</m:t>
+              </m:r>
+              <m:r>
+                <m:t>​</m:t>
+              </m:r>
+              <m:r>
+                <m:t>​</m:t>
+              </m:r>
+              <m:r>
+                <m:t>​</m:t>
+              </m:r>
+              <m:r>
+                <m:rPr>
+                  <m:sty m:val="p"/>
+                </m:rPr>
+                <m:t>⟂</m:t>
+              </m:r>
+              <m:r>
+                <m:t>A</m:t>
+              </m:r>
+              <m:r>
+                <m:rPr>
+                  <m:sty m:val="p"/>
+                </m:rPr>
+                <m:t>∣</m:t>
+              </m:r>
+              <m:r>
+                <m:t>L</m:t>
+              </m:r>
+            </m:oMath>
+            <w:r>
+              <w:t xml:space="preserve">;</w:t>
+            </w:r>
+          </w:p>
+          <w:p>
+            <w:pPr>
+              <w:pStyle w:val="Compact"/>
+              <w:numPr>
+                <w:ilvl w:val="0"/>
+                <w:numId w:val="1019"/>
+              </w:numPr>
+            </w:pPr>
+            <w:r>
+              <w:t xml:space="preserve">positivity:</w:t>
+            </w:r>
+            <w:r>
+              <w:t xml:space="preserve"> </w:t>
+            </w:r>
+            <m:oMath>
+              <m:r>
+                <m:t>π</m:t>
+              </m:r>
+              <m:r>
+                <m:rPr>
+                  <m:sty m:val="p"/>
+                </m:rPr>
+                <m:t>(</m:t>
+              </m:r>
+              <m:r>
+                <m:t>l</m:t>
+              </m:r>
+              <m:r>
+                <m:rPr>
+                  <m:sty m:val="p"/>
+                </m:rPr>
+                <m:t>)</m:t>
+              </m:r>
+              <m:r>
+                <m:rPr>
+                  <m:sty m:val="p"/>
+                </m:rPr>
+                <m:t>&gt;</m:t>
+              </m:r>
+              <m:r>
+                <m:t>0</m:t>
+              </m:r>
+            </m:oMath>
+            <w:r>
+              <w:t xml:space="preserve"> </w:t>
+            </w:r>
+            <w:r>
+              <w:t xml:space="preserve">for every</w:t>
+            </w:r>
+            <w:r>
+              <w:t xml:space="preserve"> </w:t>
+            </w:r>
+            <m:oMath>
+              <m:r>
+                <m:t>l</m:t>
+              </m:r>
+            </m:oMath>
+            <w:r>
+              <w:t xml:space="preserve"> </w:t>
+            </w:r>
+            <w:r>
+              <w:t xml:space="preserve">in the support of</w:t>
+            </w:r>
+            <w:r>
+              <w:t xml:space="preserve"> </w:t>
+            </w:r>
+            <m:oMath>
+              <m:r>
+                <m:t>L</m:t>
+              </m:r>
+            </m:oMath>
+            <w:r>
+              <w:t xml:space="preserve">;</w:t>
+            </w:r>
+          </w:p>
+          <w:p>
+            <w:pPr>
+              <w:pStyle w:val="Compact"/>
+              <w:numPr>
+                <w:ilvl w:val="0"/>
+                <w:numId w:val="1019"/>
+              </w:numPr>
+            </w:pPr>
+            <w:r>
+              <w:t xml:space="preserve">consistency:</w:t>
+            </w:r>
+            <w:r>
+              <w:t xml:space="preserve"> </w:t>
+            </w:r>
+            <m:oMath>
+              <m:sSup>
+                <m:e>
+                  <m:r>
+                    <m:t>Y</m:t>
+                  </m:r>
+                </m:e>
+                <m:sup>
+                  <m:r>
+                    <m:t>a</m:t>
+                  </m:r>
+                  <m:r>
+                    <m:rPr>
+                      <m:sty m:val="p"/>
+                    </m:rPr>
+                    <m:t>=</m:t>
+                  </m:r>
+                  <m:r>
+                    <m:t>1</m:t>
+                  </m:r>
+                </m:sup>
+              </m:sSup>
+              <m:r>
+                <m:rPr>
+                  <m:sty m:val="p"/>
+                </m:rPr>
+                <m:t>=</m:t>
+              </m:r>
+              <m:r>
+                <m:t>Y</m:t>
+              </m:r>
+            </m:oMath>
+            <w:r>
+              <w:t xml:space="preserve"> </w:t>
+            </w:r>
+            <w:r>
+              <w:t xml:space="preserve">for every individual with</w:t>
+            </w:r>
+            <w:r>
+              <w:t xml:space="preserve"> </w:t>
+            </w:r>
+            <m:oMath>
+              <m:r>
+                <m:t>A</m:t>
+              </m:r>
+              <m:r>
+                <m:rPr>
+                  <m:sty m:val="p"/>
+                </m:rPr>
+                <m:t>=</m:t>
+              </m:r>
+              <m:r>
+                <m:t>1</m:t>
+              </m:r>
+            </m:oMath>
+            <w:r>
+              <w:t xml:space="preserve">;</w:t>
+            </w:r>
+          </w:p>
+          <w:p>
+            <w:pPr>
+              <w:pStyle w:val="Compact"/>
+              <w:numPr>
+                <w:ilvl w:val="0"/>
+                <w:numId w:val="1019"/>
+              </w:numPr>
+            </w:pPr>
             <m:oMath>
               <m:r>
                 <m:rPr>
@@ -11296,137 +12678,365 @@
                   <m:grow/>
                 </m:dPr>
                 <m:e>
-                  <m:sSup>
+                  <m:d>
+                    <m:dPr>
+                      <m:begChr m:val="|"/>
+                      <m:sepChr m:val=""/>
+                      <m:endChr m:val="|"/>
+                      <m:grow/>
+                    </m:dPr>
                     <m:e>
                       <m:r>
-                        <m:t>b</m:t>
+                        <m:t>Y</m:t>
                       </m:r>
                     </m:e>
-                    <m:sup>
+                  </m:d>
+                </m:e>
+              </m:d>
+              <m:r>
+                <m:rPr>
+                  <m:sty m:val="p"/>
+                </m:rPr>
+                <m:t>&lt;</m:t>
+              </m:r>
+              <m:r>
+                <m:rPr>
+                  <m:sty m:val="p"/>
+                </m:rPr>
+                <m:t>∞</m:t>
+              </m:r>
+            </m:oMath>
+            <w:r>
+              <w:t xml:space="preserve"> </w:t>
+            </w:r>
+            <w:r>
+              <w:t xml:space="preserve">and</w:t>
+            </w:r>
+            <w:r>
+              <w:t xml:space="preserve"> </w:t>
+            </w:r>
+            <m:oMath>
+              <m:r>
+                <m:rPr>
+                  <m:nor/>
+                  <m:sty m:val="p"/>
+                </m:rPr>
+                <m:t>E</m:t>
+              </m:r>
+              <m:d>
+                <m:dPr>
+                  <m:begChr m:val="["/>
+                  <m:sepChr m:val=""/>
+                  <m:endChr m:val="]"/>
+                  <m:grow/>
+                </m:dPr>
+                <m:e>
+                  <m:d>
+                    <m:dPr>
+                      <m:begChr m:val="|"/>
+                      <m:sepChr m:val=""/>
+                      <m:endChr m:val="|"/>
+                      <m:grow/>
+                    </m:dPr>
+                    <m:e>
+                      <m:sSup>
+                        <m:e>
+                          <m:r>
+                            <m:t>Y</m:t>
+                          </m:r>
+                        </m:e>
+                        <m:sup>
+                          <m:r>
+                            <m:t>a</m:t>
+                          </m:r>
+                          <m:r>
+                            <m:rPr>
+                              <m:sty m:val="p"/>
+                            </m:rPr>
+                            <m:t>=</m:t>
+                          </m:r>
+                          <m:r>
+                            <m:t>1</m:t>
+                          </m:r>
+                        </m:sup>
+                      </m:sSup>
+                    </m:e>
+                  </m:d>
+                </m:e>
+              </m:d>
+              <m:r>
+                <m:rPr>
+                  <m:sty m:val="p"/>
+                </m:rPr>
+                <m:t>&lt;</m:t>
+              </m:r>
+              <m:r>
+                <m:rPr>
+                  <m:sty m:val="p"/>
+                </m:rPr>
+                <m:t>∞</m:t>
+              </m:r>
+            </m:oMath>
+            <w:r>
+              <w:t xml:space="preserve">.</w:t>
+            </w:r>
+          </w:p>
+          <w:p>
+            <w:pPr>
+              <w:pStyle w:val="FirstParagraph"/>
+            </w:pPr>
+            <w:r>
+              <w:t xml:space="preserve">Let</w:t>
+            </w:r>
+            <w:r>
+              <w:t xml:space="preserve"> </w:t>
+            </w:r>
+            <m:oMath>
+              <m:sSup>
+                <m:e>
+                  <m:r>
+                    <m:t>b</m:t>
+                  </m:r>
+                </m:e>
+                <m:sup>
+                  <m:r>
+                    <m:rPr>
+                      <m:sty m:val="p"/>
+                    </m:rPr>
+                    <m:t>*</m:t>
+                  </m:r>
+                </m:sup>
+              </m:sSup>
+            </m:oMath>
+            <w:r>
+              <w:t xml:space="preserve"> </w:t>
+            </w:r>
+            <w:r>
+              <w:t xml:space="preserve">and</w:t>
+            </w:r>
+            <w:r>
+              <w:t xml:space="preserve"> </w:t>
+            </w:r>
+            <m:oMath>
+              <m:sSup>
+                <m:e>
+                  <m:r>
+                    <m:t>π</m:t>
+                  </m:r>
+                </m:e>
+                <m:sup>
+                  <m:r>
+                    <m:rPr>
+                      <m:sty m:val="p"/>
+                    </m:rPr>
+                    <m:t>*</m:t>
+                  </m:r>
+                </m:sup>
+              </m:sSup>
+            </m:oMath>
+            <w:r>
+              <w:t xml:space="preserve"> </w:t>
+            </w:r>
+            <w:r>
+              <w:t xml:space="preserve">be any functions of</w:t>
+            </w:r>
+            <w:r>
+              <w:t xml:space="preserve"> </w:t>
+            </w:r>
+            <m:oMath>
+              <m:r>
+                <m:t>L</m:t>
+              </m:r>
+            </m:oMath>
+            <w:r>
+              <w:t xml:space="preserve"> </w:t>
+            </w:r>
+            <w:r>
+              <w:t xml:space="preserve">with</w:t>
+            </w:r>
+            <w:r>
+              <w:t xml:space="preserve"> </w:t>
+            </w:r>
+            <m:oMath>
+              <m:r>
+                <m:rPr>
+                  <m:nor/>
+                  <m:sty m:val="p"/>
+                </m:rPr>
+                <m:t>E</m:t>
+              </m:r>
+              <m:d>
+                <m:dPr>
+                  <m:begChr m:val="["/>
+                  <m:sepChr m:val=""/>
+                  <m:endChr m:val="]"/>
+                  <m:grow/>
+                </m:dPr>
+                <m:e>
+                  <m:d>
+                    <m:dPr>
+                      <m:begChr m:val="|"/>
+                      <m:sepChr m:val=""/>
+                      <m:endChr m:val="|"/>
+                      <m:grow/>
+                    </m:dPr>
+                    <m:e>
+                      <m:sSup>
+                        <m:e>
+                          <m:r>
+                            <m:t>b</m:t>
+                          </m:r>
+                        </m:e>
+                        <m:sup>
+                          <m:r>
+                            <m:rPr>
+                              <m:sty m:val="p"/>
+                            </m:rPr>
+                            <m:t>*</m:t>
+                          </m:r>
+                        </m:sup>
+                      </m:sSup>
                       <m:r>
                         <m:rPr>
                           <m:sty m:val="p"/>
                         </m:rPr>
-                        <m:t>*</m:t>
+                        <m:t>(</m:t>
                       </m:r>
-                    </m:sup>
-                  </m:sSup>
-                  <m:r>
-                    <m:rPr>
-                      <m:sty m:val="p"/>
-                    </m:rPr>
-                    <m:t>(</m:t>
-                  </m:r>
-                  <m:r>
-                    <m:t>L</m:t>
-                  </m:r>
-                  <m:r>
-                    <m:rPr>
-                      <m:sty m:val="p"/>
-                    </m:rPr>
-                    <m:t>)</m:t>
-                  </m:r>
-                  <m:r>
-                    <m:rPr>
-                      <m:sty m:val="p"/>
-                    </m:rPr>
-                    <m:t>+</m:t>
-                  </m:r>
-                  <m:r>
-                    <m:t>A</m:t>
-                  </m:r>
-                  <m:r>
-                    <m:rPr>
-                      <m:sty m:val="p"/>
-                    </m:rPr>
-                    <m:t>{</m:t>
-                  </m:r>
-                  <m:r>
-                    <m:t>Y</m:t>
-                  </m:r>
-                  <m:r>
-                    <m:rPr>
-                      <m:sty m:val="p"/>
-                    </m:rPr>
-                    <m:t>−</m:t>
-                  </m:r>
-                  <m:sSup>
-                    <m:e>
                       <m:r>
-                        <m:t>b</m:t>
+                        <m:t>L</m:t>
                       </m:r>
-                    </m:e>
-                    <m:sup>
                       <m:r>
                         <m:rPr>
                           <m:sty m:val="p"/>
                         </m:rPr>
-                        <m:t>*</m:t>
+                        <m:t>)</m:t>
                       </m:r>
-                    </m:sup>
-                  </m:sSup>
+                    </m:e>
+                  </m:d>
+                </m:e>
+              </m:d>
+              <m:r>
+                <m:rPr>
+                  <m:sty m:val="p"/>
+                </m:rPr>
+                <m:t>&lt;</m:t>
+              </m:r>
+              <m:r>
+                <m:rPr>
+                  <m:sty m:val="p"/>
+                </m:rPr>
+                <m:t>∞</m:t>
+              </m:r>
+            </m:oMath>
+            <w:r>
+              <w:t xml:space="preserve"> </w:t>
+            </w:r>
+            <w:r>
+              <w:t xml:space="preserve">and</w:t>
+            </w:r>
+            <w:r>
+              <w:t xml:space="preserve"> </w:t>
+            </w:r>
+            <m:oMath>
+              <m:sSup>
+                <m:e>
+                  <m:r>
+                    <m:t>π</m:t>
+                  </m:r>
+                </m:e>
+                <m:sup>
                   <m:r>
                     <m:rPr>
                       <m:sty m:val="p"/>
                     </m:rPr>
-                    <m:t>(</m:t>
-                  </m:r>
-                  <m:r>
-                    <m:t>L</m:t>
-                  </m:r>
-                  <m:r>
-                    <m:rPr>
-                      <m:sty m:val="p"/>
-                    </m:rPr>
-                    <m:t>)</m:t>
-                  </m:r>
-                  <m:r>
-                    <m:rPr>
-                      <m:sty m:val="p"/>
-                    </m:rPr>
-                    <m:t>}</m:t>
-                  </m:r>
-                  <m:r>
-                    <m:rPr>
-                      <m:sty m:val="p"/>
-                    </m:rPr>
-                    <m:t>/</m:t>
-                  </m:r>
-                  <m:sSup>
-                    <m:e>
-                      <m:r>
-                        <m:t>π</m:t>
-                      </m:r>
-                    </m:e>
-                    <m:sup>
-                      <m:r>
-                        <m:rPr>
-                          <m:sty m:val="p"/>
-                        </m:rPr>
-                        <m:t>*</m:t>
-                      </m:r>
-                    </m:sup>
-                  </m:sSup>
-                  <m:r>
-                    <m:rPr>
-                      <m:sty m:val="p"/>
-                    </m:rPr>
-                    <m:t>(</m:t>
-                  </m:r>
-                  <m:r>
-                    <m:t>L</m:t>
-                  </m:r>
-                  <m:r>
-                    <m:rPr>
-                      <m:sty m:val="p"/>
-                    </m:rPr>
-                    <m:t>)</m:t>
-                  </m:r>
-                </m:e>
-              </m:d>
+                    <m:t>*</m:t>
+                  </m:r>
+                </m:sup>
+              </m:sSup>
+              <m:r>
+                <m:rPr>
+                  <m:sty m:val="p"/>
+                </m:rPr>
+                <m:t>(</m:t>
+              </m:r>
+              <m:r>
+                <m:t>l</m:t>
+              </m:r>
+              <m:r>
+                <m:rPr>
+                  <m:sty m:val="p"/>
+                </m:rPr>
+                <m:t>)</m:t>
+              </m:r>
+              <m:r>
+                <m:rPr>
+                  <m:sty m:val="p"/>
+                </m:rPr>
+                <m:t>≥</m:t>
+              </m:r>
+              <m:r>
+                <m:t>ϵ</m:t>
+              </m:r>
             </m:oMath>
             <w:r>
-              <w:t xml:space="preserve">, and its asymptotic bias is</w:t>
+              <w:t xml:space="preserve"> </w:t>
+            </w:r>
+            <w:r>
+              <w:t xml:space="preserve">for some</w:t>
+            </w:r>
+            <w:r>
+              <w:t xml:space="preserve"> </w:t>
+            </w:r>
+            <m:oMath>
+              <m:r>
+                <m:t>ϵ</m:t>
+              </m:r>
+              <m:r>
+                <m:rPr>
+                  <m:sty m:val="p"/>
+                </m:rPr>
+                <m:t>&gt;</m:t>
+              </m:r>
+              <m:r>
+                <m:t>0</m:t>
+              </m:r>
+            </m:oMath>
+            <w:r>
+              <w:t xml:space="preserve"> </w:t>
+            </w:r>
+            <w:r>
+              <w:t xml:space="preserve">and every</w:t>
+            </w:r>
+            <w:r>
+              <w:t xml:space="preserve"> </w:t>
+            </w:r>
+            <m:oMath>
+              <m:r>
+                <m:t>l</m:t>
+              </m:r>
+            </m:oMath>
+            <w:r>
+              <w:t xml:space="preserve"> </w:t>
+            </w:r>
+            <w:r>
+              <w:t xml:space="preserve">in the support of</w:t>
+            </w:r>
+            <w:r>
+              <w:t xml:space="preserve"> </w:t>
+            </w:r>
+            <m:oMath>
+              <m:r>
+                <m:t>L</m:t>
+              </m:r>
+            </m:oMath>
+            <w:r>
+              <w:t xml:space="preserve">.</w:t>
+            </w:r>
+            <w:r>
+              <w:t xml:space="preserve"> </w:t>
+            </w:r>
+            <w:r>
+              <w:t xml:space="preserve">Then</w:t>
             </w:r>
           </w:p>
           <w:p>
@@ -11438,6 +13048,202 @@
                 <m:jc m:val="center"/>
               </m:oMathParaPr>
               <m:oMath>
+                <m:r>
+                  <m:rPr>
+                    <m:nor/>
+                    <m:sty m:val="p"/>
+                  </m:rPr>
+                  <m:t>E</m:t>
+                </m:r>
+                <m:d>
+                  <m:dPr>
+                    <m:begChr m:val="["/>
+                    <m:sepChr m:val=""/>
+                    <m:endChr m:val="]"/>
+                    <m:grow/>
+                  </m:dPr>
+                  <m:e>
+                    <m:sSup>
+                      <m:e>
+                        <m:r>
+                          <m:t>b</m:t>
+                        </m:r>
+                      </m:e>
+                      <m:sup>
+                        <m:r>
+                          <m:rPr>
+                            <m:sty m:val="p"/>
+                          </m:rPr>
+                          <m:t>*</m:t>
+                        </m:r>
+                      </m:sup>
+                    </m:sSup>
+                    <m:r>
+                      <m:rPr>
+                        <m:sty m:val="p"/>
+                      </m:rPr>
+                      <m:t>(</m:t>
+                    </m:r>
+                    <m:r>
+                      <m:t>L</m:t>
+                    </m:r>
+                    <m:r>
+                      <m:rPr>
+                        <m:sty m:val="p"/>
+                      </m:rPr>
+                      <m:t>)</m:t>
+                    </m:r>
+                    <m:r>
+                      <m:rPr>
+                        <m:sty m:val="p"/>
+                      </m:rPr>
+                      <m:t>+</m:t>
+                    </m:r>
+                    <m:f>
+                      <m:fPr>
+                        <m:type m:val="bar"/>
+                      </m:fPr>
+                      <m:num>
+                        <m:r>
+                          <m:t>A</m:t>
+                        </m:r>
+                        <m:r>
+                          <m:rPr>
+                            <m:sty m:val="p"/>
+                          </m:rPr>
+                          <m:t>{</m:t>
+                        </m:r>
+                        <m:r>
+                          <m:t>Y</m:t>
+                        </m:r>
+                        <m:r>
+                          <m:rPr>
+                            <m:sty m:val="p"/>
+                          </m:rPr>
+                          <m:t>−</m:t>
+                        </m:r>
+                        <m:sSup>
+                          <m:e>
+                            <m:r>
+                              <m:t>b</m:t>
+                            </m:r>
+                          </m:e>
+                          <m:sup>
+                            <m:r>
+                              <m:rPr>
+                                <m:sty m:val="p"/>
+                              </m:rPr>
+                              <m:t>*</m:t>
+                            </m:r>
+                          </m:sup>
+                        </m:sSup>
+                        <m:r>
+                          <m:rPr>
+                            <m:sty m:val="p"/>
+                          </m:rPr>
+                          <m:t>(</m:t>
+                        </m:r>
+                        <m:r>
+                          <m:t>L</m:t>
+                        </m:r>
+                        <m:r>
+                          <m:rPr>
+                            <m:sty m:val="p"/>
+                          </m:rPr>
+                          <m:t>)</m:t>
+                        </m:r>
+                        <m:r>
+                          <m:rPr>
+                            <m:sty m:val="p"/>
+                          </m:rPr>
+                          <m:t>}</m:t>
+                        </m:r>
+                      </m:num>
+                      <m:den>
+                        <m:sSup>
+                          <m:e>
+                            <m:r>
+                              <m:t>π</m:t>
+                            </m:r>
+                          </m:e>
+                          <m:sup>
+                            <m:r>
+                              <m:rPr>
+                                <m:sty m:val="p"/>
+                              </m:rPr>
+                              <m:t>*</m:t>
+                            </m:r>
+                          </m:sup>
+                        </m:sSup>
+                        <m:r>
+                          <m:rPr>
+                            <m:sty m:val="p"/>
+                          </m:rPr>
+                          <m:t>(</m:t>
+                        </m:r>
+                        <m:r>
+                          <m:t>L</m:t>
+                        </m:r>
+                        <m:r>
+                          <m:rPr>
+                            <m:sty m:val="p"/>
+                          </m:rPr>
+                          <m:t>)</m:t>
+                        </m:r>
+                      </m:den>
+                    </m:f>
+                  </m:e>
+                </m:d>
+                <m:r>
+                  <m:rPr>
+                    <m:sty m:val="p"/>
+                  </m:rPr>
+                  <m:t>−</m:t>
+                </m:r>
+                <m:r>
+                  <m:rPr>
+                    <m:nor/>
+                    <m:sty m:val="p"/>
+                  </m:rPr>
+                  <m:t>E</m:t>
+                </m:r>
+                <m:d>
+                  <m:dPr>
+                    <m:begChr m:val="["/>
+                    <m:sepChr m:val=""/>
+                    <m:endChr m:val="]"/>
+                    <m:grow/>
+                  </m:dPr>
+                  <m:e>
+                    <m:sSup>
+                      <m:e>
+                        <m:r>
+                          <m:t>Y</m:t>
+                        </m:r>
+                      </m:e>
+                      <m:sup>
+                        <m:r>
+                          <m:t>a</m:t>
+                        </m:r>
+                        <m:r>
+                          <m:rPr>
+                            <m:sty m:val="p"/>
+                          </m:rPr>
+                          <m:t>=</m:t>
+                        </m:r>
+                        <m:r>
+                          <m:t>1</m:t>
+                        </m:r>
+                      </m:sup>
+                    </m:sSup>
+                  </m:e>
+                </m:d>
+                <m:r>
+                  <m:rPr>
+                    <m:sty m:val="p"/>
+                  </m:rPr>
+                  <m:t>=</m:t>
+                </m:r>
                 <m:r>
                   <m:rPr>
                     <m:nor/>
@@ -11674,12 +13480,6 @@
               <w:t xml:space="preserve"> </w:t>
             </w:r>
             <w:r>
-              <w:t xml:space="preserve">(treatment model correct)</w:t>
-            </w:r>
-            <w:r>
-              <w:t xml:space="preserve"> </w:t>
-            </w:r>
-            <w:r>
               <w:rPr>
                 <w:b/>
                 <w:bCs/>
@@ -11716,10 +13516,7 @@
               </m:r>
             </m:oMath>
             <w:r>
-              <w:t xml:space="preserve"> </w:t>
-            </w:r>
-            <w:r>
-              <w:t xml:space="preserve">(outcome model correct).</w:t>
+              <w:t xml:space="preserve">.</w:t>
             </w:r>
           </w:p>
           <w:bookmarkEnd w:id="58"/>
@@ -12330,12 +14127,889 @@
               <w:pStyle w:val="FirstParagraph"/>
             </w:pPr>
             <w:r>
-              <w:t xml:space="preserve">Then, subtracting</w:t>
+              <w:t xml:space="preserve">Next, identify the counterfactual mean:</w:t>
+            </w:r>
+          </w:p>
+          <w:p>
+            <w:pPr>
+              <w:pStyle w:val="BodyText"/>
+            </w:pPr>
+            <m:oMathPara>
+              <m:oMathParaPr>
+                <m:jc m:val="center"/>
+              </m:oMathParaPr>
+              <m:oMath>
+                <m:eqArr>
+                  <m:e>
+                    <m:r>
+                      <m:rPr>
+                        <m:nor/>
+                        <m:sty m:val="p"/>
+                      </m:rPr>
+                      <m:t>E</m:t>
+                    </m:r>
+                    <m:d>
+                      <m:dPr>
+                        <m:begChr m:val="["/>
+                        <m:sepChr m:val=""/>
+                        <m:endChr m:val="]"/>
+                        <m:grow/>
+                      </m:dPr>
+                      <m:e>
+                        <m:sSup>
+                          <m:e>
+                            <m:r>
+                              <m:t>Y</m:t>
+                            </m:r>
+                          </m:e>
+                          <m:sup>
+                            <m:r>
+                              <m:t>a</m:t>
+                            </m:r>
+                            <m:r>
+                              <m:rPr>
+                                <m:sty m:val="p"/>
+                              </m:rPr>
+                              <m:t>=</m:t>
+                            </m:r>
+                            <m:r>
+                              <m:t>1</m:t>
+                            </m:r>
+                          </m:sup>
+                        </m:sSup>
+                      </m:e>
+                    </m:d>
+                    <m:r>
+                      <m:t>&amp;</m:t>
+                    </m:r>
+                    <m:r>
+                      <m:rPr>
+                        <m:sty m:val="p"/>
+                      </m:rPr>
+                      <m:t>=</m:t>
+                    </m:r>
+                    <m:r>
+                      <m:rPr>
+                        <m:nor/>
+                        <m:sty m:val="p"/>
+                      </m:rPr>
+                      <m:t>E</m:t>
+                    </m:r>
+                    <m:d>
+                      <m:dPr>
+                        <m:begChr m:val="["/>
+                        <m:sepChr m:val=""/>
+                        <m:endChr m:val="]"/>
+                        <m:grow/>
+                      </m:dPr>
+                      <m:e>
+                        <m:r>
+                          <m:rPr>
+                            <m:nor/>
+                            <m:sty m:val="p"/>
+                          </m:rPr>
+                          <m:t>E</m:t>
+                        </m:r>
+                        <m:d>
+                          <m:dPr>
+                            <m:begChr m:val="["/>
+                            <m:sepChr m:val=""/>
+                            <m:endChr m:val="]"/>
+                            <m:grow/>
+                          </m:dPr>
+                          <m:e>
+                            <m:sSup>
+                              <m:e>
+                                <m:r>
+                                  <m:t>Y</m:t>
+                                </m:r>
+                              </m:e>
+                              <m:sup>
+                                <m:r>
+                                  <m:t>a</m:t>
+                                </m:r>
+                                <m:r>
+                                  <m:rPr>
+                                    <m:sty m:val="p"/>
+                                  </m:rPr>
+                                  <m:t>=</m:t>
+                                </m:r>
+                                <m:r>
+                                  <m:t>1</m:t>
+                                </m:r>
+                              </m:sup>
+                            </m:sSup>
+                            <m:r>
+                              <m:rPr>
+                                <m:sty m:val="p"/>
+                              </m:rPr>
+                              <m:t>∣</m:t>
+                            </m:r>
+                            <m:r>
+                              <m:t>L</m:t>
+                            </m:r>
+                          </m:e>
+                        </m:d>
+                      </m:e>
+                    </m:d>
+                    <m:r>
+                      <m:t>&amp;</m:t>
+                    </m:r>
+                    <m:r>
+                      <m:t>&amp;</m:t>
+                    </m:r>
+                    <m:r>
+                      <m:rPr>
+                        <m:nor/>
+                        <m:sty m:val="p"/>
+                      </m:rPr>
+                      <m:t>(iterated expectation)</m:t>
+                    </m:r>
+                  </m:e>
+                  <m:e>
+                    <m:r>
+                      <m:t>&amp;</m:t>
+                    </m:r>
+                    <m:r>
+                      <m:rPr>
+                        <m:sty m:val="p"/>
+                      </m:rPr>
+                      <m:t>=</m:t>
+                    </m:r>
+                    <m:r>
+                      <m:rPr>
+                        <m:nor/>
+                        <m:sty m:val="p"/>
+                      </m:rPr>
+                      <m:t>E</m:t>
+                    </m:r>
+                    <m:d>
+                      <m:dPr>
+                        <m:begChr m:val="["/>
+                        <m:sepChr m:val=""/>
+                        <m:endChr m:val="]"/>
+                        <m:grow/>
+                      </m:dPr>
+                      <m:e>
+                        <m:r>
+                          <m:rPr>
+                            <m:nor/>
+                            <m:sty m:val="p"/>
+                          </m:rPr>
+                          <m:t>E</m:t>
+                        </m:r>
+                        <m:d>
+                          <m:dPr>
+                            <m:begChr m:val="["/>
+                            <m:sepChr m:val=""/>
+                            <m:endChr m:val="]"/>
+                            <m:grow/>
+                          </m:dPr>
+                          <m:e>
+                            <m:sSup>
+                              <m:e>
+                                <m:r>
+                                  <m:t>Y</m:t>
+                                </m:r>
+                              </m:e>
+                              <m:sup>
+                                <m:r>
+                                  <m:t>a</m:t>
+                                </m:r>
+                                <m:r>
+                                  <m:rPr>
+                                    <m:sty m:val="p"/>
+                                  </m:rPr>
+                                  <m:t>=</m:t>
+                                </m:r>
+                                <m:r>
+                                  <m:t>1</m:t>
+                                </m:r>
+                              </m:sup>
+                            </m:sSup>
+                            <m:r>
+                              <m:rPr>
+                                <m:sty m:val="p"/>
+                              </m:rPr>
+                              <m:t>∣</m:t>
+                            </m:r>
+                            <m:r>
+                              <m:t>A</m:t>
+                            </m:r>
+                            <m:r>
+                              <m:rPr>
+                                <m:sty m:val="p"/>
+                              </m:rPr>
+                              <m:t>=</m:t>
+                            </m:r>
+                            <m:r>
+                              <m:t>1</m:t>
+                            </m:r>
+                            <m:r>
+                              <m:rPr>
+                                <m:sty m:val="p"/>
+                              </m:rPr>
+                              <m:t>,</m:t>
+                            </m:r>
+                            <m:r>
+                              <m:t>L</m:t>
+                            </m:r>
+                          </m:e>
+                        </m:d>
+                      </m:e>
+                    </m:d>
+                    <m:r>
+                      <m:t>&amp;</m:t>
+                    </m:r>
+                    <m:r>
+                      <m:t>&amp;</m:t>
+                    </m:r>
+                    <m:r>
+                      <m:rPr>
+                        <m:nor/>
+                        <m:sty m:val="p"/>
+                      </m:rPr>
+                      <m:t>(exchangeability; positivity, so the conditioning is defined)</m:t>
+                    </m:r>
+                  </m:e>
+                  <m:e>
+                    <m:r>
+                      <m:t>&amp;</m:t>
+                    </m:r>
+                    <m:r>
+                      <m:rPr>
+                        <m:sty m:val="p"/>
+                      </m:rPr>
+                      <m:t>=</m:t>
+                    </m:r>
+                    <m:r>
+                      <m:rPr>
+                        <m:nor/>
+                        <m:sty m:val="p"/>
+                      </m:rPr>
+                      <m:t>E</m:t>
+                    </m:r>
+                    <m:d>
+                      <m:dPr>
+                        <m:begChr m:val="["/>
+                        <m:sepChr m:val=""/>
+                        <m:endChr m:val="]"/>
+                        <m:grow/>
+                      </m:dPr>
+                      <m:e>
+                        <m:r>
+                          <m:rPr>
+                            <m:nor/>
+                            <m:sty m:val="p"/>
+                          </m:rPr>
+                          <m:t>E</m:t>
+                        </m:r>
+                        <m:d>
+                          <m:dPr>
+                            <m:begChr m:val="["/>
+                            <m:sepChr m:val=""/>
+                            <m:endChr m:val="]"/>
+                            <m:grow/>
+                          </m:dPr>
+                          <m:e>
+                            <m:r>
+                              <m:t>Y</m:t>
+                            </m:r>
+                            <m:r>
+                              <m:rPr>
+                                <m:sty m:val="p"/>
+                              </m:rPr>
+                              <m:t>∣</m:t>
+                            </m:r>
+                            <m:r>
+                              <m:t>A</m:t>
+                            </m:r>
+                            <m:r>
+                              <m:rPr>
+                                <m:sty m:val="p"/>
+                              </m:rPr>
+                              <m:t>=</m:t>
+                            </m:r>
+                            <m:r>
+                              <m:t>1</m:t>
+                            </m:r>
+                            <m:r>
+                              <m:rPr>
+                                <m:sty m:val="p"/>
+                              </m:rPr>
+                              <m:t>,</m:t>
+                            </m:r>
+                            <m:r>
+                              <m:t>L</m:t>
+                            </m:r>
+                          </m:e>
+                        </m:d>
+                      </m:e>
+                    </m:d>
+                    <m:r>
+                      <m:t>&amp;</m:t>
+                    </m:r>
+                    <m:r>
+                      <m:t>&amp;</m:t>
+                    </m:r>
+                    <m:r>
+                      <m:rPr>
+                        <m:nor/>
+                        <m:sty m:val="p"/>
+                      </m:rPr>
+                      <m:t>(consistency)</m:t>
+                    </m:r>
+                  </m:e>
+                  <m:e>
+                    <m:r>
+                      <m:t>&amp;</m:t>
+                    </m:r>
+                    <m:r>
+                      <m:rPr>
+                        <m:sty m:val="p"/>
+                      </m:rPr>
+                      <m:t>=</m:t>
+                    </m:r>
+                    <m:r>
+                      <m:rPr>
+                        <m:nor/>
+                        <m:sty m:val="p"/>
+                      </m:rPr>
+                      <m:t>E</m:t>
+                    </m:r>
+                    <m:d>
+                      <m:dPr>
+                        <m:begChr m:val="["/>
+                        <m:sepChr m:val=""/>
+                        <m:endChr m:val="]"/>
+                        <m:grow/>
+                      </m:dPr>
+                      <m:e>
+                        <m:r>
+                          <m:t>b</m:t>
+                        </m:r>
+                        <m:r>
+                          <m:rPr>
+                            <m:sty m:val="p"/>
+                          </m:rPr>
+                          <m:t>(</m:t>
+                        </m:r>
+                        <m:r>
+                          <m:t>L</m:t>
+                        </m:r>
+                        <m:r>
+                          <m:rPr>
+                            <m:sty m:val="p"/>
+                          </m:rPr>
+                          <m:t>)</m:t>
+                        </m:r>
+                      </m:e>
+                    </m:d>
+                    <m:r>
+                      <m:t>&amp;</m:t>
+                    </m:r>
+                    <m:r>
+                      <m:t>&amp;</m:t>
+                    </m:r>
+                    <m:r>
+                      <m:rPr>
+                        <m:nor/>
+                        <m:sty m:val="p"/>
+                      </m:rPr>
+                      <m:t>(definition of </m:t>
+                    </m:r>
+                    <m:r>
+                      <m:t>b</m:t>
+                    </m:r>
+                    <m:r>
+                      <m:rPr>
+                        <m:nor/>
+                        <m:sty m:val="p"/>
+                      </m:rPr>
+                      <m:t>)</m:t>
+                    </m:r>
+                  </m:e>
+                </m:eqArr>
+              </m:oMath>
+            </m:oMathPara>
+          </w:p>
+          <w:p>
+            <w:pPr>
+              <w:pStyle w:val="FirstParagraph"/>
+            </w:pPr>
+            <w:r>
+              <w:t xml:space="preserve">Each of the three terms</w:t>
             </w:r>
             <w:r>
               <w:t xml:space="preserve"> </w:t>
             </w:r>
             <m:oMath>
+              <m:sSup>
+                <m:e>
+                  <m:r>
+                    <m:t>b</m:t>
+                  </m:r>
+                </m:e>
+                <m:sup>
+                  <m:r>
+                    <m:rPr>
+                      <m:sty m:val="p"/>
+                    </m:rPr>
+                    <m:t>*</m:t>
+                  </m:r>
+                </m:sup>
+              </m:sSup>
+              <m:r>
+                <m:rPr>
+                  <m:sty m:val="p"/>
+                </m:rPr>
+                <m:t>(</m:t>
+              </m:r>
+              <m:r>
+                <m:t>L</m:t>
+              </m:r>
+              <m:r>
+                <m:rPr>
+                  <m:sty m:val="p"/>
+                </m:rPr>
+                <m:t>)</m:t>
+              </m:r>
+            </m:oMath>
+            <w:r>
+              <w:t xml:space="preserve">,</w:t>
+            </w:r>
+            <w:r>
+              <w:t xml:space="preserve"> </w:t>
+            </w:r>
+            <m:oMath>
+              <m:r>
+                <m:t>A</m:t>
+              </m:r>
+              <m:r>
+                <m:rPr>
+                  <m:sty m:val="p"/>
+                </m:rPr>
+                <m:t>{</m:t>
+              </m:r>
+              <m:r>
+                <m:t>Y</m:t>
+              </m:r>
+              <m:r>
+                <m:rPr>
+                  <m:sty m:val="p"/>
+                </m:rPr>
+                <m:t>−</m:t>
+              </m:r>
+              <m:sSup>
+                <m:e>
+                  <m:r>
+                    <m:t>b</m:t>
+                  </m:r>
+                </m:e>
+                <m:sup>
+                  <m:r>
+                    <m:rPr>
+                      <m:sty m:val="p"/>
+                    </m:rPr>
+                    <m:t>*</m:t>
+                  </m:r>
+                </m:sup>
+              </m:sSup>
+              <m:r>
+                <m:rPr>
+                  <m:sty m:val="p"/>
+                </m:rPr>
+                <m:t>(</m:t>
+              </m:r>
+              <m:r>
+                <m:t>L</m:t>
+              </m:r>
+              <m:r>
+                <m:rPr>
+                  <m:sty m:val="p"/>
+                </m:rPr>
+                <m:t>)</m:t>
+              </m:r>
+              <m:r>
+                <m:rPr>
+                  <m:sty m:val="p"/>
+                </m:rPr>
+                <m:t>}</m:t>
+              </m:r>
+              <m:r>
+                <m:rPr>
+                  <m:sty m:val="p"/>
+                </m:rPr>
+                <m:t>/</m:t>
+              </m:r>
+              <m:sSup>
+                <m:e>
+                  <m:r>
+                    <m:t>π</m:t>
+                  </m:r>
+                </m:e>
+                <m:sup>
+                  <m:r>
+                    <m:rPr>
+                      <m:sty m:val="p"/>
+                    </m:rPr>
+                    <m:t>*</m:t>
+                  </m:r>
+                </m:sup>
+              </m:sSup>
+              <m:r>
+                <m:rPr>
+                  <m:sty m:val="p"/>
+                </m:rPr>
+                <m:t>(</m:t>
+              </m:r>
+              <m:r>
+                <m:t>L</m:t>
+              </m:r>
+              <m:r>
+                <m:rPr>
+                  <m:sty m:val="p"/>
+                </m:rPr>
+                <m:t>)</m:t>
+              </m:r>
+            </m:oMath>
+            <w:r>
+              <w:t xml:space="preserve"> </w:t>
+            </w:r>
+            <w:r>
+              <w:t xml:space="preserve">and</w:t>
+            </w:r>
+            <w:r>
+              <w:t xml:space="preserve"> </w:t>
+            </w:r>
+            <m:oMath>
+              <m:r>
+                <m:t>b</m:t>
+              </m:r>
+              <m:r>
+                <m:rPr>
+                  <m:sty m:val="p"/>
+                </m:rPr>
+                <m:t>(</m:t>
+              </m:r>
+              <m:r>
+                <m:t>L</m:t>
+              </m:r>
+              <m:r>
+                <m:rPr>
+                  <m:sty m:val="p"/>
+                </m:rPr>
+                <m:t>)</m:t>
+              </m:r>
+            </m:oMath>
+            <w:r>
+              <w:t xml:space="preserve"> </w:t>
+            </w:r>
+            <w:r>
+              <w:t xml:space="preserve">is integrable:</w:t>
+            </w:r>
+            <w:r>
+              <w:t xml:space="preserve"> </w:t>
+            </w:r>
+            <m:oMath>
+              <m:sSup>
+                <m:e>
+                  <m:r>
+                    <m:t>b</m:t>
+                  </m:r>
+                </m:e>
+                <m:sup>
+                  <m:r>
+                    <m:rPr>
+                      <m:sty m:val="p"/>
+                    </m:rPr>
+                    <m:t>*</m:t>
+                  </m:r>
+                </m:sup>
+              </m:sSup>
+              <m:r>
+                <m:rPr>
+                  <m:sty m:val="p"/>
+                </m:rPr>
+                <m:t>(</m:t>
+              </m:r>
+              <m:r>
+                <m:t>L</m:t>
+              </m:r>
+              <m:r>
+                <m:rPr>
+                  <m:sty m:val="p"/>
+                </m:rPr>
+                <m:t>)</m:t>
+              </m:r>
+            </m:oMath>
+            <w:r>
+              <w:t xml:space="preserve"> </w:t>
+            </w:r>
+            <w:r>
+              <w:t xml:space="preserve">by assumption;</w:t>
+            </w:r>
+            <w:r>
+              <w:t xml:space="preserve"> </w:t>
+            </w:r>
+            <m:oMath>
+              <m:r>
+                <m:t>A</m:t>
+              </m:r>
+              <m:r>
+                <m:rPr>
+                  <m:sty m:val="p"/>
+                </m:rPr>
+                <m:t>{</m:t>
+              </m:r>
+              <m:r>
+                <m:t>Y</m:t>
+              </m:r>
+              <m:r>
+                <m:rPr>
+                  <m:sty m:val="p"/>
+                </m:rPr>
+                <m:t>−</m:t>
+              </m:r>
+              <m:sSup>
+                <m:e>
+                  <m:r>
+                    <m:t>b</m:t>
+                  </m:r>
+                </m:e>
+                <m:sup>
+                  <m:r>
+                    <m:rPr>
+                      <m:sty m:val="p"/>
+                    </m:rPr>
+                    <m:t>*</m:t>
+                  </m:r>
+                </m:sup>
+              </m:sSup>
+              <m:r>
+                <m:rPr>
+                  <m:sty m:val="p"/>
+                </m:rPr>
+                <m:t>(</m:t>
+              </m:r>
+              <m:r>
+                <m:t>L</m:t>
+              </m:r>
+              <m:r>
+                <m:rPr>
+                  <m:sty m:val="p"/>
+                </m:rPr>
+                <m:t>)</m:t>
+              </m:r>
+              <m:r>
+                <m:rPr>
+                  <m:sty m:val="p"/>
+                </m:rPr>
+                <m:t>}</m:t>
+              </m:r>
+              <m:r>
+                <m:rPr>
+                  <m:sty m:val="p"/>
+                </m:rPr>
+                <m:t>/</m:t>
+              </m:r>
+              <m:sSup>
+                <m:e>
+                  <m:r>
+                    <m:t>π</m:t>
+                  </m:r>
+                </m:e>
+                <m:sup>
+                  <m:r>
+                    <m:rPr>
+                      <m:sty m:val="p"/>
+                    </m:rPr>
+                    <m:t>*</m:t>
+                  </m:r>
+                </m:sup>
+              </m:sSup>
+              <m:r>
+                <m:rPr>
+                  <m:sty m:val="p"/>
+                </m:rPr>
+                <m:t>(</m:t>
+              </m:r>
+              <m:r>
+                <m:t>L</m:t>
+              </m:r>
+              <m:r>
+                <m:rPr>
+                  <m:sty m:val="p"/>
+                </m:rPr>
+                <m:t>)</m:t>
+              </m:r>
+            </m:oMath>
+            <w:r>
+              <w:t xml:space="preserve"> </w:t>
+            </w:r>
+            <w:r>
+              <w:t xml:space="preserve">because its absolute value is at most</w:t>
+            </w:r>
+            <w:r>
+              <w:t xml:space="preserve"> </w:t>
+            </w:r>
+            <m:oMath>
+              <m:d>
+                <m:dPr>
+                  <m:begChr m:val="("/>
+                  <m:sepChr m:val=""/>
+                  <m:endChr m:val=")"/>
+                  <m:grow/>
+                </m:dPr>
+                <m:e>
+                  <m:d>
+                    <m:dPr>
+                      <m:begChr m:val="|"/>
+                      <m:sepChr m:val=""/>
+                      <m:endChr m:val="|"/>
+                      <m:grow/>
+                    </m:dPr>
+                    <m:e>
+                      <m:r>
+                        <m:t>Y</m:t>
+                      </m:r>
+                    </m:e>
+                  </m:d>
+                  <m:r>
+                    <m:rPr>
+                      <m:sty m:val="p"/>
+                    </m:rPr>
+                    <m:t>+</m:t>
+                  </m:r>
+                  <m:d>
+                    <m:dPr>
+                      <m:begChr m:val="|"/>
+                      <m:sepChr m:val=""/>
+                      <m:endChr m:val="|"/>
+                      <m:grow/>
+                    </m:dPr>
+                    <m:e>
+                      <m:sSup>
+                        <m:e>
+                          <m:r>
+                            <m:t>b</m:t>
+                          </m:r>
+                        </m:e>
+                        <m:sup>
+                          <m:r>
+                            <m:rPr>
+                              <m:sty m:val="p"/>
+                            </m:rPr>
+                            <m:t>*</m:t>
+                          </m:r>
+                        </m:sup>
+                      </m:sSup>
+                      <m:r>
+                        <m:rPr>
+                          <m:sty m:val="p"/>
+                        </m:rPr>
+                        <m:t>(</m:t>
+                      </m:r>
+                      <m:r>
+                        <m:t>L</m:t>
+                      </m:r>
+                      <m:r>
+                        <m:rPr>
+                          <m:sty m:val="p"/>
+                        </m:rPr>
+                        <m:t>)</m:t>
+                      </m:r>
+                    </m:e>
+                  </m:d>
+                </m:e>
+              </m:d>
+              <m:r>
+                <m:rPr>
+                  <m:sty m:val="p"/>
+                </m:rPr>
+                <m:t>/</m:t>
+              </m:r>
+              <m:r>
+                <m:t>ϵ</m:t>
+              </m:r>
+            </m:oMath>
+            <w:r>
+              <w:t xml:space="preserve">;</w:t>
+            </w:r>
+            <w:r>
+              <w:t xml:space="preserve"> </w:t>
+            </w:r>
+            <w:r>
+              <w:t xml:space="preserve">and</w:t>
+            </w:r>
+            <w:r>
+              <w:t xml:space="preserve"> </w:t>
+            </w:r>
+            <m:oMath>
+              <m:r>
+                <m:t>b</m:t>
+              </m:r>
+              <m:r>
+                <m:rPr>
+                  <m:sty m:val="p"/>
+                </m:rPr>
+                <m:t>(</m:t>
+              </m:r>
+              <m:r>
+                <m:t>L</m:t>
+              </m:r>
+              <m:r>
+                <m:rPr>
+                  <m:sty m:val="p"/>
+                </m:rPr>
+                <m:t>)</m:t>
+              </m:r>
+            </m:oMath>
+            <w:r>
+              <w:t xml:space="preserve"> </w:t>
+            </w:r>
+            <w:r>
+              <w:t xml:space="preserve">because the steps of the identification display hold conditionally on</w:t>
+            </w:r>
+            <w:r>
+              <w:t xml:space="preserve"> </w:t>
+            </w:r>
+            <m:oMath>
+              <m:r>
+                <m:t>L</m:t>
+              </m:r>
+            </m:oMath>
+            <w:r>
+              <w:t xml:space="preserve">, giving</w:t>
+            </w:r>
+            <w:r>
+              <w:t xml:space="preserve"> </w:t>
+            </w:r>
+            <m:oMath>
+              <m:r>
+                <m:t>b</m:t>
+              </m:r>
+              <m:r>
+                <m:rPr>
+                  <m:sty m:val="p"/>
+                </m:rPr>
+                <m:t>(</m:t>
+              </m:r>
+              <m:r>
+                <m:t>L</m:t>
+              </m:r>
+              <m:r>
+                <m:rPr>
+                  <m:sty m:val="p"/>
+                </m:rPr>
+                <m:t>)</m:t>
+              </m:r>
+              <m:r>
+                <m:rPr>
+                  <m:sty m:val="p"/>
+                </m:rPr>
+                <m:t>=</m:t>
+              </m:r>
               <m:r>
                 <m:rPr>
                   <m:nor/>
@@ -12372,13 +15046,64 @@
                       </m:r>
                     </m:sup>
                   </m:sSup>
+                  <m:r>
+                    <m:rPr>
+                      <m:sty m:val="p"/>
+                    </m:rPr>
+                    <m:t>∣</m:t>
+                  </m:r>
+                  <m:r>
+                    <m:t>L</m:t>
+                  </m:r>
                 </m:e>
               </m:d>
-              <m:r>
-                <m:rPr>
-                  <m:sty m:val="p"/>
-                </m:rPr>
-                <m:t>=</m:t>
+            </m:oMath>
+            <w:r>
+              <w:t xml:space="preserve">,</w:t>
+            </w:r>
+            <w:r>
+              <w:t xml:space="preserve"> </w:t>
+            </w:r>
+            <w:r>
+              <w:t xml:space="preserve">so</w:t>
+            </w:r>
+            <w:r>
+              <w:t xml:space="preserve"> </w:t>
+            </w:r>
+            <m:oMath>
+              <m:d>
+                <m:dPr>
+                  <m:begChr m:val="|"/>
+                  <m:sepChr m:val=""/>
+                  <m:endChr m:val="|"/>
+                  <m:grow/>
+                </m:dPr>
+                <m:e>
+                  <m:r>
+                    <m:t>b</m:t>
+                  </m:r>
+                  <m:r>
+                    <m:rPr>
+                      <m:sty m:val="p"/>
+                    </m:rPr>
+                    <m:t>(</m:t>
+                  </m:r>
+                  <m:r>
+                    <m:t>L</m:t>
+                  </m:r>
+                  <m:r>
+                    <m:rPr>
+                      <m:sty m:val="p"/>
+                    </m:rPr>
+                    <m:t>)</m:t>
+                  </m:r>
+                </m:e>
+              </m:d>
+              <m:r>
+                <m:rPr>
+                  <m:sty m:val="p"/>
+                </m:rPr>
+                <m:t>≤</m:t>
               </m:r>
               <m:r>
                 <m:rPr>
@@ -12395,29 +15120,116 @@
                   <m:grow/>
                 </m:dPr>
                 <m:e>
-                  <m:r>
-                    <m:t>b</m:t>
-                  </m:r>
+                  <m:d>
+                    <m:dPr>
+                      <m:begChr m:val="|"/>
+                      <m:sepChr m:val=""/>
+                      <m:endChr m:val="|"/>
+                      <m:grow/>
+                    </m:dPr>
+                    <m:e>
+                      <m:sSup>
+                        <m:e>
+                          <m:r>
+                            <m:t>Y</m:t>
+                          </m:r>
+                        </m:e>
+                        <m:sup>
+                          <m:r>
+                            <m:t>a</m:t>
+                          </m:r>
+                          <m:r>
+                            <m:rPr>
+                              <m:sty m:val="p"/>
+                            </m:rPr>
+                            <m:t>=</m:t>
+                          </m:r>
+                          <m:r>
+                            <m:t>1</m:t>
+                          </m:r>
+                        </m:sup>
+                      </m:sSup>
+                    </m:e>
+                  </m:d>
                   <m:r>
                     <m:rPr>
                       <m:sty m:val="p"/>
                     </m:rPr>
-                    <m:t>(</m:t>
+                    <m:t>∣</m:t>
                   </m:r>
                   <m:r>
                     <m:t>L</m:t>
-                  </m:r>
-                  <m:r>
-                    <m:rPr>
-                      <m:sty m:val="p"/>
-                    </m:rPr>
-                    <m:t>)</m:t>
                   </m:r>
                 </m:e>
               </m:d>
             </m:oMath>
             <w:r>
-              <w:t xml:space="preserve">:</w:t>
+              <w:t xml:space="preserve">, whose expectation</w:t>
+            </w:r>
+            <w:r>
+              <w:t xml:space="preserve"> </w:t>
+            </w:r>
+            <m:oMath>
+              <m:r>
+                <m:rPr>
+                  <m:nor/>
+                  <m:sty m:val="p"/>
+                </m:rPr>
+                <m:t>E</m:t>
+              </m:r>
+              <m:d>
+                <m:dPr>
+                  <m:begChr m:val="["/>
+                  <m:sepChr m:val=""/>
+                  <m:endChr m:val="]"/>
+                  <m:grow/>
+                </m:dPr>
+                <m:e>
+                  <m:d>
+                    <m:dPr>
+                      <m:begChr m:val="|"/>
+                      <m:sepChr m:val=""/>
+                      <m:endChr m:val="|"/>
+                      <m:grow/>
+                    </m:dPr>
+                    <m:e>
+                      <m:sSup>
+                        <m:e>
+                          <m:r>
+                            <m:t>Y</m:t>
+                          </m:r>
+                        </m:e>
+                        <m:sup>
+                          <m:r>
+                            <m:t>a</m:t>
+                          </m:r>
+                          <m:r>
+                            <m:rPr>
+                              <m:sty m:val="p"/>
+                            </m:rPr>
+                            <m:t>=</m:t>
+                          </m:r>
+                          <m:r>
+                            <m:t>1</m:t>
+                          </m:r>
+                        </m:sup>
+                      </m:sSup>
+                    </m:e>
+                  </m:d>
+                </m:e>
+              </m:d>
+            </m:oMath>
+            <w:r>
+              <w:t xml:space="preserve"> </w:t>
+            </w:r>
+            <w:r>
+              <w:t xml:space="preserve">is finite.</w:t>
+            </w:r>
+            <w:r>
+              <w:t xml:space="preserve"> </w:t>
+            </w:r>
+            <w:r>
+              <w:t xml:space="preserve">Then:</w:t>
             </w:r>
           </w:p>
           <w:p>
@@ -12432,12 +15244,897 @@
                 <m:eqArr>
                   <m:e>
                     <m:r>
+                      <m:t>&amp;</m:t>
+                    </m:r>
+                    <m:r>
                       <m:rPr>
                         <m:nor/>
                         <m:sty m:val="p"/>
                       </m:rPr>
-                      <m:t>bias</m:t>
+                      <m:t>E</m:t>
                     </m:r>
+                    <m:d>
+                      <m:dPr>
+                        <m:begChr m:val="["/>
+                        <m:sepChr m:val=""/>
+                        <m:endChr m:val="]"/>
+                        <m:grow/>
+                      </m:dPr>
+                      <m:e>
+                        <m:sSup>
+                          <m:e>
+                            <m:r>
+                              <m:t>b</m:t>
+                            </m:r>
+                          </m:e>
+                          <m:sup>
+                            <m:r>
+                              <m:rPr>
+                                <m:sty m:val="p"/>
+                              </m:rPr>
+                              <m:t>*</m:t>
+                            </m:r>
+                          </m:sup>
+                        </m:sSup>
+                        <m:r>
+                          <m:rPr>
+                            <m:sty m:val="p"/>
+                          </m:rPr>
+                          <m:t>(</m:t>
+                        </m:r>
+                        <m:r>
+                          <m:t>L</m:t>
+                        </m:r>
+                        <m:r>
+                          <m:rPr>
+                            <m:sty m:val="p"/>
+                          </m:rPr>
+                          <m:t>)</m:t>
+                        </m:r>
+                        <m:r>
+                          <m:rPr>
+                            <m:sty m:val="p"/>
+                          </m:rPr>
+                          <m:t>+</m:t>
+                        </m:r>
+                        <m:f>
+                          <m:fPr>
+                            <m:type m:val="bar"/>
+                          </m:fPr>
+                          <m:num>
+                            <m:r>
+                              <m:t>A</m:t>
+                            </m:r>
+                            <m:r>
+                              <m:rPr>
+                                <m:sty m:val="p"/>
+                              </m:rPr>
+                              <m:t>{</m:t>
+                            </m:r>
+                            <m:r>
+                              <m:t>Y</m:t>
+                            </m:r>
+                            <m:r>
+                              <m:rPr>
+                                <m:sty m:val="p"/>
+                              </m:rPr>
+                              <m:t>−</m:t>
+                            </m:r>
+                            <m:sSup>
+                              <m:e>
+                                <m:r>
+                                  <m:t>b</m:t>
+                                </m:r>
+                              </m:e>
+                              <m:sup>
+                                <m:r>
+                                  <m:rPr>
+                                    <m:sty m:val="p"/>
+                                  </m:rPr>
+                                  <m:t>*</m:t>
+                                </m:r>
+                              </m:sup>
+                            </m:sSup>
+                            <m:r>
+                              <m:rPr>
+                                <m:sty m:val="p"/>
+                              </m:rPr>
+                              <m:t>(</m:t>
+                            </m:r>
+                            <m:r>
+                              <m:t>L</m:t>
+                            </m:r>
+                            <m:r>
+                              <m:rPr>
+                                <m:sty m:val="p"/>
+                              </m:rPr>
+                              <m:t>)</m:t>
+                            </m:r>
+                            <m:r>
+                              <m:rPr>
+                                <m:sty m:val="p"/>
+                              </m:rPr>
+                              <m:t>}</m:t>
+                            </m:r>
+                          </m:num>
+                          <m:den>
+                            <m:sSup>
+                              <m:e>
+                                <m:r>
+                                  <m:t>π</m:t>
+                                </m:r>
+                              </m:e>
+                              <m:sup>
+                                <m:r>
+                                  <m:rPr>
+                                    <m:sty m:val="p"/>
+                                  </m:rPr>
+                                  <m:t>*</m:t>
+                                </m:r>
+                              </m:sup>
+                            </m:sSup>
+                            <m:r>
+                              <m:rPr>
+                                <m:sty m:val="p"/>
+                              </m:rPr>
+                              <m:t>(</m:t>
+                            </m:r>
+                            <m:r>
+                              <m:t>L</m:t>
+                            </m:r>
+                            <m:r>
+                              <m:rPr>
+                                <m:sty m:val="p"/>
+                              </m:rPr>
+                              <m:t>)</m:t>
+                            </m:r>
+                          </m:den>
+                        </m:f>
+                      </m:e>
+                    </m:d>
+                    <m:r>
+                      <m:rPr>
+                        <m:sty m:val="p"/>
+                      </m:rPr>
+                      <m:t>−</m:t>
+                    </m:r>
+                    <m:r>
+                      <m:rPr>
+                        <m:nor/>
+                        <m:sty m:val="p"/>
+                      </m:rPr>
+                      <m:t>E</m:t>
+                    </m:r>
+                    <m:d>
+                      <m:dPr>
+                        <m:begChr m:val="["/>
+                        <m:sepChr m:val=""/>
+                        <m:endChr m:val="]"/>
+                        <m:grow/>
+                      </m:dPr>
+                      <m:e>
+                        <m:sSup>
+                          <m:e>
+                            <m:r>
+                              <m:t>Y</m:t>
+                            </m:r>
+                          </m:e>
+                          <m:sup>
+                            <m:r>
+                              <m:t>a</m:t>
+                            </m:r>
+                            <m:r>
+                              <m:rPr>
+                                <m:sty m:val="p"/>
+                              </m:rPr>
+                              <m:t>=</m:t>
+                            </m:r>
+                            <m:r>
+                              <m:t>1</m:t>
+                            </m:r>
+                          </m:sup>
+                        </m:sSup>
+                      </m:e>
+                    </m:d>
+                  </m:e>
+                  <m:e>
+                    <m:r>
+                      <m:t>&amp;</m:t>
+                    </m:r>
+                    <m:r>
+                      <m:rPr>
+                        <m:sty m:val="p"/>
+                      </m:rPr>
+                      <m:t>=</m:t>
+                    </m:r>
+                    <m:r>
+                      <m:rPr>
+                        <m:nor/>
+                        <m:sty m:val="p"/>
+                      </m:rPr>
+                      <m:t>E</m:t>
+                    </m:r>
+                    <m:d>
+                      <m:dPr>
+                        <m:begChr m:val="["/>
+                        <m:sepChr m:val=""/>
+                        <m:endChr m:val="]"/>
+                        <m:grow/>
+                      </m:dPr>
+                      <m:e>
+                        <m:sSup>
+                          <m:e>
+                            <m:r>
+                              <m:t>b</m:t>
+                            </m:r>
+                          </m:e>
+                          <m:sup>
+                            <m:r>
+                              <m:rPr>
+                                <m:sty m:val="p"/>
+                              </m:rPr>
+                              <m:t>*</m:t>
+                            </m:r>
+                          </m:sup>
+                        </m:sSup>
+                        <m:r>
+                          <m:rPr>
+                            <m:sty m:val="p"/>
+                          </m:rPr>
+                          <m:t>(</m:t>
+                        </m:r>
+                        <m:r>
+                          <m:t>L</m:t>
+                        </m:r>
+                        <m:r>
+                          <m:rPr>
+                            <m:sty m:val="p"/>
+                          </m:rPr>
+                          <m:t>)</m:t>
+                        </m:r>
+                        <m:r>
+                          <m:rPr>
+                            <m:sty m:val="p"/>
+                          </m:rPr>
+                          <m:t>+</m:t>
+                        </m:r>
+                        <m:f>
+                          <m:fPr>
+                            <m:type m:val="bar"/>
+                          </m:fPr>
+                          <m:num>
+                            <m:r>
+                              <m:t>A</m:t>
+                            </m:r>
+                            <m:r>
+                              <m:rPr>
+                                <m:sty m:val="p"/>
+                              </m:rPr>
+                              <m:t>{</m:t>
+                            </m:r>
+                            <m:r>
+                              <m:t>Y</m:t>
+                            </m:r>
+                            <m:r>
+                              <m:rPr>
+                                <m:sty m:val="p"/>
+                              </m:rPr>
+                              <m:t>−</m:t>
+                            </m:r>
+                            <m:sSup>
+                              <m:e>
+                                <m:r>
+                                  <m:t>b</m:t>
+                                </m:r>
+                              </m:e>
+                              <m:sup>
+                                <m:r>
+                                  <m:rPr>
+                                    <m:sty m:val="p"/>
+                                  </m:rPr>
+                                  <m:t>*</m:t>
+                                </m:r>
+                              </m:sup>
+                            </m:sSup>
+                            <m:r>
+                              <m:rPr>
+                                <m:sty m:val="p"/>
+                              </m:rPr>
+                              <m:t>(</m:t>
+                            </m:r>
+                            <m:r>
+                              <m:t>L</m:t>
+                            </m:r>
+                            <m:r>
+                              <m:rPr>
+                                <m:sty m:val="p"/>
+                              </m:rPr>
+                              <m:t>)</m:t>
+                            </m:r>
+                            <m:r>
+                              <m:rPr>
+                                <m:sty m:val="p"/>
+                              </m:rPr>
+                              <m:t>}</m:t>
+                            </m:r>
+                          </m:num>
+                          <m:den>
+                            <m:sSup>
+                              <m:e>
+                                <m:r>
+                                  <m:t>π</m:t>
+                                </m:r>
+                              </m:e>
+                              <m:sup>
+                                <m:r>
+                                  <m:rPr>
+                                    <m:sty m:val="p"/>
+                                  </m:rPr>
+                                  <m:t>*</m:t>
+                                </m:r>
+                              </m:sup>
+                            </m:sSup>
+                            <m:r>
+                              <m:rPr>
+                                <m:sty m:val="p"/>
+                              </m:rPr>
+                              <m:t>(</m:t>
+                            </m:r>
+                            <m:r>
+                              <m:t>L</m:t>
+                            </m:r>
+                            <m:r>
+                              <m:rPr>
+                                <m:sty m:val="p"/>
+                              </m:rPr>
+                              <m:t>)</m:t>
+                            </m:r>
+                          </m:den>
+                        </m:f>
+                      </m:e>
+                    </m:d>
+                    <m:r>
+                      <m:rPr>
+                        <m:sty m:val="p"/>
+                      </m:rPr>
+                      <m:t>−</m:t>
+                    </m:r>
+                    <m:r>
+                      <m:rPr>
+                        <m:nor/>
+                        <m:sty m:val="p"/>
+                      </m:rPr>
+                      <m:t>E</m:t>
+                    </m:r>
+                    <m:d>
+                      <m:dPr>
+                        <m:begChr m:val="["/>
+                        <m:sepChr m:val=""/>
+                        <m:endChr m:val="]"/>
+                        <m:grow/>
+                      </m:dPr>
+                      <m:e>
+                        <m:r>
+                          <m:t>b</m:t>
+                        </m:r>
+                        <m:r>
+                          <m:rPr>
+                            <m:sty m:val="p"/>
+                          </m:rPr>
+                          <m:t>(</m:t>
+                        </m:r>
+                        <m:r>
+                          <m:t>L</m:t>
+                        </m:r>
+                        <m:r>
+                          <m:rPr>
+                            <m:sty m:val="p"/>
+                          </m:rPr>
+                          <m:t>)</m:t>
+                        </m:r>
+                      </m:e>
+                    </m:d>
+                    <m:r>
+                      <m:t>&amp;</m:t>
+                    </m:r>
+                    <m:r>
+                      <m:t>&amp;</m:t>
+                    </m:r>
+                    <m:r>
+                      <m:rPr>
+                        <m:nor/>
+                        <m:sty m:val="p"/>
+                      </m:rPr>
+                      <m:t>(identification display)</m:t>
+                    </m:r>
+                  </m:e>
+                  <m:e>
+                    <m:r>
+                      <m:t>&amp;</m:t>
+                    </m:r>
+                    <m:r>
+                      <m:rPr>
+                        <m:sty m:val="p"/>
+                      </m:rPr>
+                      <m:t>=</m:t>
+                    </m:r>
+                    <m:r>
+                      <m:rPr>
+                        <m:nor/>
+                        <m:sty m:val="p"/>
+                      </m:rPr>
+                      <m:t>E</m:t>
+                    </m:r>
+                    <m:d>
+                      <m:dPr>
+                        <m:begChr m:val="["/>
+                        <m:sepChr m:val=""/>
+                        <m:endChr m:val="]"/>
+                        <m:grow/>
+                      </m:dPr>
+                      <m:e>
+                        <m:sSup>
+                          <m:e>
+                            <m:r>
+                              <m:t>b</m:t>
+                            </m:r>
+                          </m:e>
+                          <m:sup>
+                            <m:r>
+                              <m:rPr>
+                                <m:sty m:val="p"/>
+                              </m:rPr>
+                              <m:t>*</m:t>
+                            </m:r>
+                          </m:sup>
+                        </m:sSup>
+                        <m:r>
+                          <m:rPr>
+                            <m:sty m:val="p"/>
+                          </m:rPr>
+                          <m:t>(</m:t>
+                        </m:r>
+                        <m:r>
+                          <m:t>L</m:t>
+                        </m:r>
+                        <m:r>
+                          <m:rPr>
+                            <m:sty m:val="p"/>
+                          </m:rPr>
+                          <m:t>)</m:t>
+                        </m:r>
+                      </m:e>
+                    </m:d>
+                    <m:r>
+                      <m:rPr>
+                        <m:sty m:val="p"/>
+                      </m:rPr>
+                      <m:t>+</m:t>
+                    </m:r>
+                    <m:r>
+                      <m:rPr>
+                        <m:nor/>
+                        <m:sty m:val="p"/>
+                      </m:rPr>
+                      <m:t>E</m:t>
+                    </m:r>
+                    <m:d>
+                      <m:dPr>
+                        <m:begChr m:val="["/>
+                        <m:sepChr m:val=""/>
+                        <m:endChr m:val="]"/>
+                        <m:grow/>
+                      </m:dPr>
+                      <m:e>
+                        <m:f>
+                          <m:fPr>
+                            <m:type m:val="bar"/>
+                          </m:fPr>
+                          <m:num>
+                            <m:r>
+                              <m:t>A</m:t>
+                            </m:r>
+                            <m:r>
+                              <m:rPr>
+                                <m:sty m:val="p"/>
+                              </m:rPr>
+                              <m:t>{</m:t>
+                            </m:r>
+                            <m:r>
+                              <m:t>Y</m:t>
+                            </m:r>
+                            <m:r>
+                              <m:rPr>
+                                <m:sty m:val="p"/>
+                              </m:rPr>
+                              <m:t>−</m:t>
+                            </m:r>
+                            <m:sSup>
+                              <m:e>
+                                <m:r>
+                                  <m:t>b</m:t>
+                                </m:r>
+                              </m:e>
+                              <m:sup>
+                                <m:r>
+                                  <m:rPr>
+                                    <m:sty m:val="p"/>
+                                  </m:rPr>
+                                  <m:t>*</m:t>
+                                </m:r>
+                              </m:sup>
+                            </m:sSup>
+                            <m:r>
+                              <m:rPr>
+                                <m:sty m:val="p"/>
+                              </m:rPr>
+                              <m:t>(</m:t>
+                            </m:r>
+                            <m:r>
+                              <m:t>L</m:t>
+                            </m:r>
+                            <m:r>
+                              <m:rPr>
+                                <m:sty m:val="p"/>
+                              </m:rPr>
+                              <m:t>)</m:t>
+                            </m:r>
+                            <m:r>
+                              <m:rPr>
+                                <m:sty m:val="p"/>
+                              </m:rPr>
+                              <m:t>}</m:t>
+                            </m:r>
+                          </m:num>
+                          <m:den>
+                            <m:sSup>
+                              <m:e>
+                                <m:r>
+                                  <m:t>π</m:t>
+                                </m:r>
+                              </m:e>
+                              <m:sup>
+                                <m:r>
+                                  <m:rPr>
+                                    <m:sty m:val="p"/>
+                                  </m:rPr>
+                                  <m:t>*</m:t>
+                                </m:r>
+                              </m:sup>
+                            </m:sSup>
+                            <m:r>
+                              <m:rPr>
+                                <m:sty m:val="p"/>
+                              </m:rPr>
+                              <m:t>(</m:t>
+                            </m:r>
+                            <m:r>
+                              <m:t>L</m:t>
+                            </m:r>
+                            <m:r>
+                              <m:rPr>
+                                <m:sty m:val="p"/>
+                              </m:rPr>
+                              <m:t>)</m:t>
+                            </m:r>
+                          </m:den>
+                        </m:f>
+                      </m:e>
+                    </m:d>
+                    <m:r>
+                      <m:rPr>
+                        <m:sty m:val="p"/>
+                      </m:rPr>
+                      <m:t>−</m:t>
+                    </m:r>
+                    <m:r>
+                      <m:rPr>
+                        <m:nor/>
+                        <m:sty m:val="p"/>
+                      </m:rPr>
+                      <m:t>E</m:t>
+                    </m:r>
+                    <m:d>
+                      <m:dPr>
+                        <m:begChr m:val="["/>
+                        <m:sepChr m:val=""/>
+                        <m:endChr m:val="]"/>
+                        <m:grow/>
+                      </m:dPr>
+                      <m:e>
+                        <m:r>
+                          <m:t>b</m:t>
+                        </m:r>
+                        <m:r>
+                          <m:rPr>
+                            <m:sty m:val="p"/>
+                          </m:rPr>
+                          <m:t>(</m:t>
+                        </m:r>
+                        <m:r>
+                          <m:t>L</m:t>
+                        </m:r>
+                        <m:r>
+                          <m:rPr>
+                            <m:sty m:val="p"/>
+                          </m:rPr>
+                          <m:t>)</m:t>
+                        </m:r>
+                      </m:e>
+                    </m:d>
+                    <m:r>
+                      <m:t>&amp;</m:t>
+                    </m:r>
+                    <m:r>
+                      <m:t>&amp;</m:t>
+                    </m:r>
+                    <m:r>
+                      <m:rPr>
+                        <m:nor/>
+                        <m:sty m:val="p"/>
+                      </m:rPr>
+                      <m:t>(linearity; each term integrable)</m:t>
+                    </m:r>
+                  </m:e>
+                  <m:e>
+                    <m:r>
+                      <m:t>&amp;</m:t>
+                    </m:r>
+                    <m:r>
+                      <m:rPr>
+                        <m:sty m:val="p"/>
+                      </m:rPr>
+                      <m:t>=</m:t>
+                    </m:r>
+                    <m:r>
+                      <m:rPr>
+                        <m:nor/>
+                        <m:sty m:val="p"/>
+                      </m:rPr>
+                      <m:t>E</m:t>
+                    </m:r>
+                    <m:d>
+                      <m:dPr>
+                        <m:begChr m:val="["/>
+                        <m:sepChr m:val=""/>
+                        <m:endChr m:val="]"/>
+                        <m:grow/>
+                      </m:dPr>
+                      <m:e>
+                        <m:sSup>
+                          <m:e>
+                            <m:r>
+                              <m:t>b</m:t>
+                            </m:r>
+                          </m:e>
+                          <m:sup>
+                            <m:r>
+                              <m:rPr>
+                                <m:sty m:val="p"/>
+                              </m:rPr>
+                              <m:t>*</m:t>
+                            </m:r>
+                          </m:sup>
+                        </m:sSup>
+                        <m:r>
+                          <m:rPr>
+                            <m:sty m:val="p"/>
+                          </m:rPr>
+                          <m:t>(</m:t>
+                        </m:r>
+                        <m:r>
+                          <m:t>L</m:t>
+                        </m:r>
+                        <m:r>
+                          <m:rPr>
+                            <m:sty m:val="p"/>
+                          </m:rPr>
+                          <m:t>)</m:t>
+                        </m:r>
+                      </m:e>
+                    </m:d>
+                    <m:r>
+                      <m:rPr>
+                        <m:sty m:val="p"/>
+                      </m:rPr>
+                      <m:t>+</m:t>
+                    </m:r>
+                    <m:r>
+                      <m:rPr>
+                        <m:nor/>
+                        <m:sty m:val="p"/>
+                      </m:rPr>
+                      <m:t>E</m:t>
+                    </m:r>
+                    <m:d>
+                      <m:dPr>
+                        <m:begChr m:val="["/>
+                        <m:sepChr m:val=""/>
+                        <m:endChr m:val="]"/>
+                        <m:grow/>
+                      </m:dPr>
+                      <m:e>
+                        <m:f>
+                          <m:fPr>
+                            <m:type m:val="bar"/>
+                          </m:fPr>
+                          <m:num>
+                            <m:r>
+                              <m:t>π</m:t>
+                            </m:r>
+                            <m:r>
+                              <m:rPr>
+                                <m:sty m:val="p"/>
+                              </m:rPr>
+                              <m:t>(</m:t>
+                            </m:r>
+                            <m:r>
+                              <m:t>L</m:t>
+                            </m:r>
+                            <m:r>
+                              <m:rPr>
+                                <m:sty m:val="p"/>
+                              </m:rPr>
+                              <m:t>)</m:t>
+                            </m:r>
+                            <m:r>
+                              <m:rPr>
+                                <m:sty m:val="p"/>
+                              </m:rPr>
+                              <m:t>{</m:t>
+                            </m:r>
+                            <m:r>
+                              <m:t>b</m:t>
+                            </m:r>
+                            <m:r>
+                              <m:rPr>
+                                <m:sty m:val="p"/>
+                              </m:rPr>
+                              <m:t>(</m:t>
+                            </m:r>
+                            <m:r>
+                              <m:t>L</m:t>
+                            </m:r>
+                            <m:r>
+                              <m:rPr>
+                                <m:sty m:val="p"/>
+                              </m:rPr>
+                              <m:t>)</m:t>
+                            </m:r>
+                            <m:r>
+                              <m:rPr>
+                                <m:sty m:val="p"/>
+                              </m:rPr>
+                              <m:t>−</m:t>
+                            </m:r>
+                            <m:sSup>
+                              <m:e>
+                                <m:r>
+                                  <m:t>b</m:t>
+                                </m:r>
+                              </m:e>
+                              <m:sup>
+                                <m:r>
+                                  <m:rPr>
+                                    <m:sty m:val="p"/>
+                                  </m:rPr>
+                                  <m:t>*</m:t>
+                                </m:r>
+                              </m:sup>
+                            </m:sSup>
+                            <m:r>
+                              <m:rPr>
+                                <m:sty m:val="p"/>
+                              </m:rPr>
+                              <m:t>(</m:t>
+                            </m:r>
+                            <m:r>
+                              <m:t>L</m:t>
+                            </m:r>
+                            <m:r>
+                              <m:rPr>
+                                <m:sty m:val="p"/>
+                              </m:rPr>
+                              <m:t>)</m:t>
+                            </m:r>
+                            <m:r>
+                              <m:rPr>
+                                <m:sty m:val="p"/>
+                              </m:rPr>
+                              <m:t>}</m:t>
+                            </m:r>
+                          </m:num>
+                          <m:den>
+                            <m:sSup>
+                              <m:e>
+                                <m:r>
+                                  <m:t>π</m:t>
+                                </m:r>
+                              </m:e>
+                              <m:sup>
+                                <m:r>
+                                  <m:rPr>
+                                    <m:sty m:val="p"/>
+                                  </m:rPr>
+                                  <m:t>*</m:t>
+                                </m:r>
+                              </m:sup>
+                            </m:sSup>
+                            <m:r>
+                              <m:rPr>
+                                <m:sty m:val="p"/>
+                              </m:rPr>
+                              <m:t>(</m:t>
+                            </m:r>
+                            <m:r>
+                              <m:t>L</m:t>
+                            </m:r>
+                            <m:r>
+                              <m:rPr>
+                                <m:sty m:val="p"/>
+                              </m:rPr>
+                              <m:t>)</m:t>
+                            </m:r>
+                          </m:den>
+                        </m:f>
+                      </m:e>
+                    </m:d>
+                    <m:r>
+                      <m:rPr>
+                        <m:sty m:val="p"/>
+                      </m:rPr>
+                      <m:t>−</m:t>
+                    </m:r>
+                    <m:r>
+                      <m:rPr>
+                        <m:nor/>
+                        <m:sty m:val="p"/>
+                      </m:rPr>
+                      <m:t>E</m:t>
+                    </m:r>
+                    <m:d>
+                      <m:dPr>
+                        <m:begChr m:val="["/>
+                        <m:sepChr m:val=""/>
+                        <m:endChr m:val="]"/>
+                        <m:grow/>
+                      </m:dPr>
+                      <m:e>
+                        <m:r>
+                          <m:t>b</m:t>
+                        </m:r>
+                        <m:r>
+                          <m:rPr>
+                            <m:sty m:val="p"/>
+                          </m:rPr>
+                          <m:t>(</m:t>
+                        </m:r>
+                        <m:r>
+                          <m:t>L</m:t>
+                        </m:r>
+                        <m:r>
+                          <m:rPr>
+                            <m:sty m:val="p"/>
+                          </m:rPr>
+                          <m:t>)</m:t>
+                        </m:r>
+                      </m:e>
+                    </m:d>
+                    <m:r>
+                      <m:t>&amp;</m:t>
+                    </m:r>
+                    <m:r>
+                      <m:t>&amp;</m:t>
+                    </m:r>
+                    <m:r>
+                      <m:rPr>
+                        <m:nor/>
+                        <m:sty m:val="p"/>
+                      </m:rPr>
+                      <m:t>(iterated expectation and the first display)</m:t>
+                    </m:r>
+                  </m:e>
+                  <m:e>
                     <m:r>
                       <m:t>&amp;</m:t>
                     </m:r>
@@ -12658,7 +16355,7 @@
                         <m:nor/>
                         <m:sty m:val="p"/>
                       </m:rPr>
-                      <m:t>(law of total expectation)</m:t>
+                      <m:t>(linearity)</m:t>
                     </m:r>
                   </m:e>
                   <m:e>
@@ -13147,32 +16844,276 @@
               </m:oMath>
             </m:oMathPara>
           </w:p>
+          <w:p>
+            <w:pPr>
+              <w:pStyle w:val="FirstParagraph"/>
+            </w:pPr>
+            <w:r>
+              <w:t xml:space="preserve">If</w:t>
+            </w:r>
+            <w:r>
+              <w:t xml:space="preserve"> </w:t>
+            </w:r>
+            <m:oMath>
+              <m:sSup>
+                <m:e>
+                  <m:r>
+                    <m:t>π</m:t>
+                  </m:r>
+                </m:e>
+                <m:sup>
+                  <m:r>
+                    <m:rPr>
+                      <m:sty m:val="p"/>
+                    </m:rPr>
+                    <m:t>*</m:t>
+                  </m:r>
+                </m:sup>
+              </m:sSup>
+              <m:r>
+                <m:rPr>
+                  <m:sty m:val="p"/>
+                </m:rPr>
+                <m:t>=</m:t>
+              </m:r>
+              <m:r>
+                <m:t>π</m:t>
+              </m:r>
+            </m:oMath>
+            <w:r>
+              <w:t xml:space="preserve">, the factor</w:t>
+            </w:r>
+            <w:r>
+              <w:t xml:space="preserve"> </w:t>
+            </w:r>
+            <m:oMath>
+              <m:r>
+                <m:t>1</m:t>
+              </m:r>
+              <m:r>
+                <m:rPr>
+                  <m:sty m:val="p"/>
+                </m:rPr>
+                <m:t>/</m:t>
+              </m:r>
+              <m:sSup>
+                <m:e>
+                  <m:r>
+                    <m:t>π</m:t>
+                  </m:r>
+                </m:e>
+                <m:sup>
+                  <m:r>
+                    <m:rPr>
+                      <m:sty m:val="p"/>
+                    </m:rPr>
+                    <m:t>*</m:t>
+                  </m:r>
+                </m:sup>
+              </m:sSup>
+              <m:r>
+                <m:rPr>
+                  <m:sty m:val="p"/>
+                </m:rPr>
+                <m:t>(</m:t>
+              </m:r>
+              <m:r>
+                <m:t>L</m:t>
+              </m:r>
+              <m:r>
+                <m:rPr>
+                  <m:sty m:val="p"/>
+                </m:rPr>
+                <m:t>)</m:t>
+              </m:r>
+              <m:r>
+                <m:rPr>
+                  <m:sty m:val="p"/>
+                </m:rPr>
+                <m:t>−</m:t>
+              </m:r>
+              <m:r>
+                <m:t>1</m:t>
+              </m:r>
+              <m:r>
+                <m:rPr>
+                  <m:sty m:val="p"/>
+                </m:rPr>
+                <m:t>/</m:t>
+              </m:r>
+              <m:r>
+                <m:t>π</m:t>
+              </m:r>
+              <m:r>
+                <m:rPr>
+                  <m:sty m:val="p"/>
+                </m:rPr>
+                <m:t>(</m:t>
+              </m:r>
+              <m:r>
+                <m:t>L</m:t>
+              </m:r>
+              <m:r>
+                <m:rPr>
+                  <m:sty m:val="p"/>
+                </m:rPr>
+                <m:t>)</m:t>
+              </m:r>
+            </m:oMath>
+            <w:r>
+              <w:t xml:space="preserve"> </w:t>
+            </w:r>
+            <w:r>
+              <w:t xml:space="preserve">is 0;</w:t>
+            </w:r>
+            <w:r>
+              <w:t xml:space="preserve"> </w:t>
+            </w:r>
+            <w:r>
+              <w:t xml:space="preserve">if</w:t>
+            </w:r>
+            <w:r>
+              <w:t xml:space="preserve"> </w:t>
+            </w:r>
+            <m:oMath>
+              <m:sSup>
+                <m:e>
+                  <m:r>
+                    <m:t>b</m:t>
+                  </m:r>
+                </m:e>
+                <m:sup>
+                  <m:r>
+                    <m:rPr>
+                      <m:sty m:val="p"/>
+                    </m:rPr>
+                    <m:t>*</m:t>
+                  </m:r>
+                </m:sup>
+              </m:sSup>
+              <m:r>
+                <m:rPr>
+                  <m:sty m:val="p"/>
+                </m:rPr>
+                <m:t>=</m:t>
+              </m:r>
+              <m:r>
+                <m:t>b</m:t>
+              </m:r>
+            </m:oMath>
+            <w:r>
+              <w:t xml:space="preserve">, the factor</w:t>
+            </w:r>
+            <w:r>
+              <w:t xml:space="preserve"> </w:t>
+            </w:r>
+            <m:oMath>
+              <m:r>
+                <m:t>b</m:t>
+              </m:r>
+              <m:r>
+                <m:rPr>
+                  <m:sty m:val="p"/>
+                </m:rPr>
+                <m:t>(</m:t>
+              </m:r>
+              <m:r>
+                <m:t>L</m:t>
+              </m:r>
+              <m:r>
+                <m:rPr>
+                  <m:sty m:val="p"/>
+                </m:rPr>
+                <m:t>)</m:t>
+              </m:r>
+              <m:r>
+                <m:rPr>
+                  <m:sty m:val="p"/>
+                </m:rPr>
+                <m:t>−</m:t>
+              </m:r>
+              <m:sSup>
+                <m:e>
+                  <m:r>
+                    <m:t>b</m:t>
+                  </m:r>
+                </m:e>
+                <m:sup>
+                  <m:r>
+                    <m:rPr>
+                      <m:sty m:val="p"/>
+                    </m:rPr>
+                    <m:t>*</m:t>
+                  </m:r>
+                </m:sup>
+              </m:sSup>
+              <m:r>
+                <m:rPr>
+                  <m:sty m:val="p"/>
+                </m:rPr>
+                <m:t>(</m:t>
+              </m:r>
+              <m:r>
+                <m:t>L</m:t>
+              </m:r>
+              <m:r>
+                <m:rPr>
+                  <m:sty m:val="p"/>
+                </m:rPr>
+                <m:t>)</m:t>
+              </m:r>
+            </m:oMath>
+            <w:r>
+              <w:t xml:space="preserve"> </w:t>
+            </w:r>
+            <w:r>
+              <w:t xml:space="preserve">is 0.</w:t>
+            </w:r>
+            <w:r>
+              <w:t xml:space="preserve"> </w:t>
+            </w:r>
+            <w:r>
+              <w:t xml:space="preserve">Either way the expectation is zero.</w:t>
+            </w:r>
+          </w:p>
           <w:p/>
         </w:tc>
       </w:tr>
     </w:tbl>
     <w:p>
       <w:pPr>
-        <w:pStyle w:val="FirstParagraph"/>
+        <w:pStyle w:val="BodyText"/>
       </w:pPr>
-      <w:r>
-        <w:t xml:space="preserve">The book</w:t>
-      </w:r>
-      <w:r>
-        <w:t xml:space="preserve"> </w:t>
-      </w:r>
-      <w:r>
-        <w:t xml:space="preserve">(Hernán and Robins 2020, Technical Point 13.2, p. 184)</w:t>
-      </w:r>
-      <w:r>
-        <w:t xml:space="preserve"> </w:t>
-      </w:r>
-      <w:r>
-        <w:t xml:space="preserve">displays this limit with the opposite sign,</w:t>
-      </w:r>
-      <w:r>
-        <w:t xml:space="preserve"> </w:t>
-      </w:r>
+      <w:ins w:id="61" w:author="PR Preview" w:date="2024-01-01T00:00:00Z">
+        <w:r>
+          <w:t xml:space="preserve">The book</w:t>
+        </w:r>
+      </w:ins>
+      <w:ins w:id="61" w:author="PR Preview" w:date="2024-01-01T00:00:00Z">
+        <w:r>
+          <w:t xml:space="preserve"> </w:t>
+        </w:r>
+      </w:ins>
+      <w:ins w:id="61" w:author="PR Preview" w:date="2024-01-01T00:00:00Z">
+        <w:r>
+          <w:t xml:space="preserve">(Hernán and Robins 2020, Technical Point 13.2, p. 184)</w:t>
+        </w:r>
+      </w:ins>
+      <w:ins w:id="61" w:author="PR Preview" w:date="2024-01-01T00:00:00Z">
+        <w:r>
+          <w:t xml:space="preserve"> </w:t>
+        </w:r>
+      </w:ins>
+      <w:ins w:id="61" w:author="PR Preview" w:date="2024-01-01T00:00:00Z">
+        <w:r>
+          <w:t xml:space="preserve">displays this difference with the opposite sign,</w:t>
+        </w:r>
+      </w:ins>
+      <w:ins w:id="61" w:author="PR Preview" w:date="2024-01-01T00:00:00Z">
+        <w:r>
+          <w:t xml:space="preserve"> </w:t>
+        </w:r>
+      </w:ins>
       <m:oMath>
         <m:r>
           <m:rPr>
@@ -13259,52 +17200,74 @@
           <m:t>)</m:t>
         </m:r>
       </m:oMath>
-      <w:r>
-        <w:t xml:space="preserve">;</w:t>
-      </w:r>
-      <w:r>
-        <w:t xml:space="preserve"> </w:t>
-      </w:r>
-      <w:r>
-        <w:t xml:space="preserve">the derivation here gives the sign shown, which does not affect the conclusion.</w:t>
-      </w:r>
+      <w:ins w:id="61" w:author="PR Preview" w:date="2024-01-01T00:00:00Z">
+        <w:r>
+          <w:t xml:space="preserve">;</w:t>
+        </w:r>
+      </w:ins>
+      <w:ins w:id="61" w:author="PR Preview" w:date="2024-01-01T00:00:00Z">
+        <w:r>
+          <w:t xml:space="preserve"> </w:t>
+        </w:r>
+      </w:ins>
+      <w:ins w:id="61" w:author="PR Preview" w:date="2024-01-01T00:00:00Z">
+        <w:r>
+          <w:t xml:space="preserve">the derivation here gives the sign shown, which does not affect the conclusion.</w:t>
+        </w:r>
+      </w:ins>
     </w:p>
     <w:p>
       <w:pPr>
         <w:pStyle w:val="BodyText"/>
       </w:pPr>
-      <w:r>
-        <w:rPr>
-          <w:b/>
-          <w:bCs/>
-        </w:rPr>
-        <w:t xml:space="preserve">Second-order bias.</w:t>
-      </w:r>
-      <w:r>
-        <w:t xml:space="preserve"> </w:t>
-      </w:r>
-      <w:r>
-        <w:t xml:space="preserve">The bias depends on the</w:t>
-      </w:r>
-      <w:r>
-        <w:t xml:space="preserve"> </w:t>
-      </w:r>
-      <w:r>
-        <w:rPr>
-          <w:i/>
-          <w:iCs/>
-        </w:rPr>
-        <w:t xml:space="preserve">product</w:t>
-      </w:r>
-      <w:r>
-        <w:t xml:space="preserve"> </w:t>
-      </w:r>
-      <w:r>
-        <w:t xml:space="preserve">of the errors in</w:t>
-      </w:r>
-      <w:r>
-        <w:t xml:space="preserve"> </w:t>
-      </w:r>
+      <w:ins w:id="62" w:author="PR Preview" w:date="2024-01-01T00:00:00Z">
+        <w:r>
+          <w:rPr>
+            <w:b/>
+            <w:bCs/>
+          </w:rPr>
+          <w:t xml:space="preserve">Second-order bias.</w:t>
+        </w:r>
+      </w:ins>
+      <w:ins w:id="62" w:author="PR Preview" w:date="2024-01-01T00:00:00Z">
+        <w:r>
+          <w:t xml:space="preserve"> </w:t>
+        </w:r>
+      </w:ins>
+      <w:ins w:id="62" w:author="PR Preview" w:date="2024-01-01T00:00:00Z">
+        <w:r>
+          <w:t xml:space="preserve">This difference depends on the</w:t>
+        </w:r>
+      </w:ins>
+      <w:ins w:id="62" w:author="PR Preview" w:date="2024-01-01T00:00:00Z">
+        <w:r>
+          <w:t xml:space="preserve"> </w:t>
+        </w:r>
+      </w:ins>
+      <w:ins w:id="62" w:author="PR Preview" w:date="2024-01-01T00:00:00Z">
+        <w:r>
+          <w:rPr>
+            <w:i/>
+            <w:iCs/>
+          </w:rPr>
+          <w:t xml:space="preserve">product</w:t>
+        </w:r>
+      </w:ins>
+      <w:ins w:id="62" w:author="PR Preview" w:date="2024-01-01T00:00:00Z">
+        <w:r>
+          <w:t xml:space="preserve"> </w:t>
+        </w:r>
+      </w:ins>
+      <w:ins w:id="62" w:author="PR Preview" w:date="2024-01-01T00:00:00Z">
+        <w:r>
+          <w:t xml:space="preserve">of the errors in</w:t>
+        </w:r>
+      </w:ins>
+      <w:ins w:id="62" w:author="PR Preview" w:date="2024-01-01T00:00:00Z">
+        <w:r>
+          <w:t xml:space="preserve"> </w:t>
+        </w:r>
+      </w:ins>
       <m:oMath>
         <m:r>
           <m:t>1</m:t>
@@ -13319,57 +17282,518 @@
           <m:t>π</m:t>
         </m:r>
       </m:oMath>
-      <w:r>
-        <w:t xml:space="preserve"> </w:t>
-      </w:r>
-      <w:r>
-        <w:t xml:space="preserve">and in</w:t>
-      </w:r>
-      <w:r>
-        <w:t xml:space="preserve"> </w:t>
-      </w:r>
+      <w:ins w:id="62" w:author="PR Preview" w:date="2024-01-01T00:00:00Z">
+        <w:r>
+          <w:t xml:space="preserve"> </w:t>
+        </w:r>
+      </w:ins>
+      <w:ins w:id="62" w:author="PR Preview" w:date="2024-01-01T00:00:00Z">
+        <w:r>
+          <w:t xml:space="preserve">and in</w:t>
+        </w:r>
+      </w:ins>
+      <w:ins w:id="62" w:author="PR Preview" w:date="2024-01-01T00:00:00Z">
+        <w:r>
+          <w:t xml:space="preserve"> </w:t>
+        </w:r>
+      </w:ins>
       <m:oMath>
         <m:r>
           <m:t>b</m:t>
         </m:r>
       </m:oMath>
-      <w:r>
-        <w:t xml:space="preserve">.</w:t>
-      </w:r>
-      <w:r>
-        <w:t xml:space="preserve"> </w:t>
-      </w:r>
-      <w:r>
-        <w:t xml:space="preserve">This property lets doubly robust estimators that use machine learning for</w:t>
-      </w:r>
-      <w:r>
-        <w:t xml:space="preserve"> </w:t>
-      </w:r>
+      <w:ins w:id="62" w:author="PR Preview" w:date="2024-01-01T00:00:00Z">
+        <w:r>
+          <w:t xml:space="preserve">.</w:t>
+        </w:r>
+      </w:ins>
+      <w:ins w:id="62" w:author="PR Preview" w:date="2024-01-01T00:00:00Z">
+        <w:r>
+          <w:t xml:space="preserve"> </w:t>
+        </w:r>
+      </w:ins>
+      <w:ins w:id="62" w:author="PR Preview" w:date="2024-01-01T00:00:00Z">
+        <w:r>
+          <w:t xml:space="preserve">This property lets doubly robust estimators that use machine learning for</w:t>
+        </w:r>
+      </w:ins>
+      <w:ins w:id="62" w:author="PR Preview" w:date="2024-01-01T00:00:00Z">
+        <w:r>
+          <w:t xml:space="preserve"> </w:t>
+        </w:r>
+      </w:ins>
       <m:oMath>
         <m:r>
           <m:t>π</m:t>
         </m:r>
       </m:oMath>
-      <w:r>
-        <w:t xml:space="preserve"> </w:t>
-      </w:r>
-      <w:r>
-        <w:t xml:space="preserve">and</w:t>
-      </w:r>
-      <w:r>
-        <w:t xml:space="preserve"> </w:t>
-      </w:r>
+      <w:ins w:id="62" w:author="PR Preview" w:date="2024-01-01T00:00:00Z">
+        <w:r>
+          <w:t xml:space="preserve"> </w:t>
+        </w:r>
+      </w:ins>
+      <w:ins w:id="62" w:author="PR Preview" w:date="2024-01-01T00:00:00Z">
+        <w:r>
+          <w:t xml:space="preserve">and</w:t>
+        </w:r>
+      </w:ins>
+      <w:ins w:id="62" w:author="PR Preview" w:date="2024-01-01T00:00:00Z">
+        <w:r>
+          <w:t xml:space="preserve"> </w:t>
+        </w:r>
+      </w:ins>
       <m:oMath>
         <m:r>
           <m:t>b</m:t>
         </m:r>
       </m:oMath>
-      <w:r>
-        <w:t xml:space="preserve"> </w:t>
-      </w:r>
-      <w:r>
-        <w:t xml:space="preserve">achieve small bias in high-dimensional settings (Chapter 18), where no parametric model is expected to be correct.</w:t>
-      </w:r>
+      <w:ins w:id="62" w:author="PR Preview" w:date="2024-01-01T00:00:00Z">
+        <w:r>
+          <w:t xml:space="preserve"> </w:t>
+        </w:r>
+      </w:ins>
+      <w:ins w:id="62" w:author="PR Preview" w:date="2024-01-01T00:00:00Z">
+        <w:r>
+          <w:t xml:space="preserve">achieve small bias in high-dimensional settings (Chapter 18), where no parametric model is expected to be correct.</w:t>
+        </w:r>
+      </w:ins>
+    </w:p>
+    <w:tbl>
+      <w:tblPr>
+        <w:tblStyle w:val="Table"/>
+        <w:tblInd w:w="164" w:type="dxa"/>
+        <w:tblBorders>
+          <w:left w:val="single" w:sz="24" w:space="0" w:color="909090"/>
+        </w:tblBorders>
+        <w:tblCellMar>
+          <w:left w:w="0" w:type="dxa"/>
+          <w:right w:w="0" w:type="dxa"/>
+        </w:tblCellMar>
+        <w:tblLook w:firstRow="0" w:lastRow="0" w:firstColumn="0" w:lastColumn="0" w:noHBand="0" w:noVBand="0" w:val="0000"/>
+      </w:tblPr>
+      <w:tblGrid>
+        <w:gridCol w:w="7920"/>
+      </w:tblGrid>
+      <w:tr>
+        <w:trPr>
+          <w:cantSplit/>
+        </w:trPr>
+        <w:tc>
+          <w:tcPr>
+            <w:tcMar>
+              <w:left w:w="144" w:type="dxa"/>
+            </w:tcMar>
+          </w:tcPr>
+          <w:p>
+            <w:pPr>
+              <w:pStyle w:val="BodyText"/>
+            </w:pPr>
+            <w:pPr>
+              <w:spacing w:before="16" w:after="64"/>
+            </w:pPr>
+          </w:p>
+          <w:bookmarkStart w:id="59" w:name="rem-aipw-consistency"/>
+          <w:p>
+            <w:pPr>
+              <w:pStyle w:val="BodyText"/>
+            </w:pPr>
+            <w:r>
+              <w:rPr>
+                <w:i/>
+                <w:iCs/>
+              </w:rPr>
+              <w:t xml:space="preserve">Remark 7</w:t>
+            </w:r>
+            <w:r>
+              <w:t xml:space="preserve"> (From the functional to the estimator). </w:t>
+            </w:r>
+            <w:r>
+              <w:t xml:space="preserve">Suppose</w:t>
+            </w:r>
+            <w:r>
+              <w:t xml:space="preserve"> </w:t>
+            </w:r>
+            <m:oMath>
+              <m:acc>
+                <m:accPr>
+                  <m:chr m:val="̂"/>
+                </m:accPr>
+                <m:e>
+                  <m:r>
+                    <m:t>b</m:t>
+                  </m:r>
+                </m:e>
+              </m:acc>
+            </m:oMath>
+            <w:r>
+              <w:t xml:space="preserve"> </w:t>
+            </w:r>
+            <w:r>
+              <w:t xml:space="preserve">and</w:t>
+            </w:r>
+            <w:r>
+              <w:t xml:space="preserve"> </w:t>
+            </w:r>
+            <m:oMath>
+              <m:acc>
+                <m:accPr>
+                  <m:chr m:val="̂"/>
+                </m:accPr>
+                <m:e>
+                  <m:r>
+                    <m:t>π</m:t>
+                  </m:r>
+                </m:e>
+              </m:acc>
+            </m:oMath>
+            <w:r>
+              <w:t xml:space="preserve"> </w:t>
+            </w:r>
+            <w:r>
+              <w:t xml:space="preserve">are predictions from parametric models whose parameter estimates converge in probability,</w:t>
+            </w:r>
+            <w:r>
+              <w:t xml:space="preserve"> </w:t>
+            </w:r>
+            <w:r>
+              <w:t xml:space="preserve">so that</w:t>
+            </w:r>
+            <w:r>
+              <w:t xml:space="preserve"> </w:t>
+            </w:r>
+            <m:oMath>
+              <m:acc>
+                <m:accPr>
+                  <m:chr m:val="̂"/>
+                </m:accPr>
+                <m:e>
+                  <m:r>
+                    <m:t>b</m:t>
+                  </m:r>
+                </m:e>
+              </m:acc>
+            </m:oMath>
+            <w:r>
+              <w:t xml:space="preserve"> </w:t>
+            </w:r>
+            <w:r>
+              <w:t xml:space="preserve">and</w:t>
+            </w:r>
+            <w:r>
+              <w:t xml:space="preserve"> </w:t>
+            </w:r>
+            <m:oMath>
+              <m:acc>
+                <m:accPr>
+                  <m:chr m:val="̂"/>
+                </m:accPr>
+                <m:e>
+                  <m:r>
+                    <m:t>π</m:t>
+                  </m:r>
+                </m:e>
+              </m:acc>
+            </m:oMath>
+            <w:r>
+              <w:t xml:space="preserve"> </w:t>
+            </w:r>
+            <w:r>
+              <w:t xml:space="preserve">settle down to fixed functions</w:t>
+            </w:r>
+            <w:r>
+              <w:t xml:space="preserve"> </w:t>
+            </w:r>
+            <m:oMath>
+              <m:sSup>
+                <m:e>
+                  <m:r>
+                    <m:t>b</m:t>
+                  </m:r>
+                </m:e>
+                <m:sup>
+                  <m:r>
+                    <m:rPr>
+                      <m:sty m:val="p"/>
+                    </m:rPr>
+                    <m:t>*</m:t>
+                  </m:r>
+                </m:sup>
+              </m:sSup>
+            </m:oMath>
+            <w:r>
+              <w:t xml:space="preserve"> </w:t>
+            </w:r>
+            <w:r>
+              <w:t xml:space="preserve">and</w:t>
+            </w:r>
+            <w:r>
+              <w:t xml:space="preserve"> </w:t>
+            </w:r>
+            <m:oMath>
+              <m:sSup>
+                <m:e>
+                  <m:r>
+                    <m:t>π</m:t>
+                  </m:r>
+                </m:e>
+                <m:sup>
+                  <m:r>
+                    <m:rPr>
+                      <m:sty m:val="p"/>
+                    </m:rPr>
+                    <m:t>*</m:t>
+                  </m:r>
+                </m:sup>
+              </m:sSup>
+            </m:oMath>
+            <w:r>
+              <w:t xml:space="preserve">, with</w:t>
+            </w:r>
+            <w:r>
+              <w:t xml:space="preserve"> </w:t>
+            </w:r>
+            <m:oMath>
+              <m:sSup>
+                <m:e>
+                  <m:r>
+                    <m:t>π</m:t>
+                  </m:r>
+                </m:e>
+                <m:sup>
+                  <m:r>
+                    <m:rPr>
+                      <m:sty m:val="p"/>
+                    </m:rPr>
+                    <m:t>*</m:t>
+                  </m:r>
+                </m:sup>
+              </m:sSup>
+            </m:oMath>
+            <w:r>
+              <w:t xml:space="preserve"> </w:t>
+            </w:r>
+            <w:r>
+              <w:t xml:space="preserve">bounded away from 0.</w:t>
+            </w:r>
+            <w:r>
+              <w:t xml:space="preserve"> </w:t>
+            </w:r>
+            <w:r>
+              <w:t xml:space="preserve">Then, under the usual regularity conditions, the AIPW estimator of</w:t>
+            </w:r>
+            <w:r>
+              <w:t xml:space="preserve"> </w:t>
+            </w:r>
+            <w:hyperlink w:anchor="def-aipw">
+              <w:r>
+                <w:rPr>
+                  <w:rStyle w:val="Hyperlink"/>
+                </w:rPr>
+                <w:t xml:space="preserve">Definition 5</w:t>
+              </w:r>
+            </w:hyperlink>
+            <w:r>
+              <w:t xml:space="preserve"> </w:t>
+            </w:r>
+            <w:r>
+              <w:t xml:space="preserve">converges in probability to the functional in</w:t>
+            </w:r>
+            <w:r>
+              <w:t xml:space="preserve"> </w:t>
+            </w:r>
+            <w:hyperlink w:anchor="thm-aipw-doubly-robust">
+              <w:r>
+                <w:rPr>
+                  <w:rStyle w:val="Hyperlink"/>
+                </w:rPr>
+                <w:t xml:space="preserve">Theorem 2</w:t>
+              </w:r>
+            </w:hyperlink>
+            <w:r>
+              <w:t xml:space="preserve">, evaluated at these limits.</w:t>
+            </w:r>
+            <w:r>
+              <w:t xml:space="preserve"> </w:t>
+            </w:r>
+            <w:r>
+              <w:t xml:space="preserve">A correctly specified outcome model gives</w:t>
+            </w:r>
+            <w:r>
+              <w:t xml:space="preserve"> </w:t>
+            </w:r>
+            <m:oMath>
+              <m:sSup>
+                <m:e>
+                  <m:r>
+                    <m:t>b</m:t>
+                  </m:r>
+                </m:e>
+                <m:sup>
+                  <m:r>
+                    <m:rPr>
+                      <m:sty m:val="p"/>
+                    </m:rPr>
+                    <m:t>*</m:t>
+                  </m:r>
+                </m:sup>
+              </m:sSup>
+              <m:r>
+                <m:rPr>
+                  <m:sty m:val="p"/>
+                </m:rPr>
+                <m:t>=</m:t>
+              </m:r>
+              <m:r>
+                <m:t>b</m:t>
+              </m:r>
+            </m:oMath>
+            <w:r>
+              <w:t xml:space="preserve">, and a correctly specified treatment model gives</w:t>
+            </w:r>
+            <w:r>
+              <w:t xml:space="preserve"> </w:t>
+            </w:r>
+            <m:oMath>
+              <m:sSup>
+                <m:e>
+                  <m:r>
+                    <m:t>π</m:t>
+                  </m:r>
+                </m:e>
+                <m:sup>
+                  <m:r>
+                    <m:rPr>
+                      <m:sty m:val="p"/>
+                    </m:rPr>
+                    <m:t>*</m:t>
+                  </m:r>
+                </m:sup>
+              </m:sSup>
+              <m:r>
+                <m:rPr>
+                  <m:sty m:val="p"/>
+                </m:rPr>
+                <m:t>=</m:t>
+              </m:r>
+              <m:r>
+                <m:t>π</m:t>
+              </m:r>
+            </m:oMath>
+            <w:r>
+              <w:t xml:space="preserve">;</w:t>
+            </w:r>
+            <w:r>
+              <w:t xml:space="preserve"> </w:t>
+            </w:r>
+            <w:r>
+              <w:t xml:space="preserve">either one makes the difference in</w:t>
+            </w:r>
+            <w:r>
+              <w:t xml:space="preserve"> </w:t>
+            </w:r>
+            <w:hyperlink w:anchor="thm-aipw-doubly-robust">
+              <w:r>
+                <w:rPr>
+                  <w:rStyle w:val="Hyperlink"/>
+                </w:rPr>
+                <w:t xml:space="preserve">Theorem 2</w:t>
+              </w:r>
+            </w:hyperlink>
+            <w:r>
+              <w:t xml:space="preserve"> </w:t>
+            </w:r>
+            <w:r>
+              <w:t xml:space="preserve">vanish.</w:t>
+            </w:r>
+            <w:r>
+              <w:t xml:space="preserve"> </w:t>
+            </w:r>
+            <w:r>
+              <w:t xml:space="preserve">So the AIPW estimator is consistent for</w:t>
+            </w:r>
+            <w:r>
+              <w:t xml:space="preserve"> </w:t>
+            </w:r>
+            <m:oMath>
+              <m:r>
+                <m:rPr>
+                  <m:nor/>
+                  <m:sty m:val="p"/>
+                </m:rPr>
+                <m:t>E</m:t>
+              </m:r>
+              <m:d>
+                <m:dPr>
+                  <m:begChr m:val="["/>
+                  <m:sepChr m:val=""/>
+                  <m:endChr m:val="]"/>
+                  <m:grow/>
+                </m:dPr>
+                <m:e>
+                  <m:sSup>
+                    <m:e>
+                      <m:r>
+                        <m:t>Y</m:t>
+                      </m:r>
+                    </m:e>
+                    <m:sup>
+                      <m:r>
+                        <m:t>a</m:t>
+                      </m:r>
+                      <m:r>
+                        <m:rPr>
+                          <m:sty m:val="p"/>
+                        </m:rPr>
+                        <m:t>=</m:t>
+                      </m:r>
+                      <m:r>
+                        <m:t>1</m:t>
+                      </m:r>
+                    </m:sup>
+                  </m:sSup>
+                </m:e>
+              </m:d>
+            </m:oMath>
+            <w:r>
+              <w:t xml:space="preserve"> </w:t>
+            </w:r>
+            <w:r>
+              <w:t xml:space="preserve">whenever at least one of the two models is correct:</w:t>
+            </w:r>
+            <w:r>
+              <w:t xml:space="preserve"> </w:t>
+            </w:r>
+            <w:r>
+              <w:t xml:space="preserve">it is doubly robust in the sense of</w:t>
+            </w:r>
+            <w:r>
+              <w:t xml:space="preserve"> </w:t>
+            </w:r>
+            <w:hyperlink w:anchor="def-doubly-robust">
+              <w:r>
+                <w:rPr>
+                  <w:rStyle w:val="Hyperlink"/>
+                </w:rPr>
+                <w:t xml:space="preserve">Definition 4</w:t>
+              </w:r>
+            </w:hyperlink>
+            <w:r>
+              <w:t xml:space="preserve">.</w:t>
+            </w:r>
+          </w:p>
+          <w:bookmarkEnd w:id="59"/>
+        </w:tc>
+      </w:tr>
+    </w:tbl>
+    <w:p>
+      <w:pPr>
+        <w:pStyle w:val="BodyText"/>
+      </w:pPr>
+      <w:ins w:id="63" w:author="PR Preview" w:date="2024-01-01T00:00:00Z">
+        <w:r>
+          <w:t xml:space="preserve"> </w:t>
+        </w:r>
+      </w:ins>
     </w:p>
     <w:tbl>
       <w:tblPr>
@@ -13412,12 +17836,12 @@
                 <wp:inline>
                   <wp:extent cx="152400" cy="152400"/>
                   <wp:effectExtent b="0" l="0" r="0" t="0"/>
-                  <wp:docPr descr="" title="" id="59" name="Picture"/>
+                  <wp:docPr descr="" title="" id="60" name="Picture"/>
                   <a:graphic>
                     <a:graphicData uri="http://schemas.openxmlformats.org/drawingml/2006/picture">
                       <pic:pic>
                         <pic:nvPicPr>
-                          <pic:cNvPr descr="/opt/quarto/share/formats/docx/note.png" id="60" name="Picture"/>
+                          <pic:cNvPr descr="/opt/quarto/share/formats/docx/note.png" id="61" name="Picture"/>
                           <pic:cNvPicPr>
                             <a:picLocks noChangeArrowheads="1" noChangeAspect="1"/>
                           </pic:cNvPicPr>
@@ -13622,9 +18046,9 @@
         </w:tc>
       </w:tr>
     </w:tbl>
-    <w:bookmarkEnd w:id="61"/>
     <w:bookmarkEnd w:id="62"/>
-    <w:bookmarkStart w:id="69" w:name="X4fb44f95245f2f4cbd1f60aa532a7488dfb962e"/>
+    <w:bookmarkEnd w:id="63"/>
+    <w:bookmarkStart w:id="70" w:name="X4fb44f95245f2f4cbd1f60aa532a7488dfb962e"/>
     <w:p>
       <w:pPr>
         <w:pStyle w:val="Heading2"/>
@@ -13674,7 +18098,7 @@
               <w:spacing w:before="16" w:after="64"/>
             </w:pPr>
           </w:p>
-          <w:bookmarkStart w:id="63" w:name="exm-nhefs-first-estimates"/>
+          <w:bookmarkStart w:id="64" w:name="exm-nhefs-first-estimates"/>
           <w:p>
             <w:pPr>
               <w:pStyle w:val="BodyText"/>
@@ -13698,7 +18122,7 @@
               <w:pStyle w:val="Compact"/>
               <w:numPr>
                 <w:ilvl w:val="0"/>
-                <w:numId w:val="1017"/>
+                <w:numId w:val="1020"/>
               </w:numPr>
             </w:pPr>
             <w:r>
@@ -13710,7 +18134,7 @@
               <w:pStyle w:val="Compact"/>
               <w:numPr>
                 <w:ilvl w:val="0"/>
-                <w:numId w:val="1017"/>
+                <w:numId w:val="1020"/>
               </w:numPr>
             </w:pPr>
             <w:r>
@@ -13739,7 +18163,7 @@
               <w:t xml:space="preserve">2.6, 4.5 for the g-formula)</w:t>
             </w:r>
           </w:p>
-          <w:bookmarkEnd w:id="63"/>
+          <w:bookmarkEnd w:id="64"/>
         </w:tc>
       </w:tr>
     </w:tbl>
@@ -13757,7 +18181,7 @@
         <w:t xml:space="preserve">But observational estimates remain open to serious criticism.</w:t>
       </w:r>
     </w:p>
-    <w:bookmarkStart w:id="65" w:name="three-groups-of-conditions"/>
+    <w:bookmarkStart w:id="66" w:name="three-groups-of-conditions"/>
     <w:p>
       <w:pPr>
         <w:pStyle w:val="Heading3"/>
@@ -13807,7 +18231,7 @@
               <w:spacing w:before="16" w:after="64"/>
             </w:pPr>
           </w:p>
-          <w:bookmarkStart w:id="64" w:name="rem-conditions-causal-interpretation"/>
+          <w:bookmarkStart w:id="65" w:name="rem-conditions-causal-interpretation"/>
           <w:p>
             <w:pPr>
               <w:pStyle w:val="BodyText"/>
@@ -13817,7 +18241,7 @@
                 <w:i/>
                 <w:iCs/>
               </w:rPr>
-              <w:t xml:space="preserve">Remark 7</w:t>
+              <w:t xml:space="preserve">Remark 8</w:t>
             </w:r>
             <w:r>
               <w:t xml:space="preserve"> (Conditions for a causal interpretation). </w:t>
@@ -13828,7 +18252,7 @@
               <w:pStyle w:val="Compact"/>
               <w:numPr>
                 <w:ilvl w:val="0"/>
-                <w:numId w:val="1018"/>
+                <w:numId w:val="1021"/>
               </w:numPr>
             </w:pPr>
             <w:r>
@@ -13847,7 +18271,7 @@
               <w:pStyle w:val="Compact"/>
               <w:numPr>
                 <w:ilvl w:val="0"/>
-                <w:numId w:val="1018"/>
+                <w:numId w:val="1021"/>
               </w:numPr>
             </w:pPr>
             <w:r>
@@ -13905,7 +18329,7 @@
               <w:pStyle w:val="Compact"/>
               <w:numPr>
                 <w:ilvl w:val="0"/>
-                <w:numId w:val="1018"/>
+                <w:numId w:val="1021"/>
               </w:numPr>
             </w:pPr>
             <w:r>
@@ -13922,7 +18346,7 @@
               <w:t xml:space="preserve">(Chapter 11).</w:t>
             </w:r>
           </w:p>
-          <w:bookmarkEnd w:id="64"/>
+          <w:bookmarkEnd w:id="65"/>
         </w:tc>
       </w:tr>
     </w:tbl>
@@ -13931,7 +18355,7 @@
         <w:pStyle w:val="Compact"/>
         <w:numPr>
           <w:ilvl w:val="0"/>
-          <w:numId w:val="1019"/>
+          <w:numId w:val="1022"/>
         </w:numPr>
       </w:pPr>
       <w:r>
@@ -13956,7 +18380,7 @@
         <w:pStyle w:val="Compact"/>
         <w:numPr>
           <w:ilvl w:val="0"/>
-          <w:numId w:val="1019"/>
+          <w:numId w:val="1022"/>
         </w:numPr>
       </w:pPr>
       <w:r>
@@ -13995,7 +18419,7 @@
         <w:pStyle w:val="Compact"/>
         <w:numPr>
           <w:ilvl w:val="0"/>
-          <w:numId w:val="1019"/>
+          <w:numId w:val="1022"/>
         </w:numPr>
       </w:pPr>
       <w:r>
@@ -14035,7 +18459,7 @@
         <w:pStyle w:val="Compact"/>
         <w:numPr>
           <w:ilvl w:val="0"/>
-          <w:numId w:val="1019"/>
+          <w:numId w:val="1022"/>
         </w:numPr>
       </w:pPr>
       <w:r>
@@ -14054,7 +18478,7 @@
         <w:pStyle w:val="Compact"/>
         <w:numPr>
           <w:ilvl w:val="0"/>
-          <w:numId w:val="1019"/>
+          <w:numId w:val="1022"/>
         </w:numPr>
       </w:pPr>
       <w:r>
@@ -14074,8 +18498,8 @@
         <w:t xml:space="preserve">Model misspecification acts much like measurement error in the confounders.</w:t>
       </w:r>
     </w:p>
-    <w:bookmarkEnd w:id="65"/>
-    <w:bookmarkStart w:id="68" w:name="sensitivity-analysis-and-skepticism"/>
+    <w:bookmarkEnd w:id="66"/>
+    <w:bookmarkStart w:id="69" w:name="sensitivity-analysis-and-skepticism"/>
     <w:p>
       <w:pPr>
         <w:pStyle w:val="Heading3"/>
@@ -14132,12 +18556,12 @@
                 <wp:inline>
                   <wp:extent cx="152400" cy="152400"/>
                   <wp:effectExtent b="0" l="0" r="0" t="0"/>
-                  <wp:docPr descr="" title="" id="66" name="Picture"/>
+                  <wp:docPr descr="" title="" id="67" name="Picture"/>
                   <a:graphic>
                     <a:graphicData uri="http://schemas.openxmlformats.org/drawingml/2006/picture">
                       <pic:pic>
                         <pic:nvPicPr>
-                          <pic:cNvPr descr="/opt/quarto/share/formats/docx/warning.png" id="67" name="Picture"/>
+                          <pic:cNvPr descr="/opt/quarto/share/formats/docx/warning.png" id="68" name="Picture"/>
                           <pic:cNvPicPr>
                             <a:picLocks noChangeArrowheads="1" noChangeAspect="1"/>
                           </pic:cNvPicPr>
@@ -14197,7 +18621,7 @@
               <w:pStyle w:val="Compact"/>
               <w:numPr>
                 <w:ilvl w:val="0"/>
-                <w:numId w:val="1020"/>
+                <w:numId w:val="1023"/>
               </w:numPr>
             </w:pPr>
             <w:r>
@@ -14228,7 +18652,7 @@
               <w:pStyle w:val="Compact"/>
               <w:numPr>
                 <w:ilvl w:val="0"/>
-                <w:numId w:val="1020"/>
+                <w:numId w:val="1023"/>
               </w:numPr>
             </w:pPr>
             <w:r>
@@ -14304,9 +18728,9 @@
         <w:t xml:space="preserve">.</w:t>
       </w:r>
     </w:p>
-    <w:bookmarkEnd w:id="68"/>
     <w:bookmarkEnd w:id="69"/>
-    <w:bookmarkStart w:id="75" w:name="summary"/>
+    <w:bookmarkEnd w:id="70"/>
+    <w:bookmarkStart w:id="76" w:name="summary"/>
     <w:p>
       <w:pPr>
         <w:pStyle w:val="Heading2"/>
@@ -14342,7 +18766,7 @@
         <w:pStyle w:val="Compact"/>
         <w:numPr>
           <w:ilvl w:val="0"/>
-          <w:numId w:val="1021"/>
+          <w:numId w:val="1024"/>
         </w:numPr>
       </w:pPr>
       <w:r>
@@ -14578,7 +19002,7 @@
         <w:pStyle w:val="Compact"/>
         <w:numPr>
           <w:ilvl w:val="0"/>
-          <w:numId w:val="1021"/>
+          <w:numId w:val="1024"/>
         </w:numPr>
       </w:pPr>
       <w:r>
@@ -14611,7 +19035,7 @@
         <w:pStyle w:val="Compact"/>
         <w:numPr>
           <w:ilvl w:val="0"/>
-          <w:numId w:val="1021"/>
+          <w:numId w:val="1024"/>
         </w:numPr>
       </w:pPr>
       <w:r>
@@ -14636,7 +19060,7 @@
         <w:pStyle w:val="Compact"/>
         <w:numPr>
           <w:ilvl w:val="0"/>
-          <w:numId w:val="1021"/>
+          <w:numId w:val="1024"/>
         </w:numPr>
       </w:pPr>
       <w:r>
@@ -14655,7 +19079,7 @@
         <w:pStyle w:val="Compact"/>
         <w:numPr>
           <w:ilvl w:val="0"/>
-          <w:numId w:val="1021"/>
+          <w:numId w:val="1024"/>
         </w:numPr>
       </w:pPr>
       <w:r>
@@ -14680,26 +19104,48 @@
         <w:pStyle w:val="Compact"/>
         <w:numPr>
           <w:ilvl w:val="0"/>
-          <w:numId w:val="1021"/>
+          <w:numId w:val="1024"/>
         </w:numPr>
       </w:pPr>
-      <w:r>
-        <w:rPr>
-          <w:b/>
-          <w:bCs/>
-        </w:rPr>
-        <w:t xml:space="preserve">Doubly robust estimators</w:t>
-      </w:r>
-      <w:r>
-        <w:t xml:space="preserve">: consistent if either the treatment or the outcome model is correct</w:t>
-      </w:r>
+      <w:ins w:id="86" w:author="PR Preview" w:date="2024-01-01T00:00:00Z">
+        <w:r>
+          <w:rPr>
+            <w:b/>
+            <w:bCs/>
+          </w:rPr>
+          <w:t xml:space="preserve">Doubly robust estimators</w:t>
+        </w:r>
+      </w:ins>
+      <w:ins w:id="86" w:author="PR Preview" w:date="2024-01-01T00:00:00Z">
+        <w:r>
+          <w:t xml:space="preserve"> </w:t>
+        </w:r>
+      </w:ins>
+      <w:ins w:id="86" w:author="PR Preview" w:date="2024-01-01T00:00:00Z">
+        <w:r>
+          <w:t xml:space="preserve">(</w:t>
+        </w:r>
+      </w:ins>
+      <w:hyperlink w:anchor="def-doubly-robust">
+        <w:r>
+          <w:rPr>
+            <w:rStyle w:val="Hyperlink"/>
+          </w:rPr>
+          <w:t xml:space="preserve">Definition 4</w:t>
+        </w:r>
+      </w:hyperlink>
+      <w:ins w:id="86" w:author="PR Preview" w:date="2024-01-01T00:00:00Z">
+        <w:r>
+          <w:t xml:space="preserve">): consistent if either the treatment or the outcome model is correct</w:t>
+        </w:r>
+      </w:ins>
     </w:p>
     <w:p>
       <w:pPr>
         <w:pStyle w:val="Compact"/>
         <w:numPr>
           <w:ilvl w:val="0"/>
-          <w:numId w:val="1021"/>
+          <w:numId w:val="1024"/>
         </w:numPr>
       </w:pPr>
       <w:r>
@@ -14733,7 +19179,7 @@
         <w:pStyle w:val="Compact"/>
         <w:numPr>
           <w:ilvl w:val="0"/>
-          <w:numId w:val="1022"/>
+          <w:numId w:val="1025"/>
         </w:numPr>
       </w:pPr>
       <w:r>
@@ -14759,7 +19205,7 @@
         <w:pStyle w:val="Compact"/>
         <w:numPr>
           <w:ilvl w:val="0"/>
-          <w:numId w:val="1022"/>
+          <w:numId w:val="1025"/>
         </w:numPr>
       </w:pPr>
       <w:r>
@@ -14771,15 +19217,15 @@
         <w:pStyle w:val="Compact"/>
         <w:numPr>
           <w:ilvl w:val="0"/>
-          <w:numId w:val="1022"/>
+          <w:numId w:val="1025"/>
         </w:numPr>
       </w:pPr>
       <w:r>
         <w:t xml:space="preserve">Chapter 18 returns to doubly robust estimation with machine learning.</w:t>
       </w:r>
     </w:p>
-    <w:bookmarkStart w:id="74" w:name="refs"/>
-    <w:bookmarkStart w:id="70" w:name="ref-bang2005doubly"/>
+    <w:bookmarkStart w:id="75" w:name="refs"/>
+    <w:bookmarkStart w:id="71" w:name="ref-bang2005doubly"/>
     <w:p>
       <w:pPr>
         <w:pStyle w:val="Bibliography"/>
@@ -14810,8 +19256,8 @@
         <w:t xml:space="preserve">61: 962–73.</w:t>
       </w:r>
     </w:p>
-    <w:bookmarkEnd w:id="70"/>
-    <w:bookmarkStart w:id="72" w:name="ref-hernan2020causal"/>
+    <w:bookmarkEnd w:id="71"/>
+    <w:bookmarkStart w:id="73" w:name="ref-hernan2020causal"/>
     <w:p>
       <w:pPr>
         <w:pStyle w:val="Bibliography"/>
@@ -14835,7 +19281,7 @@
       <w:r>
         <w:t xml:space="preserve"> </w:t>
       </w:r>
-      <w:hyperlink r:id="rId71">
+      <w:hyperlink r:id="rId72">
         <w:r>
           <w:rPr>
             <w:rStyle w:val="Hyperlink"/>
@@ -14847,8 +19293,8 @@
         <w:t xml:space="preserve">.</w:t>
       </w:r>
     </w:p>
-    <w:bookmarkEnd w:id="72"/>
-    <w:bookmarkStart w:id="73" w:name="ref-robins1986new"/>
+    <w:bookmarkEnd w:id="73"/>
+    <w:bookmarkStart w:id="74" w:name="ref-robins1986new"/>
     <w:p>
       <w:pPr>
         <w:pStyle w:val="Bibliography"/>
@@ -14879,9 +19325,9 @@
         <w:t xml:space="preserve">7: 1393–512.</w:t>
       </w:r>
     </w:p>
-    <w:bookmarkEnd w:id="73"/>
     <w:bookmarkEnd w:id="74"/>
     <w:bookmarkEnd w:id="75"/>
+    <w:bookmarkEnd w:id="76"/>
     <w:sectPr>
       <w:footnotePr>
         <w:numRestart w:val="eachSect"/>
@@ -15199,6 +19645,9 @@
     <w:abstractNumId w:val="991"/>
   </w:num>
   <w:num w:numId="1006">
+    <w:abstractNumId w:val="991"/>
+  </w:num>
+  <w:num w:numId="1007">
     <w:abstractNumId w:val="99411"/>
     <w:lvlOverride w:ilvl="0">
       <w:startOverride w:val="1"/>
@@ -15228,10 +19677,10 @@
       <w:startOverride w:val="1"/>
     </w:lvlOverride>
   </w:num>
-  <w:num w:numId="1007">
+  <w:num w:numId="1008">
     <w:abstractNumId w:val="991"/>
   </w:num>
-  <w:num w:numId="1008">
+  <w:num w:numId="1009">
     <w:abstractNumId w:val="99411"/>
     <w:lvlOverride w:ilvl="0">
       <w:startOverride w:val="1"/>
@@ -15261,9 +19710,6 @@
       <w:startOverride w:val="1"/>
     </w:lvlOverride>
   </w:num>
-  <w:num w:numId="1009">
-    <w:abstractNumId w:val="991"/>
-  </w:num>
   <w:num w:numId="1010">
     <w:abstractNumId w:val="991"/>
   </w:num>
@@ -15280,6 +19726,9 @@
     <w:abstractNumId w:val="991"/>
   </w:num>
   <w:num w:numId="1015">
+    <w:abstractNumId w:val="991"/>
+  </w:num>
+  <w:num w:numId="1016">
     <w:abstractNumId w:val="99411"/>
     <w:lvlOverride w:ilvl="0">
       <w:startOverride w:val="1"/>
@@ -15309,41 +19758,11 @@
       <w:startOverride w:val="1"/>
     </w:lvlOverride>
   </w:num>
-  <w:num w:numId="1016">
-    <w:abstractNumId w:val="991"/>
-  </w:num>
   <w:num w:numId="1017">
     <w:abstractNumId w:val="991"/>
   </w:num>
   <w:num w:numId="1018">
-    <w:abstractNumId w:val="99411"/>
-    <w:lvlOverride w:ilvl="0">
-      <w:startOverride w:val="1"/>
-    </w:lvlOverride>
-    <w:lvlOverride w:ilvl="1">
-      <w:startOverride w:val="1"/>
-    </w:lvlOverride>
-    <w:lvlOverride w:ilvl="2">
-      <w:startOverride w:val="1"/>
-    </w:lvlOverride>
-    <w:lvlOverride w:ilvl="3">
-      <w:startOverride w:val="1"/>
-    </w:lvlOverride>
-    <w:lvlOverride w:ilvl="4">
-      <w:startOverride w:val="1"/>
-    </w:lvlOverride>
-    <w:lvlOverride w:ilvl="5">
-      <w:startOverride w:val="1"/>
-    </w:lvlOverride>
-    <w:lvlOverride w:ilvl="6">
-      <w:startOverride w:val="1"/>
-    </w:lvlOverride>
-    <w:lvlOverride w:ilvl="7">
-      <w:startOverride w:val="1"/>
-    </w:lvlOverride>
-    <w:lvlOverride w:ilvl="8">
-      <w:startOverride w:val="1"/>
-    </w:lvlOverride>
+    <w:abstractNumId w:val="991"/>
   </w:num>
   <w:num w:numId="1019">
     <w:abstractNumId w:val="991"/>
@@ -15382,6 +19801,42 @@
     </w:lvlOverride>
   </w:num>
   <w:num w:numId="1022">
+    <w:abstractNumId w:val="991"/>
+  </w:num>
+  <w:num w:numId="1023">
+    <w:abstractNumId w:val="991"/>
+  </w:num>
+  <w:num w:numId="1024">
+    <w:abstractNumId w:val="99411"/>
+    <w:lvlOverride w:ilvl="0">
+      <w:startOverride w:val="1"/>
+    </w:lvlOverride>
+    <w:lvlOverride w:ilvl="1">
+      <w:startOverride w:val="1"/>
+    </w:lvlOverride>
+    <w:lvlOverride w:ilvl="2">
+      <w:startOverride w:val="1"/>
+    </w:lvlOverride>
+    <w:lvlOverride w:ilvl="3">
+      <w:startOverride w:val="1"/>
+    </w:lvlOverride>
+    <w:lvlOverride w:ilvl="4">
+      <w:startOverride w:val="1"/>
+    </w:lvlOverride>
+    <w:lvlOverride w:ilvl="5">
+      <w:startOverride w:val="1"/>
+    </w:lvlOverride>
+    <w:lvlOverride w:ilvl="6">
+      <w:startOverride w:val="1"/>
+    </w:lvlOverride>
+    <w:lvlOverride w:ilvl="7">
+      <w:startOverride w:val="1"/>
+    </w:lvlOverride>
+    <w:lvlOverride w:ilvl="8">
+      <w:startOverride w:val="1"/>
+    </w:lvlOverride>
+  </w:num>
+  <w:num w:numId="1025">
     <w:abstractNumId w:val="991"/>
   </w:num>
 </w:numbering>

--- a/pr-preview/pr-100/chapters/13-standardization-parametric-g-formula-tracked-changes.docx
+++ b/pr-preview/pr-100/chapters/13-standardization-parametric-g-formula-tracked-changes.docx
@@ -1007,7 +1007,7 @@
               <w:spacing w:before="16" w:after="64"/>
             </w:pPr>
           </w:p>
-          <w:bookmarkStart w:id="11" w:name="def-standardization"/>
+          <w:bookmarkStart w:id="11" w:name="def-standardization-ch13"/>
           <w:p>
             <w:pPr>
               <w:pStyle w:val="BodyText"/>
@@ -1988,7 +1988,7 @@
             <w:r>
               <w:t xml:space="preserve"> </w:t>
             </w:r>
-            <w:hyperlink w:anchor="def-standardization">
+            <w:hyperlink w:anchor="def-standardization-ch13">
               <w:r>
                 <w:rPr>
                   <w:rStyle w:val="Hyperlink"/>
@@ -2968,7 +2968,7 @@
       </w:ins>
       <w:ins w:id="20" w:author="PR Preview" w:date="2024-01-01T00:00:00Z">
         <w:r>
-          <w:t xml:space="preserve">So a consistent estimator of the standardized mean with</w:t>
+          <w:t xml:space="preserve">So, under these conditions, any estimator that converges to the standardized mean with</w:t>
         </w:r>
       </w:ins>
       <w:ins w:id="20" w:author="PR Preview" w:date="2024-01-01T00:00:00Z">
@@ -2997,7 +2997,7 @@
       </w:ins>
       <w:ins w:id="20" w:author="PR Preview" w:date="2024-01-01T00:00:00Z">
         <w:r>
-          <w:t xml:space="preserve">consistently estimates</w:t>
+          <w:t xml:space="preserve">also converges to</w:t>
         </w:r>
       </w:ins>
       <w:ins w:id="20" w:author="PR Preview" w:date="2024-01-01T00:00:00Z">
@@ -3065,7 +3065,17 @@
       </m:oMath>
       <w:ins w:id="20" w:author="PR Preview" w:date="2024-01-01T00:00:00Z">
         <w:r>
-          <w:t xml:space="preserve">, and with</w:t>
+          <w:t xml:space="preserve">;</w:t>
+        </w:r>
+      </w:ins>
+      <w:ins w:id="20" w:author="PR Preview" w:date="2024-01-01T00:00:00Z">
+        <w:r>
+          <w:t xml:space="preserve"> </w:t>
+        </w:r>
+      </w:ins>
+      <w:ins w:id="20" w:author="PR Preview" w:date="2024-01-01T00:00:00Z">
+        <w:r>
+          <w:t xml:space="preserve">likewise with</w:t>
         </w:r>
       </w:ins>
       <w:ins w:id="20" w:author="PR Preview" w:date="2024-01-01T00:00:00Z">
@@ -3094,7 +3104,7 @@
       </w:ins>
       <w:ins w:id="20" w:author="PR Preview" w:date="2024-01-01T00:00:00Z">
         <w:r>
-          <w:t xml:space="preserve">consistently estimates</w:t>
+          <w:t xml:space="preserve">and</w:t>
         </w:r>
       </w:ins>
       <w:ins w:id="20" w:author="PR Preview" w:date="2024-01-01T00:00:00Z">
@@ -3242,7 +3252,13 @@
               <w:t xml:space="preserve"> </w:t>
             </w:r>
             <w:r>
-              <w:t xml:space="preserve">can also be estimated by standardization (book’s Technical Point 4.1): replace</w:t>
+              <w:t xml:space="preserve">can also be estimated by standardization (book’s Technical Point 4.1):</w:t>
+            </w:r>
+            <w:r>
+              <w:t xml:space="preserve"> </w:t>
+            </w:r>
+            <w:r>
+              <w:t xml:space="preserve">replace</w:t>
             </w:r>
             <w:r>
               <w:t xml:space="preserve"> </w:t>
@@ -3347,7 +3363,7 @@
             <w:r>
               <w:t xml:space="preserve"> </w:t>
             </w:r>
-            <w:hyperlink w:anchor="def-standardization">
+            <w:hyperlink w:anchor="def-standardization-ch13">
               <w:r>
                 <w:rPr>
                   <w:rStyle w:val="Hyperlink"/>
